--- a/fuentes/CF1_12310176_DU.docx
+++ b/fuentes/CF1_12310176_DU.docx
@@ -557,7 +557,7 @@
             </w:rPr>
             <w:fldChar w:fldCharType="separate"/>
           </w:r>
-          <w:hyperlink w:anchor="_Toc204959386" w:history="1">
+          <w:hyperlink w:anchor="_Toc210125593" w:history="1">
             <w:r>
               <w:rPr>
                 <w:rStyle w:val="Hipervnculo"/>
@@ -584,7 +584,7 @@
                 <w:noProof/>
                 <w:webHidden/>
               </w:rPr>
-              <w:instrText xml:space="preserve"> PAGEREF _Toc204959386 \h </w:instrText>
+              <w:instrText xml:space="preserve"> PAGEREF _Toc210125593 \h </w:instrText>
             </w:r>
             <w:r>
               <w:rPr>
@@ -627,7 +627,7 @@
               <w14:ligatures w14:val="none"/>
             </w:rPr>
           </w:pPr>
-          <w:hyperlink w:anchor="_Toc204959387" w:history="1">
+          <w:hyperlink w:anchor="_Toc210125594" w:history="1">
             <w:r>
               <w:rPr>
                 <w:rStyle w:val="Hipervnculo"/>
@@ -672,7 +672,7 @@
                 <w:noProof/>
                 <w:webHidden/>
               </w:rPr>
-              <w:instrText xml:space="preserve"> PAGEREF _Toc204959387 \h </w:instrText>
+              <w:instrText xml:space="preserve"> PAGEREF _Toc210125594 \h </w:instrText>
             </w:r>
             <w:r>
               <w:rPr>
@@ -692,7 +692,7 @@
                 <w:noProof/>
                 <w:webHidden/>
               </w:rPr>
-              <w:t>3</w:t>
+              <w:t>4</w:t>
             </w:r>
             <w:r>
               <w:rPr>
@@ -715,7 +715,7 @@
               <w14:ligatures w14:val="none"/>
             </w:rPr>
           </w:pPr>
-          <w:hyperlink w:anchor="_Toc204959388" w:history="1">
+          <w:hyperlink w:anchor="_Toc210125595" w:history="1">
             <w:r>
               <w:rPr>
                 <w:rStyle w:val="Hipervnculo"/>
@@ -760,7 +760,7 @@
                 <w:noProof/>
                 <w:webHidden/>
               </w:rPr>
-              <w:instrText xml:space="preserve"> PAGEREF _Toc204959388 \h </w:instrText>
+              <w:instrText xml:space="preserve"> PAGEREF _Toc210125595 \h </w:instrText>
             </w:r>
             <w:r>
               <w:rPr>
@@ -780,7 +780,7 @@
                 <w:noProof/>
                 <w:webHidden/>
               </w:rPr>
-              <w:t>7</w:t>
+              <w:t>8</w:t>
             </w:r>
             <w:r>
               <w:rPr>
@@ -802,7 +802,7 @@
               <w14:ligatures w14:val="none"/>
             </w:rPr>
           </w:pPr>
-          <w:hyperlink w:anchor="_Toc204959391" w:history="1">
+          <w:hyperlink w:anchor="_Toc210125598" w:history="1">
             <w:r>
               <w:rPr>
                 <w:rStyle w:val="Hipervnculo"/>
@@ -847,7 +847,7 @@
               <w:rPr>
                 <w:webHidden/>
               </w:rPr>
-              <w:instrText xml:space="preserve"> PAGEREF _Toc204959391 \h </w:instrText>
+              <w:instrText xml:space="preserve"> PAGEREF _Toc210125598 \h </w:instrText>
             </w:r>
             <w:r>
               <w:rPr>
@@ -864,7 +864,7 @@
               <w:rPr>
                 <w:webHidden/>
               </w:rPr>
-              <w:t>7</w:t>
+              <w:t>8</w:t>
             </w:r>
             <w:r>
               <w:rPr>
@@ -885,7 +885,7 @@
               <w14:ligatures w14:val="none"/>
             </w:rPr>
           </w:pPr>
-          <w:hyperlink w:anchor="_Toc204959392" w:history="1">
+          <w:hyperlink w:anchor="_Toc210125599" w:history="1">
             <w:r>
               <w:rPr>
                 <w:rStyle w:val="Hipervnculo"/>
@@ -930,7 +930,7 @@
               <w:rPr>
                 <w:webHidden/>
               </w:rPr>
-              <w:instrText xml:space="preserve"> PAGEREF _Toc204959392 \h </w:instrText>
+              <w:instrText xml:space="preserve"> PAGEREF _Toc210125599 \h </w:instrText>
             </w:r>
             <w:r>
               <w:rPr>
@@ -947,7 +947,7 @@
               <w:rPr>
                 <w:webHidden/>
               </w:rPr>
-              <w:t>11</w:t>
+              <w:t>12</w:t>
             </w:r>
             <w:r>
               <w:rPr>
@@ -968,7 +968,7 @@
               <w14:ligatures w14:val="none"/>
             </w:rPr>
           </w:pPr>
-          <w:hyperlink w:anchor="_Toc204959393" w:history="1">
+          <w:hyperlink w:anchor="_Toc210125600" w:history="1">
             <w:r>
               <w:rPr>
                 <w:rStyle w:val="Hipervnculo"/>
@@ -1013,7 +1013,7 @@
               <w:rPr>
                 <w:webHidden/>
               </w:rPr>
-              <w:instrText xml:space="preserve"> PAGEREF _Toc204959393 \h </w:instrText>
+              <w:instrText xml:space="preserve"> PAGEREF _Toc210125600 \h </w:instrText>
             </w:r>
             <w:r>
               <w:rPr>
@@ -1030,7 +1030,7 @@
               <w:rPr>
                 <w:webHidden/>
               </w:rPr>
-              <w:t>13</w:t>
+              <w:t>14</w:t>
             </w:r>
             <w:r>
               <w:rPr>
@@ -1051,7 +1051,7 @@
               <w14:ligatures w14:val="none"/>
             </w:rPr>
           </w:pPr>
-          <w:hyperlink w:anchor="_Toc204959394" w:history="1">
+          <w:hyperlink w:anchor="_Toc210125601" w:history="1">
             <w:r>
               <w:rPr>
                 <w:rStyle w:val="Hipervnculo"/>
@@ -1096,7 +1096,7 @@
               <w:rPr>
                 <w:webHidden/>
               </w:rPr>
-              <w:instrText xml:space="preserve"> PAGEREF _Toc204959394 \h </w:instrText>
+              <w:instrText xml:space="preserve"> PAGEREF _Toc210125601 \h </w:instrText>
             </w:r>
             <w:r>
               <w:rPr>
@@ -1113,7 +1113,7 @@
               <w:rPr>
                 <w:webHidden/>
               </w:rPr>
-              <w:t>17</w:t>
+              <w:t>18</w:t>
             </w:r>
             <w:r>
               <w:rPr>
@@ -1135,7 +1135,7 @@
               <w14:ligatures w14:val="none"/>
             </w:rPr>
           </w:pPr>
-          <w:hyperlink w:anchor="_Toc204959395" w:history="1">
+          <w:hyperlink w:anchor="_Toc210125602" w:history="1">
             <w:r>
               <w:rPr>
                 <w:rStyle w:val="Hipervnculo"/>
@@ -1180,7 +1180,7 @@
                 <w:noProof/>
                 <w:webHidden/>
               </w:rPr>
-              <w:instrText xml:space="preserve"> PAGEREF _Toc204959395 \h </w:instrText>
+              <w:instrText xml:space="preserve"> PAGEREF _Toc210125602 \h </w:instrText>
             </w:r>
             <w:r>
               <w:rPr>
@@ -1200,7 +1200,7 @@
                 <w:noProof/>
                 <w:webHidden/>
               </w:rPr>
-              <w:t>23</w:t>
+              <w:t>24</w:t>
             </w:r>
             <w:r>
               <w:rPr>
@@ -1222,7 +1222,7 @@
               <w14:ligatures w14:val="none"/>
             </w:rPr>
           </w:pPr>
-          <w:hyperlink w:anchor="_Toc204959397" w:history="1">
+          <w:hyperlink w:anchor="_Toc210125604" w:history="1">
             <w:r>
               <w:rPr>
                 <w:rStyle w:val="Hipervnculo"/>
@@ -1267,7 +1267,7 @@
               <w:rPr>
                 <w:webHidden/>
               </w:rPr>
-              <w:instrText xml:space="preserve"> PAGEREF _Toc204959397 \h </w:instrText>
+              <w:instrText xml:space="preserve"> PAGEREF _Toc210125604 \h </w:instrText>
             </w:r>
             <w:r>
               <w:rPr>
@@ -1284,7 +1284,7 @@
               <w:rPr>
                 <w:webHidden/>
               </w:rPr>
-              <w:t>25</w:t>
+              <w:t>26</w:t>
             </w:r>
             <w:r>
               <w:rPr>
@@ -1305,7 +1305,7 @@
               <w14:ligatures w14:val="none"/>
             </w:rPr>
           </w:pPr>
-          <w:hyperlink w:anchor="_Toc204959398" w:history="1">
+          <w:hyperlink w:anchor="_Toc210125605" w:history="1">
             <w:r>
               <w:rPr>
                 <w:rStyle w:val="Hipervnculo"/>
@@ -1350,7 +1350,7 @@
               <w:rPr>
                 <w:webHidden/>
               </w:rPr>
-              <w:instrText xml:space="preserve"> PAGEREF _Toc204959398 \h </w:instrText>
+              <w:instrText xml:space="preserve"> PAGEREF _Toc210125605 \h </w:instrText>
             </w:r>
             <w:r>
               <w:rPr>
@@ -1367,7 +1367,7 @@
               <w:rPr>
                 <w:webHidden/>
               </w:rPr>
-              <w:t>30</w:t>
+              <w:t>31</w:t>
             </w:r>
             <w:r>
               <w:rPr>
@@ -1389,7 +1389,7 @@
               <w14:ligatures w14:val="none"/>
             </w:rPr>
           </w:pPr>
-          <w:hyperlink w:anchor="_Toc204959399" w:history="1">
+          <w:hyperlink w:anchor="_Toc210125606" w:history="1">
             <w:r>
               <w:rPr>
                 <w:rStyle w:val="Hipervnculo"/>
@@ -1416,7 +1416,7 @@
                 <w:noProof/>
                 <w:webHidden/>
               </w:rPr>
-              <w:instrText xml:space="preserve"> PAGEREF _Toc204959399 \h </w:instrText>
+              <w:instrText xml:space="preserve"> PAGEREF _Toc210125606 \h </w:instrText>
             </w:r>
             <w:r>
               <w:rPr>
@@ -1436,7 +1436,7 @@
                 <w:noProof/>
                 <w:webHidden/>
               </w:rPr>
-              <w:t>37</w:t>
+              <w:t>38</w:t>
             </w:r>
             <w:r>
               <w:rPr>
@@ -1459,7 +1459,7 @@
               <w14:ligatures w14:val="none"/>
             </w:rPr>
           </w:pPr>
-          <w:hyperlink w:anchor="_Toc204959400" w:history="1">
+          <w:hyperlink w:anchor="_Toc210125607" w:history="1">
             <w:r>
               <w:rPr>
                 <w:rStyle w:val="Hipervnculo"/>
@@ -1486,7 +1486,7 @@
                 <w:noProof/>
                 <w:webHidden/>
               </w:rPr>
-              <w:instrText xml:space="preserve"> PAGEREF _Toc204959400 \h </w:instrText>
+              <w:instrText xml:space="preserve"> PAGEREF _Toc210125607 \h </w:instrText>
             </w:r>
             <w:r>
               <w:rPr>
@@ -1506,7 +1506,7 @@
                 <w:noProof/>
                 <w:webHidden/>
               </w:rPr>
-              <w:t>38</w:t>
+              <w:t>39</w:t>
             </w:r>
             <w:r>
               <w:rPr>
@@ -1529,7 +1529,7 @@
               <w14:ligatures w14:val="none"/>
             </w:rPr>
           </w:pPr>
-          <w:hyperlink w:anchor="_Toc204959401" w:history="1">
+          <w:hyperlink w:anchor="_Toc210125608" w:history="1">
             <w:r>
               <w:rPr>
                 <w:rStyle w:val="Hipervnculo"/>
@@ -1556,7 +1556,7 @@
                 <w:noProof/>
                 <w:webHidden/>
               </w:rPr>
-              <w:instrText xml:space="preserve"> PAGEREF _Toc204959401 \h </w:instrText>
+              <w:instrText xml:space="preserve"> PAGEREF _Toc210125608 \h </w:instrText>
             </w:r>
             <w:r>
               <w:rPr>
@@ -1576,7 +1576,7 @@
                 <w:noProof/>
                 <w:webHidden/>
               </w:rPr>
-              <w:t>39</w:t>
+              <w:t>40</w:t>
             </w:r>
             <w:r>
               <w:rPr>
@@ -1599,7 +1599,7 @@
               <w14:ligatures w14:val="none"/>
             </w:rPr>
           </w:pPr>
-          <w:hyperlink w:anchor="_Toc204959402" w:history="1">
+          <w:hyperlink w:anchor="_Toc210125609" w:history="1">
             <w:r>
               <w:rPr>
                 <w:rStyle w:val="Hipervnculo"/>
@@ -1627,7 +1627,7 @@
                 <w:noProof/>
                 <w:webHidden/>
               </w:rPr>
-              <w:instrText xml:space="preserve"> PAGEREF _Toc204959402 \h </w:instrText>
+              <w:instrText xml:space="preserve"> PAGEREF _Toc210125609 \h </w:instrText>
             </w:r>
             <w:r>
               <w:rPr>
@@ -1647,7 +1647,7 @@
                 <w:noProof/>
                 <w:webHidden/>
               </w:rPr>
-              <w:t>41</w:t>
+              <w:t>42</w:t>
             </w:r>
             <w:r>
               <w:rPr>
@@ -1670,7 +1670,7 @@
               <w14:ligatures w14:val="none"/>
             </w:rPr>
           </w:pPr>
-          <w:hyperlink w:anchor="_Toc204959403" w:history="1">
+          <w:hyperlink w:anchor="_Toc210125610" w:history="1">
             <w:r>
               <w:rPr>
                 <w:rStyle w:val="Hipervnculo"/>
@@ -1697,7 +1697,7 @@
                 <w:noProof/>
                 <w:webHidden/>
               </w:rPr>
-              <w:instrText xml:space="preserve"> PAGEREF _Toc204959403 \h </w:instrText>
+              <w:instrText xml:space="preserve"> PAGEREF _Toc210125610 \h </w:instrText>
             </w:r>
             <w:r>
               <w:rPr>
@@ -1769,7 +1769,7 @@
         </w:numPr>
         <w:ind w:left="1068"/>
       </w:pPr>
-      <w:bookmarkStart w:id="0" w:name="_Toc204959386"/>
+      <w:bookmarkStart w:id="0" w:name="_Toc210125593"/>
       <w:r>
         <w:lastRenderedPageBreak/>
         <w:t>Introducción</w:t>
@@ -1824,6 +1824,12 @@
     </w:p>
     <w:p>
       <w:pPr>
+        <w:pStyle w:val="Video"/>
+        <w:numPr>
+          <w:ilvl w:val="0"/>
+          <w:numId w:val="0"/>
+        </w:numPr>
+        <w:jc w:val="left"/>
         <w:rPr>
           <w:lang w:val="es-419" w:eastAsia="es-CO"/>
         </w:rPr>
@@ -1836,6 +1842,74 @@
           <w:lang w:val="es-419" w:eastAsia="es-CO"/>
         </w:rPr>
       </w:pPr>
+      <w:r>
+        <w:rPr>
+          <w:lang w:val="es-419" w:eastAsia="es-CO"/>
+        </w:rPr>
+        <w:lastRenderedPageBreak/>
+        <w:t>Diseño de presupuesto y estrategias de ahorro personal</w:t>
+      </w:r>
+    </w:p>
+    <w:p>
+      <w:pPr>
+        <w:rPr>
+          <w:lang w:val="es-419" w:eastAsia="es-CO"/>
+        </w:rPr>
+      </w:pPr>
+      <w:r>
+        <w:rPr>
+          <w:noProof/>
+          <w:lang w:val="es-419"/>
+        </w:rPr>
+        <w:drawing>
+          <wp:inline distT="0" distB="0" distL="0" distR="0" wp14:anchorId="213474B5" wp14:editId="13C06031">
+            <wp:extent cx="5171090" cy="3880743"/>
+            <wp:effectExtent l="0" t="0" r="0" b="5715"/>
+            <wp:docPr id="4" name="Imagen 4"/>
+            <wp:cNvGraphicFramePr>
+              <a:graphicFrameLocks xmlns:a="http://schemas.openxmlformats.org/drawingml/2006/main" noChangeAspect="1"/>
+            </wp:cNvGraphicFramePr>
+            <a:graphic xmlns:a="http://schemas.openxmlformats.org/drawingml/2006/main">
+              <a:graphicData uri="http://schemas.openxmlformats.org/drawingml/2006/picture">
+                <pic:pic xmlns:pic="http://schemas.openxmlformats.org/drawingml/2006/picture">
+                  <pic:nvPicPr>
+                    <pic:cNvPr id="0" name="Picture 2"/>
+                    <pic:cNvPicPr>
+                      <a:picLocks noChangeAspect="1" noChangeArrowheads="1"/>
+                    </pic:cNvPicPr>
+                  </pic:nvPicPr>
+                  <pic:blipFill>
+                    <a:blip r:embed="rId13">
+                      <a:extLst>
+                        <a:ext uri="{28A0092B-C50C-407E-A947-70E740481C1C}">
+                          <a14:useLocalDpi xmlns:a14="http://schemas.microsoft.com/office/drawing/2010/main" val="0"/>
+                        </a:ext>
+                      </a:extLst>
+                    </a:blip>
+                    <a:srcRect/>
+                    <a:stretch>
+                      <a:fillRect/>
+                    </a:stretch>
+                  </pic:blipFill>
+                  <pic:spPr bwMode="auto">
+                    <a:xfrm>
+                      <a:off x="0" y="0"/>
+                      <a:ext cx="5175941" cy="3884383"/>
+                    </a:xfrm>
+                    <a:prstGeom prst="rect">
+                      <a:avLst/>
+                    </a:prstGeom>
+                    <a:noFill/>
+                    <a:ln>
+                      <a:noFill/>
+                    </a:ln>
+                  </pic:spPr>
+                </pic:pic>
+              </a:graphicData>
+            </a:graphic>
+          </wp:inline>
+        </w:drawing>
+      </w:r>
     </w:p>
     <w:p>
       <w:pPr>
@@ -1844,7 +1918,7 @@
           <w:lang w:val="es-419" w:eastAsia="es-CO"/>
         </w:rPr>
       </w:pPr>
-      <w:hyperlink r:id="rId13" w:history="1">
+      <w:hyperlink r:id="rId14" w:history="1">
         <w:r>
           <w:rPr>
             <w:rStyle w:val="Hipervnculo"/>
@@ -1873,21 +1947,26 @@
               <w:ind w:firstLine="0"/>
               <w:jc w:val="center"/>
               <w:rPr>
+                <w:b/>
+                <w:bCs/>
                 <w:lang w:val="es-419" w:eastAsia="es-CO"/>
               </w:rPr>
             </w:pPr>
             <w:r>
               <w:rPr>
-                <w:highlight w:val="yellow"/>
+                <w:b/>
+                <w:bCs/>
                 <w:lang w:val="es-419" w:eastAsia="es-CO"/>
               </w:rPr>
-              <w:t>Síntesis del video:</w:t>
-            </w:r>
-            <w:r>
-              <w:rPr>
+              <w:t xml:space="preserve">Síntesis del video: </w:t>
+            </w:r>
+            <w:r>
+              <w:rPr>
+                <w:b/>
+                <w:bCs/>
                 <w:lang w:val="es-419" w:eastAsia="es-CO"/>
               </w:rPr>
-              <w:t xml:space="preserve"> </w:t>
+              <w:t>Diseño de presupuesto y estrategias de ahorro personal</w:t>
             </w:r>
           </w:p>
         </w:tc>
@@ -1903,6 +1982,19 @@
                 <w:lang w:val="es-419" w:eastAsia="es-CO"/>
               </w:rPr>
             </w:pPr>
+            <w:r>
+              <w:rPr>
+                <w:lang w:val="es-419" w:eastAsia="es-CO"/>
+              </w:rPr>
+              <w:t xml:space="preserve">Vivimos en un entorno de constante incertidumbre económica, donde la inflación y el consumo impulsado por el crédito dificultan el control de las finanzas personales. Saber cómo se distribuyen nuestros ingresos y gastos es clave para tomar decisiones informadas, y establecer un presupuesto realista ayuda a evitar el sobreendeudamiento. Aunque el ahorro es una práctica antigua, muchas personas no lo aplican debido a la presión del consumo; sin embargo, ahorrar permite anticiparse a emergencias y pensar en el futuro. Planificar financieramente con metas a corto, </w:t>
+            </w:r>
+            <w:r>
+              <w:rPr>
+                <w:lang w:val="es-419" w:eastAsia="es-CO"/>
+              </w:rPr>
+              <w:lastRenderedPageBreak/>
+              <w:t>mediano y largo plazo fortalece la capacidad para generar estabilidad económica y crecimiento personal. Adoptar una verdadera cultura financiera es el primer paso hacia una vida más organizada, segura y proyectada; por ello, comenzar hoy con un presupuesto y convertir el ahorro en nuestro mejor aliado es una decisión fundamental.</w:t>
+            </w:r>
           </w:p>
         </w:tc>
       </w:tr>
@@ -2021,7 +2113,7 @@
       <w:pPr>
         <w:pStyle w:val="Ttulo1"/>
       </w:pPr>
-      <w:bookmarkStart w:id="1" w:name="_Toc204959387"/>
+      <w:bookmarkStart w:id="1" w:name="_Toc210125594"/>
       <w:r>
         <w:lastRenderedPageBreak/>
         <w:t>Conceptualización: ingresos y gastos personales</w:t>
@@ -2329,7 +2421,7 @@
           <w:lang w:eastAsia="es-CO"/>
         </w:rPr>
       </w:pPr>
-      <w:hyperlink r:id="rId14" w:tgtFrame="_blank" w:history="1">
+      <w:hyperlink r:id="rId15" w:tgtFrame="_blank" w:history="1">
         <w:r>
           <w:rPr>
             <w:rStyle w:val="Hipervnculo"/>
@@ -2413,7 +2505,7 @@
       <w:pPr>
         <w:pStyle w:val="Ttulo1"/>
       </w:pPr>
-      <w:bookmarkStart w:id="2" w:name="_Toc204959388"/>
+      <w:bookmarkStart w:id="2" w:name="_Toc210125595"/>
       <w:r>
         <w:lastRenderedPageBreak/>
         <w:t>Los ingresos</w:t>
@@ -2488,7 +2580,9 @@
         </w:rPr>
       </w:pPr>
       <w:bookmarkStart w:id="3" w:name="_Toc204959389"/>
+      <w:bookmarkStart w:id="4" w:name="_Toc210125596"/>
       <w:bookmarkEnd w:id="3"/>
+      <w:bookmarkEnd w:id="4"/>
     </w:p>
     <w:p>
       <w:pPr>
@@ -2518,18 +2612,20 @@
           <w14:ligatures w14:val="none"/>
         </w:rPr>
       </w:pPr>
-      <w:bookmarkStart w:id="4" w:name="_Toc204959390"/>
-      <w:bookmarkEnd w:id="4"/>
+      <w:bookmarkStart w:id="5" w:name="_Toc204959390"/>
+      <w:bookmarkStart w:id="6" w:name="_Toc210125597"/>
+      <w:bookmarkEnd w:id="5"/>
+      <w:bookmarkEnd w:id="6"/>
     </w:p>
     <w:p>
       <w:pPr>
         <w:pStyle w:val="Ttulo2"/>
       </w:pPr>
-      <w:bookmarkStart w:id="5" w:name="_Toc204959391"/>
+      <w:bookmarkStart w:id="7" w:name="_Toc210125598"/>
       <w:r>
         <w:t>Ingresos independientes</w:t>
       </w:r>
-      <w:bookmarkEnd w:id="5"/>
+      <w:bookmarkEnd w:id="7"/>
     </w:p>
     <w:p>
       <w:pPr>
@@ -2944,11 +3040,11 @@
       <w:pPr>
         <w:pStyle w:val="Ttulo2"/>
       </w:pPr>
-      <w:bookmarkStart w:id="6" w:name="_Toc204959392"/>
+      <w:bookmarkStart w:id="8" w:name="_Toc210125599"/>
       <w:r>
         <w:t>Ingresos dependientes</w:t>
       </w:r>
-      <w:bookmarkEnd w:id="6"/>
+      <w:bookmarkEnd w:id="8"/>
     </w:p>
     <w:p>
       <w:r>
@@ -3231,11 +3327,11 @@
       <w:r>
         <w:t> </w:t>
       </w:r>
-      <w:bookmarkStart w:id="7" w:name="_Toc204959393"/>
+      <w:bookmarkStart w:id="9" w:name="_Toc210125600"/>
       <w:r>
         <w:t>Estrategias para mejorar los ingresos</w:t>
       </w:r>
-      <w:bookmarkEnd w:id="7"/>
+      <w:bookmarkEnd w:id="9"/>
     </w:p>
     <w:p>
       <w:r>
@@ -3715,11 +3811,11 @@
       <w:pPr>
         <w:pStyle w:val="Ttulo2"/>
       </w:pPr>
-      <w:bookmarkStart w:id="8" w:name="_Toc204959394"/>
+      <w:bookmarkStart w:id="10" w:name="_Toc210125601"/>
       <w:r>
         <w:t>Manejo adecuado de los ingresos</w:t>
       </w:r>
-      <w:bookmarkEnd w:id="8"/>
+      <w:bookmarkEnd w:id="10"/>
     </w:p>
     <w:p>
       <w:r>
@@ -4137,12 +4233,12 @@
       <w:pPr>
         <w:pStyle w:val="Ttulo1"/>
       </w:pPr>
-      <w:bookmarkStart w:id="9" w:name="_Toc204959395"/>
+      <w:bookmarkStart w:id="11" w:name="_Toc210125602"/>
       <w:r>
         <w:lastRenderedPageBreak/>
         <w:t>Los gastos</w:t>
       </w:r>
-      <w:bookmarkEnd w:id="9"/>
+      <w:bookmarkEnd w:id="11"/>
     </w:p>
     <w:p>
       <w:r>
@@ -4382,18 +4478,20 @@
           <w14:ligatures w14:val="none"/>
         </w:rPr>
       </w:pPr>
-      <w:bookmarkStart w:id="10" w:name="_Toc204959396"/>
-      <w:bookmarkEnd w:id="10"/>
+      <w:bookmarkStart w:id="12" w:name="_Toc204959396"/>
+      <w:bookmarkStart w:id="13" w:name="_Toc210125603"/>
+      <w:bookmarkEnd w:id="12"/>
+      <w:bookmarkEnd w:id="13"/>
     </w:p>
     <w:p>
       <w:pPr>
         <w:pStyle w:val="Ttulo2"/>
       </w:pPr>
-      <w:bookmarkStart w:id="11" w:name="_Toc204959397"/>
+      <w:bookmarkStart w:id="14" w:name="_Toc210125604"/>
       <w:r>
         <w:t>Responsabilidad frente al gasto</w:t>
       </w:r>
-      <w:bookmarkEnd w:id="11"/>
+      <w:bookmarkEnd w:id="14"/>
     </w:p>
     <w:p>
       <w:r>
@@ -4689,11 +4787,11 @@
       <w:pPr>
         <w:pStyle w:val="Ttulo2"/>
       </w:pPr>
-      <w:bookmarkStart w:id="12" w:name="_Toc204959398"/>
+      <w:bookmarkStart w:id="15" w:name="_Toc210125605"/>
       <w:r>
         <w:t>Estrategias para controlar el gasto</w:t>
       </w:r>
-      <w:bookmarkEnd w:id="12"/>
+      <w:bookmarkEnd w:id="15"/>
     </w:p>
     <w:p>
       <w:r>
@@ -4783,7 +4881,7 @@
                     </pic:cNvPicPr>
                   </pic:nvPicPr>
                   <pic:blipFill>
-                    <a:blip r:embed="rId15">
+                    <a:blip r:embed="rId16">
                       <a:extLst>
                         <a:ext uri="{28A0092B-C50C-407E-A947-70E740481C1C}">
                           <a14:useLocalDpi xmlns:a14="http://schemas.microsoft.com/office/drawing/2010/main" val="0"/>
@@ -4825,7 +4923,7 @@
       <w:r>
         <w:t>de Comfenalco Santander. </w:t>
       </w:r>
-      <w:hyperlink r:id="rId16" w:tgtFrame="_blank" w:history="1">
+      <w:hyperlink r:id="rId17" w:tgtFrame="_blank" w:history="1">
         <w:r>
           <w:rPr>
             <w:rStyle w:val="Hipervnculo"/>
@@ -4874,7 +4972,7 @@
         <w:pStyle w:val="Prrafodelista"/>
         <w:ind w:left="1429" w:firstLine="0"/>
       </w:pPr>
-      <w:hyperlink r:id="rId17" w:tgtFrame="_blank" w:history="1">
+      <w:hyperlink r:id="rId18" w:tgtFrame="_blank" w:history="1">
         <w:r>
           <w:rPr>
             <w:rStyle w:val="Hipervnculo"/>
@@ -4992,7 +5090,7 @@
       <w:r>
         <w:t xml:space="preserve"> </w:t>
       </w:r>
-      <w:hyperlink r:id="rId18" w:history="1">
+      <w:hyperlink r:id="rId19" w:history="1">
         <w:r>
           <w:rPr>
             <w:rStyle w:val="Hipervnculo"/>
@@ -5627,12 +5725,12 @@
         </w:numPr>
         <w:ind w:left="1068"/>
       </w:pPr>
-      <w:bookmarkStart w:id="13" w:name="_Toc204959399"/>
+      <w:bookmarkStart w:id="16" w:name="_Toc210125606"/>
       <w:r>
         <w:lastRenderedPageBreak/>
         <w:t>Síntesis</w:t>
       </w:r>
-      <w:bookmarkEnd w:id="13"/>
+      <w:bookmarkEnd w:id="16"/>
     </w:p>
     <w:p>
       <w:pPr>
@@ -5683,7 +5781,7 @@
                     </pic:cNvPicPr>
                   </pic:nvPicPr>
                   <pic:blipFill>
-                    <a:blip r:embed="rId19">
+                    <a:blip r:embed="rId20">
                       <a:extLst>
                         <a:ext uri="{28A0092B-C50C-407E-A947-70E740481C1C}">
                           <a14:useLocalDpi xmlns:a14="http://schemas.microsoft.com/office/drawing/2010/main" val="0"/>
@@ -5763,12 +5861,12 @@
         </w:numPr>
         <w:ind w:left="1068"/>
       </w:pPr>
-      <w:bookmarkStart w:id="14" w:name="_Toc204959400"/>
+      <w:bookmarkStart w:id="17" w:name="_Toc210125607"/>
       <w:r>
         <w:lastRenderedPageBreak/>
         <w:t>Material complementario</w:t>
       </w:r>
-      <w:bookmarkEnd w:id="14"/>
+      <w:bookmarkEnd w:id="17"/>
     </w:p>
     <w:tbl>
       <w:tblPr>
@@ -5906,7 +6004,7 @@
             <w:pPr>
               <w:pStyle w:val="TextoTablas"/>
             </w:pPr>
-            <w:hyperlink r:id="rId20" w:history="1">
+            <w:hyperlink r:id="rId21" w:history="1">
               <w:r>
                 <w:rPr>
                   <w:rStyle w:val="Hipervnculo"/>
@@ -5965,7 +6063,7 @@
             <w:pPr>
               <w:pStyle w:val="TextoTablas"/>
             </w:pPr>
-            <w:hyperlink r:id="rId21" w:history="1">
+            <w:hyperlink r:id="rId22" w:history="1">
               <w:r>
                 <w:rPr>
                   <w:rStyle w:val="Hipervnculo"/>
@@ -6027,7 +6125,7 @@
             <w:pPr>
               <w:pStyle w:val="TextoTablas"/>
             </w:pPr>
-            <w:hyperlink r:id="rId22" w:history="1">
+            <w:hyperlink r:id="rId23" w:history="1">
               <w:r>
                 <w:rPr>
                   <w:rStyle w:val="Hipervnculo"/>
@@ -6089,7 +6187,7 @@
             <w:pPr>
               <w:pStyle w:val="TextoTablas"/>
             </w:pPr>
-            <w:hyperlink r:id="rId23" w:history="1">
+            <w:hyperlink r:id="rId24" w:history="1">
               <w:r>
                 <w:rPr>
                   <w:rStyle w:val="Hipervnculo"/>
@@ -6153,12 +6251,12 @@
         </w:numPr>
         <w:ind w:left="1068"/>
       </w:pPr>
-      <w:bookmarkStart w:id="15" w:name="_Toc204959401"/>
+      <w:bookmarkStart w:id="18" w:name="_Toc210125608"/>
       <w:r>
         <w:lastRenderedPageBreak/>
         <w:t>Glosario</w:t>
       </w:r>
-      <w:bookmarkEnd w:id="15"/>
+      <w:bookmarkEnd w:id="18"/>
     </w:p>
     <w:p>
       <w:pPr>
@@ -6611,7 +6709,7 @@
         </w:numPr>
         <w:ind w:left="1068"/>
       </w:pPr>
-      <w:bookmarkStart w:id="16" w:name="_Toc204959402"/>
+      <w:bookmarkStart w:id="19" w:name="_Toc210125609"/>
       <w:r>
         <w:rPr>
           <w:bdr w:val="none" w:sz="0" w:space="0" w:color="auto" w:frame="1"/>
@@ -6619,7 +6717,7 @@
         <w:lastRenderedPageBreak/>
         <w:t>Referencias bibliográficas</w:t>
       </w:r>
-      <w:bookmarkEnd w:id="16"/>
+      <w:bookmarkEnd w:id="19"/>
     </w:p>
     <w:p>
       <w:pPr>
@@ -6644,7 +6742,7 @@
         </w:rPr>
         <w:t>Comfenalco Santander. (s.f.). El presupuesto personal: tu brújula financiera hacia un futuro próspero. Recuperado de: </w:t>
       </w:r>
-      <w:hyperlink r:id="rId24" w:tgtFrame="_blank" w:history="1">
+      <w:hyperlink r:id="rId25" w:tgtFrame="_blank" w:history="1">
         <w:r>
           <w:rPr>
             <w:rStyle w:val="Hipervnculo"/>
@@ -6898,7 +6996,7 @@
         </w:rPr>
         <w:t>. OECD Publishing. </w:t>
       </w:r>
-      <w:hyperlink r:id="rId25" w:tgtFrame="_blank" w:history="1">
+      <w:hyperlink r:id="rId26" w:tgtFrame="_blank" w:history="1">
         <w:r>
           <w:rPr>
             <w:rStyle w:val="Hipervnculo"/>
@@ -7284,12 +7382,12 @@
         </w:numPr>
         <w:ind w:left="708"/>
       </w:pPr>
-      <w:bookmarkStart w:id="17" w:name="_Toc204959403"/>
+      <w:bookmarkStart w:id="20" w:name="_Toc210125610"/>
       <w:r>
         <w:lastRenderedPageBreak/>
         <w:t>Créditos</w:t>
       </w:r>
-      <w:bookmarkEnd w:id="17"/>
+      <w:bookmarkEnd w:id="20"/>
     </w:p>
     <w:tbl>
       <w:tblPr>
@@ -7782,8 +7880,8 @@
       </w:pPr>
     </w:p>
     <w:sectPr>
-      <w:headerReference w:type="default" r:id="rId26"/>
-      <w:footerReference w:type="default" r:id="rId27"/>
+      <w:headerReference w:type="default" r:id="rId27"/>
+      <w:footerReference w:type="default" r:id="rId28"/>
       <w:pgSz w:w="12240" w:h="15840"/>
       <w:pgMar w:top="1701" w:right="1134" w:bottom="1134" w:left="1134" w:header="709" w:footer="737" w:gutter="0"/>
       <w:pgNumType w:start="1"/>
@@ -8136,7 +8234,7 @@
         <v:path o:extrusionok="f" gradientshapeok="t" o:connecttype="rect"/>
         <o:lock v:ext="edit" aspectratio="t"/>
       </v:shapetype>
-      <v:shape id="_x0000_i1107" type="#_x0000_t75" style="width:11.35pt;height:11.35pt" o:bullet="t">
+      <v:shape id="_x0000_i1038" type="#_x0000_t75" style="width:11.7pt;height:11.7pt" o:bullet="t">
         <v:imagedata r:id="rId1" o:title="mso9D57"/>
       </v:shape>
     </w:pict>
@@ -11787,6 +11885,7 @@
   <w:style w:type="character" w:default="1" w:styleId="Fuentedeprrafopredeter">
     <w:name w:val="Default Paragraph Font"/>
     <w:uiPriority w:val="1"/>
+    <w:semiHidden/>
     <w:unhideWhenUsed/>
   </w:style>
   <w:style w:type="table" w:default="1" w:styleId="Tablanormal">
@@ -12986,19 +13085,6 @@
 </file>
 
 <file path=customXml/item2.xml><?xml version="1.0" encoding="utf-8"?>
-<b:Sources xmlns:b="http://schemas.openxmlformats.org/officeDocument/2006/bibliography" xmlns="http://schemas.openxmlformats.org/officeDocument/2006/bibliography" SelectedStyle="\APASixthEditionOfficeOnline.xsl" StyleName="APA" Version="6"/>
-</file>
-
-<file path=customXml/item3.xml><?xml version="1.0" encoding="utf-8"?>
-<?mso-contentType ?>
-<FormTemplates xmlns="http://schemas.microsoft.com/sharepoint/v3/contenttype/forms">
-  <Display>DocumentLibraryForm</Display>
-  <Edit>DocumentLibraryForm</Edit>
-  <New>DocumentLibraryForm</New>
-</FormTemplates>
-</file>
-
-<file path=customXml/item4.xml><?xml version="1.0" encoding="utf-8"?>
 <ct:contentTypeSchema xmlns:ct="http://schemas.microsoft.com/office/2006/metadata/contentType" xmlns:ma="http://schemas.microsoft.com/office/2006/metadata/properties/metaAttributes" ct:_="" ma:_="" ma:contentTypeName="Documento" ma:contentTypeID="0x01010049282E1EDBE9234EA9E6D38F720E265F" ma:contentTypeVersion="15" ma:contentTypeDescription="Crear nuevo documento." ma:contentTypeScope="" ma:versionID="b31c7aa9eaf043a08b87120b3c4916e3">
   <xsd:schema xmlns:xsd="http://www.w3.org/2001/XMLSchema" xmlns:xs="http://www.w3.org/2001/XMLSchema" xmlns:p="http://schemas.microsoft.com/office/2006/metadata/properties" xmlns:ns2="cb45339b-ced9-4d0d-8f64-77573914d53b" xmlns:ns3="43a3ca16-9c26-4813-b83f-4aec9927b43f" targetNamespace="http://schemas.microsoft.com/office/2006/metadata/properties" ma:root="true" ma:fieldsID="3533d065b04d75c457075bc55f1f5315" ns2:_="" ns3:_="">
     <xsd:import namespace="cb45339b-ced9-4d0d-8f64-77573914d53b"/>
@@ -13233,6 +13319,19 @@
 </ct:contentTypeSchema>
 </file>
 
+<file path=customXml/item3.xml><?xml version="1.0" encoding="utf-8"?>
+<?mso-contentType ?>
+<FormTemplates xmlns="http://schemas.microsoft.com/sharepoint/v3/contenttype/forms">
+  <Display>DocumentLibraryForm</Display>
+  <Edit>DocumentLibraryForm</Edit>
+  <New>DocumentLibraryForm</New>
+</FormTemplates>
+</file>
+
+<file path=customXml/item4.xml><?xml version="1.0" encoding="utf-8"?>
+<b:Sources xmlns:b="http://schemas.openxmlformats.org/officeDocument/2006/bibliography" xmlns="http://schemas.openxmlformats.org/officeDocument/2006/bibliography" SelectedStyle="\APASixthEditionOfficeOnline.xsl" StyleName="APA" Version="6"/>
+</file>
+
 <file path=customXml/itemProps1.xml><?xml version="1.0" encoding="utf-8"?>
 <ds:datastoreItem xmlns:ds="http://schemas.openxmlformats.org/officeDocument/2006/customXml" ds:itemID="{26259216-AD86-464A-AEAD-95B1F9E17392}">
   <ds:schemaRefs>
@@ -13245,22 +13344,6 @@
 </file>
 
 <file path=customXml/itemProps2.xml><?xml version="1.0" encoding="utf-8"?>
-<ds:datastoreItem xmlns:ds="http://schemas.openxmlformats.org/officeDocument/2006/customXml" ds:itemID="{A9F2CEBA-C824-4C86-81A8-E32CBD0EB92D}">
-  <ds:schemaRefs>
-    <ds:schemaRef ds:uri="http://schemas.openxmlformats.org/officeDocument/2006/bibliography"/>
-  </ds:schemaRefs>
-</ds:datastoreItem>
-</file>
-
-<file path=customXml/itemProps3.xml><?xml version="1.0" encoding="utf-8"?>
-<ds:datastoreItem xmlns:ds="http://schemas.openxmlformats.org/officeDocument/2006/customXml" ds:itemID="{D00A4A46-BDBD-48AC-87B9-2BA42D9CC06F}">
-  <ds:schemaRefs>
-    <ds:schemaRef ds:uri="http://schemas.microsoft.com/sharepoint/v3/contenttype/forms"/>
-  </ds:schemaRefs>
-</ds:datastoreItem>
-</file>
-
-<file path=customXml/itemProps4.xml><?xml version="1.0" encoding="utf-8"?>
 <ds:datastoreItem xmlns:ds="http://schemas.openxmlformats.org/officeDocument/2006/customXml" ds:itemID="{0BC4A0A4-89EA-4C0C-9011-C1B351E892BC}">
   <ds:schemaRefs>
     <ds:schemaRef ds:uri="http://schemas.microsoft.com/office/2006/metadata/contentType"/>
@@ -13277,4 +13360,20 @@
     <ds:schemaRef ds:uri="http://schemas.microsoft.com/internal/obd"/>
   </ds:schemaRefs>
 </ds:datastoreItem>
+</file>
+
+<file path=customXml/itemProps3.xml><?xml version="1.0" encoding="utf-8"?>
+<ds:datastoreItem xmlns:ds="http://schemas.openxmlformats.org/officeDocument/2006/customXml" ds:itemID="{D00A4A46-BDBD-48AC-87B9-2BA42D9CC06F}">
+  <ds:schemaRefs>
+    <ds:schemaRef ds:uri="http://schemas.microsoft.com/sharepoint/v3/contenttype/forms"/>
+  </ds:schemaRefs>
+</ds:datastoreItem>
+</file>
+
+<file path=customXml/itemProps4.xml><?xml version="1.0" encoding="utf-8"?>
+<ds:datastoreItem xmlns:ds="http://schemas.openxmlformats.org/officeDocument/2006/customXml" ds:itemID="{A9F2CEBA-C824-4C86-81A8-E32CBD0EB92D}">
+  <ds:schemaRefs>
+    <ds:schemaRef ds:uri="http://schemas.openxmlformats.org/officeDocument/2006/bibliography"/>
+  </ds:schemaRefs>
+</ds:datastoreItem>
 </file>
--- a/fuentes/CF1_12310176_DU.docx
+++ b/fuentes/CF1_12310176_DU.docx
@@ -1847,11 +1847,13 @@
           <w:lang w:val="es-419" w:eastAsia="es-CO"/>
         </w:rPr>
         <w:lastRenderedPageBreak/>
-        <w:t>Diseño de presupuesto y estrategias de ahorro personal</w:t>
-      </w:r>
-    </w:p>
-    <w:p>
-      <w:pPr>
+        <w:t>Gestión eficiente de ingresos y gastos</w:t>
+      </w:r>
+    </w:p>
+    <w:p>
+      <w:pPr>
+        <w:ind w:right="333" w:firstLine="0"/>
+        <w:jc w:val="center"/>
         <w:rPr>
           <w:lang w:val="es-419" w:eastAsia="es-CO"/>
         </w:rPr>
@@ -1859,13 +1861,19 @@
       <w:r>
         <w:rPr>
           <w:noProof/>
-          <w:lang w:val="es-419"/>
+          <w:lang w:val="es-419" w:eastAsia="es-CO"/>
         </w:rPr>
         <w:drawing>
-          <wp:inline distT="0" distB="0" distL="0" distR="0" wp14:anchorId="213474B5" wp14:editId="13C06031">
-            <wp:extent cx="5171090" cy="3880743"/>
-            <wp:effectExtent l="0" t="0" r="0" b="5715"/>
-            <wp:docPr id="4" name="Imagen 4"/>
+          <wp:inline distT="0" distB="0" distL="0" distR="0" wp14:anchorId="6C62DEAA" wp14:editId="20653304">
+            <wp:extent cx="6206835" cy="3491346"/>
+            <wp:effectExtent l="0" t="0" r="3810" b="0"/>
+            <wp:docPr id="5" name="Imagen 5">
+              <a:extLst xmlns:a="http://schemas.openxmlformats.org/drawingml/2006/main">
+                <a:ext uri="{C183D7F6-B498-43B3-948B-1728B52AA6E4}">
+                  <adec:decorative xmlns:adec="http://schemas.microsoft.com/office/drawing/2017/decorative" val="1"/>
+                </a:ext>
+              </a:extLst>
+            </wp:docPr>
             <wp:cNvGraphicFramePr>
               <a:graphicFrameLocks xmlns:a="http://schemas.openxmlformats.org/drawingml/2006/main" noChangeAspect="1"/>
             </wp:cNvGraphicFramePr>
@@ -1873,7 +1881,13 @@
               <a:graphicData uri="http://schemas.openxmlformats.org/drawingml/2006/picture">
                 <pic:pic xmlns:pic="http://schemas.openxmlformats.org/drawingml/2006/picture">
                   <pic:nvPicPr>
-                    <pic:cNvPr id="0" name="Picture 2"/>
+                    <pic:cNvPr id="5" name="Imagen 5">
+                      <a:extLst>
+                        <a:ext uri="{C183D7F6-B498-43B3-948B-1728B52AA6E4}">
+                          <adec:decorative xmlns:adec="http://schemas.microsoft.com/office/drawing/2017/decorative" val="1"/>
+                        </a:ext>
+                      </a:extLst>
+                    </pic:cNvPr>
                     <pic:cNvPicPr>
                       <a:picLocks noChangeAspect="1" noChangeArrowheads="1"/>
                     </pic:cNvPicPr>
@@ -1894,15 +1908,12 @@
                   <pic:spPr bwMode="auto">
                     <a:xfrm>
                       <a:off x="0" y="0"/>
-                      <a:ext cx="5175941" cy="3884383"/>
+                      <a:ext cx="6274662" cy="3529499"/>
                     </a:xfrm>
                     <a:prstGeom prst="rect">
                       <a:avLst/>
                     </a:prstGeom>
                     <a:noFill/>
-                    <a:ln>
-                      <a:noFill/>
-                    </a:ln>
                   </pic:spPr>
                 </pic:pic>
               </a:graphicData>
@@ -1966,7 +1977,7 @@
                 <w:bCs/>
                 <w:lang w:val="es-419" w:eastAsia="es-CO"/>
               </w:rPr>
-              <w:t>Diseño de presupuesto y estrategias de ahorro personal</w:t>
+              <w:t>Gestión eficiente de ingresos y gastos</w:t>
             </w:r>
           </w:p>
         </w:tc>
@@ -1986,14 +1997,28 @@
               <w:rPr>
                 <w:lang w:val="es-419" w:eastAsia="es-CO"/>
               </w:rPr>
-              <w:t xml:space="preserve">Vivimos en un entorno de constante incertidumbre económica, donde la inflación y el consumo impulsado por el crédito dificultan el control de las finanzas personales. Saber cómo se distribuyen nuestros ingresos y gastos es clave para tomar decisiones informadas, y establecer un presupuesto realista ayuda a evitar el sobreendeudamiento. Aunque el ahorro es una práctica antigua, muchas personas no lo aplican debido a la presión del consumo; sin embargo, ahorrar permite anticiparse a emergencias y pensar en el futuro. Planificar financieramente con metas a corto, </w:t>
+              <w:t xml:space="preserve">Bienvenido. En este recorrido conocerá cómo los ingresos y gastos personales impactan directamente en su bienestar económico y emocional. Tener control sobre sus finanzas es el primer paso hacia una vida estable, libre de estrés financiero y llena de oportunidades. Los ingresos son los recursos que recibe por su trabajo, servicios o inversiones, y pueden ser dependientes si cuenta con un contrato laboral o independientes si emprende, invierte o presta servicios por cuenta propia. Gastar es inevitable, pero saber qué, cuánto y por qué se gasta es fundamental. Los gastos se clasifican en fijos, variables y discrecionales, y aprender a identificarlos le permitirá </w:t>
             </w:r>
             <w:r>
               <w:rPr>
                 <w:lang w:val="es-419" w:eastAsia="es-CO"/>
               </w:rPr>
               <w:lastRenderedPageBreak/>
-              <w:t>mediano y largo plazo fortalece la capacidad para generar estabilidad económica y crecimiento personal. Adoptar una verdadera cultura financiera es el primer paso hacia una vida más organizada, segura y proyectada; por ello, comenzar hoy con un presupuesto y convertir el ahorro en nuestro mejor aliado es una decisión fundamental.</w:t>
+              <w:t xml:space="preserve">priorizar y controlar mejor su dinero. El manejo inteligente de los ingresos incluye crear un presupuesto, destinar una parte al ahorro y prever emergencias, porque no importa cuánto gana, sino cómo lo administra. Una compra consciente empieza diferenciando lo necesario de lo deseado, preguntándose si realmente lo necesita o si es un impulso momentáneo, ya que reflexionar antes de gastar puede evitar muchos errores. Algunos gastos, como </w:t>
+            </w:r>
+            <w:proofErr w:type="gramStart"/>
+            <w:r>
+              <w:rPr>
+                <w:lang w:val="es-419" w:eastAsia="es-CO"/>
+              </w:rPr>
+              <w:t>los hormiga</w:t>
+            </w:r>
+            <w:proofErr w:type="gramEnd"/>
+            <w:r>
+              <w:rPr>
+                <w:lang w:val="es-419" w:eastAsia="es-CO"/>
+              </w:rPr>
+              <w:t xml:space="preserve"> o los emocionales, suelen pasar desapercibidos, pero afectan directamente su bolsillo. Controlarlos no significa vivir restringido, sino gastar con propósito. Elaborar un plan de gastos mensual, priorizar lo esencial, eliminar lo innecesario y comparar precios son prácticas clave para comprar con inteligencia y no con emociones. Recuerde que su presupuesto debe convertirse en su mejor aliado, pues su libertad financiera no depende únicamente de cuánto gana, sino de cómo elige gastar. Educarse financieramente es una decisión sabia: empiece hoy, controle su dinero y transforme su futuro.</w:t>
             </w:r>
           </w:p>
         </w:tc>
@@ -2008,46 +2033,6 @@
     </w:p>
     <w:p>
       <w:pPr>
-        <w:rPr>
-          <w:lang w:val="es-419" w:eastAsia="es-CO"/>
-        </w:rPr>
-      </w:pPr>
-    </w:p>
-    <w:p>
-      <w:pPr>
-        <w:ind w:firstLine="0"/>
-        <w:rPr>
-          <w:lang w:val="es-419" w:eastAsia="es-CO"/>
-        </w:rPr>
-      </w:pPr>
-    </w:p>
-    <w:p>
-      <w:pPr>
-        <w:ind w:firstLine="0"/>
-        <w:rPr>
-          <w:lang w:val="es-419" w:eastAsia="es-CO"/>
-        </w:rPr>
-      </w:pPr>
-    </w:p>
-    <w:p>
-      <w:pPr>
-        <w:ind w:firstLine="0"/>
-        <w:rPr>
-          <w:lang w:val="es-419" w:eastAsia="es-CO"/>
-        </w:rPr>
-      </w:pPr>
-    </w:p>
-    <w:p>
-      <w:pPr>
-        <w:ind w:firstLine="0"/>
-        <w:rPr>
-          <w:lang w:val="es-419" w:eastAsia="es-CO"/>
-        </w:rPr>
-      </w:pPr>
-    </w:p>
-    <w:p>
-      <w:pPr>
-        <w:ind w:firstLine="0"/>
         <w:rPr>
           <w:lang w:val="es-419" w:eastAsia="es-CO"/>
         </w:rPr>
@@ -4098,24 +4083,26 @@
         <w:t>Este tipo de necesidad responde al deseo de valoración personal y externa. Los gastos asociados a este nivel buscan reforzar la autoestima, el respeto social y la percepción de éxito, a través de acciones o adquisiciones que reflejen logros, confianza y estatus.</w:t>
       </w:r>
     </w:p>
-    <w:p>
-      <w:pPr>
-        <w:rPr>
-          <w:b/>
-          <w:bCs/>
-        </w:rPr>
-      </w:pPr>
-      <w:r>
-        <w:rPr>
-          <w:b/>
-          <w:bCs/>
-        </w:rPr>
+    <w:p/>
+    <w:p/>
+    <w:p>
+      <w:pPr>
+        <w:rPr>
+          <w:b/>
+          <w:bCs/>
+        </w:rPr>
+      </w:pPr>
+      <w:r>
+        <w:rPr>
+          <w:b/>
+          <w:bCs/>
+        </w:rPr>
+        <w:lastRenderedPageBreak/>
         <w:t>Autorrealización</w:t>
       </w:r>
     </w:p>
     <w:p>
       <w:r>
-        <w:lastRenderedPageBreak/>
         <w:t>Representa el nivel más alto de realización personal. Los gastos dirigidos a esta necesidad buscan alcanzar la plenitud, el desarrollo del potencial y el cumplimiento de metas personales profundas, como la formación continua, el emprendimiento, el arte o experiencias transformadoras.</w:t>
       </w:r>
     </w:p>
@@ -8234,7 +8221,7 @@
         <v:path o:extrusionok="f" gradientshapeok="t" o:connecttype="rect"/>
         <o:lock v:ext="edit" aspectratio="t"/>
       </v:shapetype>
-      <v:shape id="_x0000_i1038" type="#_x0000_t75" style="width:11.7pt;height:11.7pt" o:bullet="t">
+      <v:shape id="_x0000_i1057" type="#_x0000_t75" style="width:11.15pt;height:11.15pt" o:bullet="t">
         <v:imagedata r:id="rId1" o:title="mso9D57"/>
       </v:shape>
     </w:pict>
@@ -13074,41 +13061,26 @@
 </file>
 
 <file path=customXml/item1.xml><?xml version="1.0" encoding="utf-8"?>
-<p:properties xmlns:p="http://schemas.microsoft.com/office/2006/metadata/properties" xmlns:xsi="http://www.w3.org/2001/XMLSchema-instance" xmlns:pc="http://schemas.microsoft.com/office/infopath/2007/PartnerControls">
-  <documentManagement>
-    <TaxCatchAll xmlns="cb45339b-ced9-4d0d-8f64-77573914d53b" xsi:nil="true"/>
-    <lcf76f155ced4ddcb4097134ff3c332f xmlns="43a3ca16-9c26-4813-b83f-4aec9927b43f">
-      <Terms xmlns="http://schemas.microsoft.com/office/infopath/2007/PartnerControls"/>
-    </lcf76f155ced4ddcb4097134ff3c332f>
-  </documentManagement>
-</p:properties>
-</file>
-
-<file path=customXml/item2.xml><?xml version="1.0" encoding="utf-8"?>
-<ct:contentTypeSchema xmlns:ct="http://schemas.microsoft.com/office/2006/metadata/contentType" xmlns:ma="http://schemas.microsoft.com/office/2006/metadata/properties/metaAttributes" ct:_="" ma:_="" ma:contentTypeName="Documento" ma:contentTypeID="0x01010049282E1EDBE9234EA9E6D38F720E265F" ma:contentTypeVersion="15" ma:contentTypeDescription="Crear nuevo documento." ma:contentTypeScope="" ma:versionID="b31c7aa9eaf043a08b87120b3c4916e3">
-  <xsd:schema xmlns:xsd="http://www.w3.org/2001/XMLSchema" xmlns:xs="http://www.w3.org/2001/XMLSchema" xmlns:p="http://schemas.microsoft.com/office/2006/metadata/properties" xmlns:ns2="cb45339b-ced9-4d0d-8f64-77573914d53b" xmlns:ns3="43a3ca16-9c26-4813-b83f-4aec9927b43f" targetNamespace="http://schemas.microsoft.com/office/2006/metadata/properties" ma:root="true" ma:fieldsID="3533d065b04d75c457075bc55f1f5315" ns2:_="" ns3:_="">
-    <xsd:import namespace="cb45339b-ced9-4d0d-8f64-77573914d53b"/>
-    <xsd:import namespace="43a3ca16-9c26-4813-b83f-4aec9927b43f"/>
+<ct:contentTypeSchema xmlns:ct="http://schemas.microsoft.com/office/2006/metadata/contentType" xmlns:ma="http://schemas.microsoft.com/office/2006/metadata/properties/metaAttributes" ct:_="" ma:_="" ma:contentTypeName="Documento" ma:contentTypeID="0x0101005D7421CBAB376F47AC1876466873BE0C" ma:contentTypeVersion="11" ma:contentTypeDescription="Crear nuevo documento." ma:contentTypeScope="" ma:versionID="2b4f891a1a5ad88e3e621500c8553ae4">
+  <xsd:schema xmlns:xsd="http://www.w3.org/2001/XMLSchema" xmlns:xs="http://www.w3.org/2001/XMLSchema" xmlns:p="http://schemas.microsoft.com/office/2006/metadata/properties" xmlns:ns2="55abea07-cd72-4a95-add0-1082a24cf9e9" xmlns:ns3="285d351f-f218-493a-825f-85a9dfbde315" targetNamespace="http://schemas.microsoft.com/office/2006/metadata/properties" ma:root="true" ma:fieldsID="4883b2e7c543eac85f1b7e21127c6f20" ns2:_="" ns3:_="">
+    <xsd:import namespace="55abea07-cd72-4a95-add0-1082a24cf9e9"/>
+    <xsd:import namespace="285d351f-f218-493a-825f-85a9dfbde315"/>
     <xsd:element name="properties">
       <xsd:complexType>
         <xsd:sequence>
           <xsd:element name="documentManagement">
             <xsd:complexType>
               <xsd:all>
-                <xsd:element ref="ns2:SharedWithUsers" minOccurs="0"/>
-                <xsd:element ref="ns2:SharedWithDetails" minOccurs="0"/>
-                <xsd:element ref="ns3:MediaServiceMetadata" minOccurs="0"/>
-                <xsd:element ref="ns3:MediaServiceFastMetadata" minOccurs="0"/>
-                <xsd:element ref="ns3:MediaServiceDateTaken" minOccurs="0"/>
-                <xsd:element ref="ns3:MediaServiceObjectDetectorVersions" minOccurs="0"/>
-                <xsd:element ref="ns3:MediaLengthInSeconds" minOccurs="0"/>
-                <xsd:element ref="ns3:MediaServiceLocation" minOccurs="0"/>
-                <xsd:element ref="ns3:MediaServiceGenerationTime" minOccurs="0"/>
-                <xsd:element ref="ns3:MediaServiceEventHashCode" minOccurs="0"/>
-                <xsd:element ref="ns3:lcf76f155ced4ddcb4097134ff3c332f" minOccurs="0"/>
-                <xsd:element ref="ns2:TaxCatchAll" minOccurs="0"/>
-                <xsd:element ref="ns3:MediaServiceOCR" minOccurs="0"/>
-                <xsd:element ref="ns3:MediaServiceSearchProperties" minOccurs="0"/>
+                <xsd:element ref="ns2:MediaServiceMetadata" minOccurs="0"/>
+                <xsd:element ref="ns2:MediaServiceFastMetadata" minOccurs="0"/>
+                <xsd:element ref="ns2:MediaServiceSearchProperties" minOccurs="0"/>
+                <xsd:element ref="ns2:MediaServiceDateTaken" minOccurs="0"/>
+                <xsd:element ref="ns2:lcf76f155ced4ddcb4097134ff3c332f" minOccurs="0"/>
+                <xsd:element ref="ns3:TaxCatchAll" minOccurs="0"/>
+                <xsd:element ref="ns2:MediaServiceOCR" minOccurs="0"/>
+                <xsd:element ref="ns2:MediaServiceGenerationTime" minOccurs="0"/>
+                <xsd:element ref="ns2:MediaServiceEventHashCode" minOccurs="0"/>
+                <xsd:element ref="ns2:MediaLengthInSeconds" minOccurs="0"/>
               </xsd:all>
             </xsd:complexType>
           </xsd:element>
@@ -13116,78 +13088,41 @@
       </xsd:complexType>
     </xsd:element>
   </xsd:schema>
-  <xsd:schema xmlns:xsd="http://www.w3.org/2001/XMLSchema" xmlns:xs="http://www.w3.org/2001/XMLSchema" xmlns:dms="http://schemas.microsoft.com/office/2006/documentManagement/types" xmlns:pc="http://schemas.microsoft.com/office/infopath/2007/PartnerControls" targetNamespace="cb45339b-ced9-4d0d-8f64-77573914d53b" elementFormDefault="qualified">
+  <xsd:schema xmlns:xsd="http://www.w3.org/2001/XMLSchema" xmlns:xs="http://www.w3.org/2001/XMLSchema" xmlns:dms="http://schemas.microsoft.com/office/2006/documentManagement/types" xmlns:pc="http://schemas.microsoft.com/office/infopath/2007/PartnerControls" targetNamespace="55abea07-cd72-4a95-add0-1082a24cf9e9" elementFormDefault="qualified">
     <xsd:import namespace="http://schemas.microsoft.com/office/2006/documentManagement/types"/>
     <xsd:import namespace="http://schemas.microsoft.com/office/infopath/2007/PartnerControls"/>
-    <xsd:element name="SharedWithUsers" ma:index="8" nillable="true" ma:displayName="Compartido con" ma:internalName="SharedWithUsers" ma:readOnly="true">
+    <xsd:element name="MediaServiceMetadata" ma:index="8" nillable="true" ma:displayName="MediaServiceMetadata" ma:hidden="true" ma:internalName="MediaServiceMetadata" ma:readOnly="true">
+      <xsd:simpleType>
+        <xsd:restriction base="dms:Note"/>
+      </xsd:simpleType>
+    </xsd:element>
+    <xsd:element name="MediaServiceFastMetadata" ma:index="9" nillable="true" ma:displayName="MediaServiceFastMetadata" ma:hidden="true" ma:internalName="MediaServiceFastMetadata" ma:readOnly="true">
+      <xsd:simpleType>
+        <xsd:restriction base="dms:Note"/>
+      </xsd:simpleType>
+    </xsd:element>
+    <xsd:element name="MediaServiceSearchProperties" ma:index="10" nillable="true" ma:displayName="MediaServiceSearchProperties" ma:hidden="true" ma:internalName="MediaServiceSearchProperties" ma:readOnly="true">
+      <xsd:simpleType>
+        <xsd:restriction base="dms:Note"/>
+      </xsd:simpleType>
+    </xsd:element>
+    <xsd:element name="MediaServiceDateTaken" ma:index="11" nillable="true" ma:displayName="MediaServiceDateTaken" ma:hidden="true" ma:indexed="true" ma:internalName="MediaServiceDateTaken" ma:readOnly="true">
+      <xsd:simpleType>
+        <xsd:restriction base="dms:Text"/>
+      </xsd:simpleType>
+    </xsd:element>
+    <xsd:element name="lcf76f155ced4ddcb4097134ff3c332f" ma:index="13" nillable="true" ma:taxonomy="true" ma:internalName="lcf76f155ced4ddcb4097134ff3c332f" ma:taxonomyFieldName="MediaServiceImageTags" ma:displayName="Etiquetas de imagen" ma:readOnly="false" ma:fieldId="{5cf76f15-5ced-4ddc-b409-7134ff3c332f}" ma:taxonomyMulti="true" ma:sspId="d33c8c81-5745-4931-bcc4-c2aeafe86780" ma:termSetId="09814cd3-568e-fe90-9814-8d621ff8fb84" ma:anchorId="fba54fb3-c3e1-fe81-a776-ca4b69148c4d" ma:open="true" ma:isKeyword="false">
       <xsd:complexType>
-        <xsd:complexContent>
-          <xsd:extension base="dms:UserMulti">
-            <xsd:sequence>
-              <xsd:element name="UserInfo" minOccurs="0" maxOccurs="unbounded">
-                <xsd:complexType>
-                  <xsd:sequence>
-                    <xsd:element name="DisplayName" type="xsd:string" minOccurs="0"/>
-                    <xsd:element name="AccountId" type="dms:UserId" minOccurs="0" nillable="true"/>
-                    <xsd:element name="AccountType" type="xsd:string" minOccurs="0"/>
-                  </xsd:sequence>
-                </xsd:complexType>
-              </xsd:element>
-            </xsd:sequence>
-          </xsd:extension>
-        </xsd:complexContent>
+        <xsd:sequence>
+          <xsd:element ref="pc:Terms" minOccurs="0" maxOccurs="1"/>
+        </xsd:sequence>
       </xsd:complexType>
     </xsd:element>
-    <xsd:element name="SharedWithDetails" ma:index="9" nillable="true" ma:displayName="Detalles de uso compartido" ma:internalName="SharedWithDetails" ma:readOnly="true">
+    <xsd:element name="MediaServiceOCR" ma:index="15" nillable="true" ma:displayName="Extracted Text" ma:internalName="MediaServiceOCR" ma:readOnly="true">
       <xsd:simpleType>
         <xsd:restriction base="dms:Note">
           <xsd:maxLength value="255"/>
         </xsd:restriction>
-      </xsd:simpleType>
-    </xsd:element>
-    <xsd:element name="TaxCatchAll" ma:index="20" nillable="true" ma:displayName="Taxonomy Catch All Column" ma:hidden="true" ma:list="{2f40a149-578b-41a1-8845-c88bc1831770}" ma:internalName="TaxCatchAll" ma:showField="CatchAllData" ma:web="cb45339b-ced9-4d0d-8f64-77573914d53b">
-      <xsd:complexType>
-        <xsd:complexContent>
-          <xsd:extension base="dms:MultiChoiceLookup">
-            <xsd:sequence>
-              <xsd:element name="Value" type="dms:Lookup" maxOccurs="unbounded" minOccurs="0" nillable="true"/>
-            </xsd:sequence>
-          </xsd:extension>
-        </xsd:complexContent>
-      </xsd:complexType>
-    </xsd:element>
-  </xsd:schema>
-  <xsd:schema xmlns:xsd="http://www.w3.org/2001/XMLSchema" xmlns:xs="http://www.w3.org/2001/XMLSchema" xmlns:dms="http://schemas.microsoft.com/office/2006/documentManagement/types" xmlns:pc="http://schemas.microsoft.com/office/infopath/2007/PartnerControls" targetNamespace="43a3ca16-9c26-4813-b83f-4aec9927b43f" elementFormDefault="qualified">
-    <xsd:import namespace="http://schemas.microsoft.com/office/2006/documentManagement/types"/>
-    <xsd:import namespace="http://schemas.microsoft.com/office/infopath/2007/PartnerControls"/>
-    <xsd:element name="MediaServiceMetadata" ma:index="10" nillable="true" ma:displayName="MediaServiceMetadata" ma:hidden="true" ma:internalName="MediaServiceMetadata" ma:readOnly="true">
-      <xsd:simpleType>
-        <xsd:restriction base="dms:Note"/>
-      </xsd:simpleType>
-    </xsd:element>
-    <xsd:element name="MediaServiceFastMetadata" ma:index="11" nillable="true" ma:displayName="MediaServiceFastMetadata" ma:hidden="true" ma:internalName="MediaServiceFastMetadata" ma:readOnly="true">
-      <xsd:simpleType>
-        <xsd:restriction base="dms:Note"/>
-      </xsd:simpleType>
-    </xsd:element>
-    <xsd:element name="MediaServiceDateTaken" ma:index="12" nillable="true" ma:displayName="MediaServiceDateTaken" ma:hidden="true" ma:indexed="true" ma:internalName="MediaServiceDateTaken" ma:readOnly="true">
-      <xsd:simpleType>
-        <xsd:restriction base="dms:Text"/>
-      </xsd:simpleType>
-    </xsd:element>
-    <xsd:element name="MediaServiceObjectDetectorVersions" ma:index="13" nillable="true" ma:displayName="MediaServiceObjectDetectorVersions" ma:hidden="true" ma:indexed="true" ma:internalName="MediaServiceObjectDetectorVersions" ma:readOnly="true">
-      <xsd:simpleType>
-        <xsd:restriction base="dms:Text"/>
-      </xsd:simpleType>
-    </xsd:element>
-    <xsd:element name="MediaLengthInSeconds" ma:index="14" nillable="true" ma:displayName="MediaLengthInSeconds" ma:hidden="true" ma:internalName="MediaLengthInSeconds" ma:readOnly="true">
-      <xsd:simpleType>
-        <xsd:restriction base="dms:Unknown"/>
-      </xsd:simpleType>
-    </xsd:element>
-    <xsd:element name="MediaServiceLocation" ma:index="15" nillable="true" ma:displayName="Location" ma:indexed="true" ma:internalName="MediaServiceLocation" ma:readOnly="true">
-      <xsd:simpleType>
-        <xsd:restriction base="dms:Text"/>
       </xsd:simpleType>
     </xsd:element>
     <xsd:element name="MediaServiceGenerationTime" ma:index="16" nillable="true" ma:displayName="MediaServiceGenerationTime" ma:hidden="true" ma:internalName="MediaServiceGenerationTime" ma:readOnly="true">
@@ -13200,24 +13135,25 @@
         <xsd:restriction base="dms:Text"/>
       </xsd:simpleType>
     </xsd:element>
-    <xsd:element name="lcf76f155ced4ddcb4097134ff3c332f" ma:index="19" nillable="true" ma:taxonomy="true" ma:internalName="lcf76f155ced4ddcb4097134ff3c332f" ma:taxonomyFieldName="MediaServiceImageTags" ma:displayName="Etiquetas de imagen" ma:readOnly="false" ma:fieldId="{5cf76f15-5ced-4ddc-b409-7134ff3c332f}" ma:taxonomyMulti="true" ma:sspId="d33c8c81-5745-4931-bcc4-c2aeafe86780" ma:termSetId="09814cd3-568e-fe90-9814-8d621ff8fb84" ma:anchorId="fba54fb3-c3e1-fe81-a776-ca4b69148c4d" ma:open="true" ma:isKeyword="false">
-      <xsd:complexType>
-        <xsd:sequence>
-          <xsd:element ref="pc:Terms" minOccurs="0" maxOccurs="1"/>
-        </xsd:sequence>
-      </xsd:complexType>
-    </xsd:element>
-    <xsd:element name="MediaServiceOCR" ma:index="21" nillable="true" ma:displayName="Extracted Text" ma:internalName="MediaServiceOCR" ma:readOnly="true">
+    <xsd:element name="MediaLengthInSeconds" ma:index="18" nillable="true" ma:displayName="MediaLengthInSeconds" ma:hidden="true" ma:internalName="MediaLengthInSeconds" ma:readOnly="true">
       <xsd:simpleType>
-        <xsd:restriction base="dms:Note">
-          <xsd:maxLength value="255"/>
-        </xsd:restriction>
+        <xsd:restriction base="dms:Unknown"/>
       </xsd:simpleType>
     </xsd:element>
-    <xsd:element name="MediaServiceSearchProperties" ma:index="22" nillable="true" ma:displayName="MediaServiceSearchProperties" ma:hidden="true" ma:internalName="MediaServiceSearchProperties" ma:readOnly="true">
-      <xsd:simpleType>
-        <xsd:restriction base="dms:Note"/>
-      </xsd:simpleType>
+  </xsd:schema>
+  <xsd:schema xmlns:xsd="http://www.w3.org/2001/XMLSchema" xmlns:xs="http://www.w3.org/2001/XMLSchema" xmlns:dms="http://schemas.microsoft.com/office/2006/documentManagement/types" xmlns:pc="http://schemas.microsoft.com/office/infopath/2007/PartnerControls" targetNamespace="285d351f-f218-493a-825f-85a9dfbde315" elementFormDefault="qualified">
+    <xsd:import namespace="http://schemas.microsoft.com/office/2006/documentManagement/types"/>
+    <xsd:import namespace="http://schemas.microsoft.com/office/infopath/2007/PartnerControls"/>
+    <xsd:element name="TaxCatchAll" ma:index="14" nillable="true" ma:displayName="Taxonomy Catch All Column" ma:hidden="true" ma:list="{5d57ac59-ec13-4ab6-8bf8-a162ea89df9b}" ma:internalName="TaxCatchAll" ma:showField="CatchAllData" ma:web="285d351f-f218-493a-825f-85a9dfbde315">
+      <xsd:complexType>
+        <xsd:complexContent>
+          <xsd:extension base="dms:MultiChoiceLookup">
+            <xsd:sequence>
+              <xsd:element name="Value" type="dms:Lookup" maxOccurs="unbounded" minOccurs="0" nillable="true"/>
+            </xsd:sequence>
+          </xsd:extension>
+        </xsd:complexContent>
+      </xsd:complexType>
     </xsd:element>
   </xsd:schema>
   <xsd:schema xmlns="http://schemas.openxmlformats.org/package/2006/metadata/core-properties" xmlns:xsd="http://www.w3.org/2001/XMLSchema" xmlns:xsi="http://www.w3.org/2001/XMLSchema-instance" xmlns:dc="http://purl.org/dc/elements/1.1/" xmlns:dcterms="http://purl.org/dc/terms/" xmlns:odoc="http://schemas.microsoft.com/internal/obd" targetNamespace="http://schemas.openxmlformats.org/package/2006/metadata/core-properties" elementFormDefault="qualified" attributeFormDefault="unqualified" blockDefault="#all">
@@ -13319,7 +13255,7 @@
 </ct:contentTypeSchema>
 </file>
 
-<file path=customXml/item3.xml><?xml version="1.0" encoding="utf-8"?>
+<file path=customXml/item2.xml><?xml version="1.0" encoding="utf-8"?>
 <?mso-contentType ?>
 <FormTemplates xmlns="http://schemas.microsoft.com/sharepoint/v3/contenttype/forms">
   <Display>DocumentLibraryForm</Display>
@@ -13328,11 +13264,42 @@
 </FormTemplates>
 </file>
 
-<file path=customXml/item4.xml><?xml version="1.0" encoding="utf-8"?>
+<file path=customXml/item3.xml><?xml version="1.0" encoding="utf-8"?>
 <b:Sources xmlns:b="http://schemas.openxmlformats.org/officeDocument/2006/bibliography" xmlns="http://schemas.openxmlformats.org/officeDocument/2006/bibliography" SelectedStyle="\APASixthEditionOfficeOnline.xsl" StyleName="APA" Version="6"/>
 </file>
 
+<file path=customXml/item4.xml><?xml version="1.0" encoding="utf-8"?>
+<p:properties xmlns:p="http://schemas.microsoft.com/office/2006/metadata/properties" xmlns:xsi="http://www.w3.org/2001/XMLSchema-instance" xmlns:pc="http://schemas.microsoft.com/office/infopath/2007/PartnerControls">
+  <documentManagement>
+    <TaxCatchAll xmlns="285d351f-f218-493a-825f-85a9dfbde315" xsi:nil="true"/>
+    <lcf76f155ced4ddcb4097134ff3c332f xmlns="55abea07-cd72-4a95-add0-1082a24cf9e9">
+      <Terms xmlns="http://schemas.microsoft.com/office/infopath/2007/PartnerControls"/>
+    </lcf76f155ced4ddcb4097134ff3c332f>
+  </documentManagement>
+</p:properties>
+</file>
+
 <file path=customXml/itemProps1.xml><?xml version="1.0" encoding="utf-8"?>
+<ds:datastoreItem xmlns:ds="http://schemas.openxmlformats.org/officeDocument/2006/customXml" ds:itemID="{C945DB23-4B27-4A0E-8296-2769726FFE25}"/>
+</file>
+
+<file path=customXml/itemProps2.xml><?xml version="1.0" encoding="utf-8"?>
+<ds:datastoreItem xmlns:ds="http://schemas.openxmlformats.org/officeDocument/2006/customXml" ds:itemID="{D00A4A46-BDBD-48AC-87B9-2BA42D9CC06F}">
+  <ds:schemaRefs>
+    <ds:schemaRef ds:uri="http://schemas.microsoft.com/sharepoint/v3/contenttype/forms"/>
+  </ds:schemaRefs>
+</ds:datastoreItem>
+</file>
+
+<file path=customXml/itemProps3.xml><?xml version="1.0" encoding="utf-8"?>
+<ds:datastoreItem xmlns:ds="http://schemas.openxmlformats.org/officeDocument/2006/customXml" ds:itemID="{A9F2CEBA-C824-4C86-81A8-E32CBD0EB92D}">
+  <ds:schemaRefs>
+    <ds:schemaRef ds:uri="http://schemas.openxmlformats.org/officeDocument/2006/bibliography"/>
+  </ds:schemaRefs>
+</ds:datastoreItem>
+</file>
+
+<file path=customXml/itemProps4.xml><?xml version="1.0" encoding="utf-8"?>
 <ds:datastoreItem xmlns:ds="http://schemas.openxmlformats.org/officeDocument/2006/customXml" ds:itemID="{26259216-AD86-464A-AEAD-95B1F9E17392}">
   <ds:schemaRefs>
     <ds:schemaRef ds:uri="http://schemas.microsoft.com/office/2006/metadata/properties"/>
@@ -13341,39 +13308,4 @@
     <ds:schemaRef ds:uri="43a3ca16-9c26-4813-b83f-4aec9927b43f"/>
   </ds:schemaRefs>
 </ds:datastoreItem>
-</file>
-
-<file path=customXml/itemProps2.xml><?xml version="1.0" encoding="utf-8"?>
-<ds:datastoreItem xmlns:ds="http://schemas.openxmlformats.org/officeDocument/2006/customXml" ds:itemID="{0BC4A0A4-89EA-4C0C-9011-C1B351E892BC}">
-  <ds:schemaRefs>
-    <ds:schemaRef ds:uri="http://schemas.microsoft.com/office/2006/metadata/contentType"/>
-    <ds:schemaRef ds:uri="http://schemas.microsoft.com/office/2006/metadata/properties/metaAttributes"/>
-    <ds:schemaRef ds:uri="http://www.w3.org/2001/XMLSchema"/>
-    <ds:schemaRef ds:uri="http://schemas.microsoft.com/office/2006/metadata/properties"/>
-    <ds:schemaRef ds:uri="cb45339b-ced9-4d0d-8f64-77573914d53b"/>
-    <ds:schemaRef ds:uri="43a3ca16-9c26-4813-b83f-4aec9927b43f"/>
-    <ds:schemaRef ds:uri="http://schemas.microsoft.com/office/2006/documentManagement/types"/>
-    <ds:schemaRef ds:uri="http://schemas.microsoft.com/office/infopath/2007/PartnerControls"/>
-    <ds:schemaRef ds:uri="http://schemas.openxmlformats.org/package/2006/metadata/core-properties"/>
-    <ds:schemaRef ds:uri="http://purl.org/dc/elements/1.1/"/>
-    <ds:schemaRef ds:uri="http://purl.org/dc/terms/"/>
-    <ds:schemaRef ds:uri="http://schemas.microsoft.com/internal/obd"/>
-  </ds:schemaRefs>
-</ds:datastoreItem>
-</file>
-
-<file path=customXml/itemProps3.xml><?xml version="1.0" encoding="utf-8"?>
-<ds:datastoreItem xmlns:ds="http://schemas.openxmlformats.org/officeDocument/2006/customXml" ds:itemID="{D00A4A46-BDBD-48AC-87B9-2BA42D9CC06F}">
-  <ds:schemaRefs>
-    <ds:schemaRef ds:uri="http://schemas.microsoft.com/sharepoint/v3/contenttype/forms"/>
-  </ds:schemaRefs>
-</ds:datastoreItem>
-</file>
-
-<file path=customXml/itemProps4.xml><?xml version="1.0" encoding="utf-8"?>
-<ds:datastoreItem xmlns:ds="http://schemas.openxmlformats.org/officeDocument/2006/customXml" ds:itemID="{A9F2CEBA-C824-4C86-81A8-E32CBD0EB92D}">
-  <ds:schemaRefs>
-    <ds:schemaRef ds:uri="http://schemas.openxmlformats.org/officeDocument/2006/bibliography"/>
-  </ds:schemaRefs>
-</ds:datastoreItem>
 </file>
--- a/fuentes/CF1_12310176_DU.docx
+++ b/fuentes/CF1_12310176_DU.docx
@@ -2364,10 +2364,7 @@
     <w:p>
       <w:pPr>
         <w:pStyle w:val="Prrafodelista"/>
-        <w:numPr>
-          <w:ilvl w:val="0"/>
-          <w:numId w:val="9"/>
-        </w:numPr>
+        <w:ind w:left="1429" w:firstLine="0"/>
         <w:rPr>
           <w:b/>
           <w:bCs/>
@@ -2709,7 +2706,7 @@
         <w:rPr>
           <w:lang w:eastAsia="es-CO"/>
         </w:rPr>
-        <w:t>Un inversionista es quien destina su capital a un proyecto, empresa, activo financiero o iniciativa económica con la intención de obtener una ganancia futura. Su objetivo principal es recuperar el dinero invertido junto con un rendimiento adicional, conocido como interés o retorno. Las inversiones pueden variar en nivel de riesgo y plazo, y pueden incluir desde la compra de acciones o bonos, hasta la financiación de emprendimientos o bienes raíces. A diferencia del empresario, el inversionista no necesariamente participa en la gestión del negocio, pero sí espera obtener beneficios en función del éxito del proyecto.</w:t>
+        <w:t>Un inversionista es quien destina su capital a un proyecto, empresa, activo financiero o iniciativa económica con la intención de obtener una ganancia futura. Su objetivo principal es recuperar el dinero invertido junto con un rendimiento adicional, conocido como interés o retorno. Las inversiones pueden variar en nivel de riesgo y plazo, pueden incluir desde la compra de acciones o bonos, hasta la financiación de emprendimientos o bienes raíces. A diferencia del empresario, el inversionista no necesariamente participa en la gestión del negocio, pero sí espera obtener beneficios en función del éxito del proyecto.</w:t>
       </w:r>
     </w:p>
     <w:p>
@@ -2889,6 +2886,9 @@
         <w:t>, </w:t>
       </w:r>
       <w:r>
+        <w:rPr>
+          <w:rStyle w:val="Extranjerismo"/>
+        </w:rPr>
         <w:t>blogs</w:t>
       </w:r>
       <w:r>
@@ -3807,7 +3807,6 @@
         <w:t>Este concepto se refiere a la capacidad de gestionar de manera eficiente los recursos monetarios percibidos, ya sea por concepto de salario, renta, utilidades, dividendos u otras fuentes, en relación con los compromisos financieros u obligaciones económicas que deben cubrirse en un periodo determinado.</w:t>
       </w:r>
     </w:p>
-    <w:p/>
     <w:p>
       <w:r>
         <w:t>No se trata únicamente de equilibrar ingresos y egresos, sino de optimizar la utilización del capital disponible con el fin de satisfacer las necesidades básicas, cumplir metas a corto, mediano y largo plazo, crear patrimonio, y enfrentar contingencias con solvencia. Esta gestión eficaz parte del principio de que el dinero, al ser un recurso limitado, requiere una administración estratégica, intencional y basada en criterios de racionalidad económica.</w:t>
@@ -3820,11 +3819,11 @@
     </w:p>
     <w:p>
       <w:r>
-        <w:t xml:space="preserve">Los expertos en finanzas personales y economía doméstica han demostrado que el éxito en la gestión del dinero no depende exclusivamente del nivel de ingreso, sino </w:t>
+        <w:t xml:space="preserve">Los expertos en finanzas personales y economía doméstica han demostrado que el éxito en la gestión del dinero no depende exclusivamente del nivel de ingreso, sino de la capacidad de administrarlo con criterio, previsión y disciplina. Esta afirmación se </w:t>
       </w:r>
       <w:r>
         <w:lastRenderedPageBreak/>
-        <w:t>de la capacidad de administrarlo con criterio, previsión y disciplina. Esta afirmación se traduce en una regla clave: quien domina sus finanzas personales adquiere poder de decisión, libertad financiera y resiliencia económica.</w:t>
+        <w:t>traduce en una regla clave: quien domina sus finanzas personales adquiere poder de decisión, libertad financiera y resiliencia económica.</w:t>
       </w:r>
     </w:p>
     <w:p>
@@ -3941,11 +3940,11 @@
     </w:p>
     <w:p>
       <w:r>
-        <w:t xml:space="preserve">Organizar los ingresos de manera efectiva requiere asegurar que estos sean consistentemente mayores que los gastos, generando un superávit que permita ahorrar, invertir y enfrentar imprevistos. Iniciar con un flujo de caja positivo es clave para evitar el endeudamiento y lograr estabilidad financiera. Para ello, es fundamental aplicar </w:t>
+        <w:t xml:space="preserve">Organizar los ingresos de manera efectiva requiere asegurar que estos sean consistentemente mayores que los gastos, generando un superávit que permita ahorrar, invertir y enfrentar imprevistos. Iniciar con un flujo de caja positivo es clave para evitar el endeudamiento y lograr estabilidad financiera. Para ello, es fundamental aplicar herramientas como presupuestos y registros que faciliten decisiones informadas, con el </w:t>
       </w:r>
       <w:r>
         <w:lastRenderedPageBreak/>
-        <w:t>herramientas como presupuestos y registros que faciliten decisiones informadas, con el objetivo de no solo cubrir necesidades, sino también construir una base económica sólida y sostenible a largo plazo.</w:t>
+        <w:t>objetivo de no solo cubrir necesidades, sino también construir una base económica sólida y sostenible a largo plazo.</w:t>
       </w:r>
     </w:p>
     <w:p>
@@ -4002,24 +4001,25 @@
         <w:t>Según la interpretación de Montes (2013), la teoría de Maslow plantea cinco niveles que permiten establecer prioridades en los tipos de gasto. Estas prioridades se organizan en los siguientes niveles:</w:t>
       </w:r>
     </w:p>
-    <w:p>
-      <w:pPr>
-        <w:rPr>
-          <w:b/>
-          <w:bCs/>
-        </w:rPr>
-      </w:pPr>
-      <w:r>
-        <w:rPr>
-          <w:b/>
-          <w:bCs/>
-        </w:rPr>
+    <w:p/>
+    <w:p>
+      <w:pPr>
+        <w:rPr>
+          <w:b/>
+          <w:bCs/>
+        </w:rPr>
+      </w:pPr>
+      <w:r>
+        <w:rPr>
+          <w:b/>
+          <w:bCs/>
+        </w:rPr>
+        <w:lastRenderedPageBreak/>
         <w:t>Fisiológicas</w:t>
       </w:r>
     </w:p>
     <w:p>
       <w:r>
-        <w:lastRenderedPageBreak/>
         <w:t>Son las necesidades básicas y prioritarias para la supervivencia del ser humano, por lo que deben ser las primeras en cubrirse. Incluyen alimentación, vivienda, vestimenta y descanso, y constituyen la base sobre la cual se estructura el bienestar físico y funcional.</w:t>
       </w:r>
     </w:p>
@@ -4083,7 +4083,6 @@
         <w:t>Este tipo de necesidad responde al deseo de valoración personal y externa. Los gastos asociados a este nivel buscan reforzar la autoestima, el respeto social y la percepción de éxito, a través de acciones o adquisiciones que reflejen logros, confianza y estatus.</w:t>
       </w:r>
     </w:p>
-    <w:p/>
     <w:p/>
     <w:p>
       <w:pPr>
@@ -4845,16 +4844,20 @@
     <w:p>
       <w:pPr>
         <w:jc w:val="center"/>
+        <w:rPr>
+          <w:lang w:eastAsia="es-CO"/>
+        </w:rPr>
       </w:pPr>
       <w:r>
         <w:rPr>
           <w:noProof/>
+          <w:lang w:eastAsia="es-CO"/>
         </w:rPr>
         <w:drawing>
-          <wp:inline distT="0" distB="0" distL="0" distR="0" wp14:anchorId="16379708" wp14:editId="37314DB0">
-            <wp:extent cx="4611583" cy="4285397"/>
-            <wp:effectExtent l="0" t="0" r="0" b="1270"/>
-            <wp:docPr id="1" name="Imagen 1" descr="Una plantilla de presupuesto personal dividida en dos secciones principales: &quot;Tus ingresos&quot; y &quot;Tus gastos&quot;.&#10;&#10;En la sección de ingresos se distinguen tres categorías: ingresos fijos, ingresos variables y otros ingresos, distribuidos por mes (Mes 1, Mes 2, etc.). Al final de esta sección se calcula el “TOTAL INGRESOS (A)”.&#10;&#10; En la sección de gastos, se organiza en tres grupos:&#10;&#10; Gastos fijos o prioritarios: alimentos/mercado, arriendo, servicios públicos, transporte, ahorro y otros.&#10;&#10; Gastos variables o de segunda prioridad: salidas, ropa, viajes, regalos y otros.&#10;&#10; Deudas: préstamos, tarjeta de crédito y otras deudas.&#10;&#10;Al final de esta sección se calcula el “TOTAL GASTOS (B)”.&#10;&#10; En la parte inferior de la plantilla se muestra el cálculo del “FLUJO DE CAJA MENSUAL (A - B)”, es decir, la diferencia entre ingresos y gastos para cada mes.&#10;&#10;"/>
+          <wp:inline distT="0" distB="0" distL="0" distR="0" wp14:anchorId="2563844A" wp14:editId="648CFE62">
+            <wp:extent cx="3585932" cy="3332414"/>
+            <wp:effectExtent l="0" t="0" r="0" b="1905"/>
+            <wp:docPr id="6" name="Imagen 6" descr="Una plantilla de presupuesto personal dividida en dos secciones principales: &quot;Tus ingresos&quot; y &quot;Tus gastos&quot;.&#10;&#10;En la sección de ingresos se distinguen tres categorías: ingresos fijos, ingresos variables y otros ingresos, distribuidos por mes (Mes 1, Mes 2, etc.). Al final de esta sección se calcula el “TOTAL INGRESOS (A)”.&#10;&#10; En la sección de gastos, se organiza en tres grupos:&#10;&#10; Gastos fijos o prioritarios: alimentos/mercado, arriendo, servicios públicos, transporte, ahorro y otros.&#10;&#10; Gastos variables o de segunda prioridad: salidas, ropa, viajes, regalos y otros.&#10;&#10; Deudas: préstamos, tarjeta de crédito y otras deudas.&#10;&#10;Al final de esta sección se calcula el “TOTAL GASTOS (B)”.&#10;&#10; En la parte inferior de la plantilla se muestra el cálculo del “FLUJO DE CAJA MENSUAL (A - B)”, es decir, la diferencia entre ingresos y gastos para cada mes."/>
             <wp:cNvGraphicFramePr>
               <a:graphicFrameLocks xmlns:a="http://schemas.openxmlformats.org/drawingml/2006/main" noChangeAspect="1"/>
             </wp:cNvGraphicFramePr>
@@ -4862,10 +4865,8 @@
               <a:graphicData uri="http://schemas.openxmlformats.org/drawingml/2006/picture">
                 <pic:pic xmlns:pic="http://schemas.openxmlformats.org/drawingml/2006/picture">
                   <pic:nvPicPr>
-                    <pic:cNvPr id="1" name="Imagen 1" descr="Una plantilla de presupuesto personal dividida en dos secciones principales: &quot;Tus ingresos&quot; y &quot;Tus gastos&quot;.&#10;&#10;En la sección de ingresos se distinguen tres categorías: ingresos fijos, ingresos variables y otros ingresos, distribuidos por mes (Mes 1, Mes 2, etc.). Al final de esta sección se calcula el “TOTAL INGRESOS (A)”.&#10;&#10; En la sección de gastos, se organiza en tres grupos:&#10;&#10; Gastos fijos o prioritarios: alimentos/mercado, arriendo, servicios públicos, transporte, ahorro y otros.&#10;&#10; Gastos variables o de segunda prioridad: salidas, ropa, viajes, regalos y otros.&#10;&#10; Deudas: préstamos, tarjeta de crédito y otras deudas.&#10;&#10;Al final de esta sección se calcula el “TOTAL GASTOS (B)”.&#10;&#10; En la parte inferior de la plantilla se muestra el cálculo del “FLUJO DE CAJA MENSUAL (A - B)”, es decir, la diferencia entre ingresos y gastos para cada mes.&#10;&#10;"/>
-                    <pic:cNvPicPr>
-                      <a:picLocks noChangeAspect="1" noChangeArrowheads="1"/>
-                    </pic:cNvPicPr>
+                    <pic:cNvPr id="6" name="Imagen 6" descr="Una plantilla de presupuesto personal dividida en dos secciones principales: &quot;Tus ingresos&quot; y &quot;Tus gastos&quot;.&#10;&#10;En la sección de ingresos se distinguen tres categorías: ingresos fijos, ingresos variables y otros ingresos, distribuidos por mes (Mes 1, Mes 2, etc.). Al final de esta sección se calcula el “TOTAL INGRESOS (A)”.&#10;&#10; En la sección de gastos, se organiza en tres grupos:&#10;&#10; Gastos fijos o prioritarios: alimentos/mercado, arriendo, servicios públicos, transporte, ahorro y otros.&#10;&#10; Gastos variables o de segunda prioridad: salidas, ropa, viajes, regalos y otros.&#10;&#10; Deudas: préstamos, tarjeta de crédito y otras deudas.&#10;&#10;Al final de esta sección se calcula el “TOTAL GASTOS (B)”.&#10;&#10; En la parte inferior de la plantilla se muestra el cálculo del “FLUJO DE CAJA MENSUAL (A - B)”, es decir, la diferencia entre ingresos y gastos para cada mes."/>
+                    <pic:cNvPicPr/>
                   </pic:nvPicPr>
                   <pic:blipFill>
                     <a:blip r:embed="rId16">
@@ -4875,20 +4876,18 @@
                         </a:ext>
                       </a:extLst>
                     </a:blip>
-                    <a:srcRect/>
                     <a:stretch>
                       <a:fillRect/>
                     </a:stretch>
                   </pic:blipFill>
-                  <pic:spPr bwMode="auto">
+                  <pic:spPr>
                     <a:xfrm>
                       <a:off x="0" y="0"/>
-                      <a:ext cx="4630584" cy="4303054"/>
+                      <a:ext cx="3594871" cy="3340721"/>
                     </a:xfrm>
                     <a:prstGeom prst="rect">
                       <a:avLst/>
                     </a:prstGeom>
-                    <a:noFill/>
                   </pic:spPr>
                 </pic:pic>
               </a:graphicData>
@@ -4922,10 +4921,7 @@
     <w:p>
       <w:pPr>
         <w:pStyle w:val="Prrafodelista"/>
-        <w:numPr>
-          <w:ilvl w:val="0"/>
-          <w:numId w:val="15"/>
-        </w:numPr>
+        <w:ind w:left="1429" w:firstLine="0"/>
         <w:rPr>
           <w:b/>
           <w:bCs/>
@@ -4958,6 +4954,9 @@
       <w:pPr>
         <w:pStyle w:val="Prrafodelista"/>
         <w:ind w:left="1429" w:firstLine="0"/>
+        <w:rPr>
+          <w:rStyle w:val="Hipervnculo"/>
+        </w:rPr>
       </w:pPr>
       <w:hyperlink r:id="rId18" w:tgtFrame="_blank" w:history="1">
         <w:r>
@@ -5042,10 +5041,22 @@
     <w:p>
       <w:pPr>
         <w:pStyle w:val="Prrafodelista"/>
-        <w:numPr>
-          <w:ilvl w:val="0"/>
-          <w:numId w:val="15"/>
-        </w:numPr>
+        <w:ind w:left="1429" w:firstLine="0"/>
+        <w:rPr>
+          <w:rStyle w:val="Hipervnculo"/>
+        </w:rPr>
+      </w:pPr>
+    </w:p>
+    <w:p>
+      <w:pPr>
+        <w:pStyle w:val="Prrafodelista"/>
+        <w:ind w:left="1429" w:firstLine="0"/>
+      </w:pPr>
+    </w:p>
+    <w:p>
+      <w:pPr>
+        <w:pStyle w:val="Prrafodelista"/>
+        <w:ind w:left="1429" w:firstLine="0"/>
         <w:rPr>
           <w:b/>
           <w:bCs/>
@@ -5740,6 +5751,7 @@
     </w:p>
     <w:p>
       <w:pPr>
+        <w:ind w:left="-142" w:firstLine="0"/>
         <w:jc w:val="center"/>
         <w:rPr>
           <w:lang w:eastAsia="es-CO"/>
@@ -5751,10 +5763,10 @@
           <w:lang w:eastAsia="es-CO"/>
         </w:rPr>
         <w:drawing>
-          <wp:inline distT="0" distB="0" distL="0" distR="0" wp14:anchorId="5AE7BED3" wp14:editId="671A929A">
-            <wp:extent cx="5955104" cy="2497626"/>
-            <wp:effectExtent l="0" t="0" r="7620" b="0"/>
-            <wp:docPr id="3" name="Imagen 3" descr="la síntesis expone la gestión eficiente de ingresos y gastos se basa en la educación financiera, el manejo adecuado de ingresos (dependientes e independientes), el control responsable de los gastos y la planificación financiera, con el objetivo de lograr una administración personal consciente, sostenible y orientada al bienestar."/>
+          <wp:inline distT="0" distB="0" distL="0" distR="0" wp14:anchorId="58BBC627" wp14:editId="4DC3238A">
+            <wp:extent cx="6332220" cy="2654935"/>
+            <wp:effectExtent l="0" t="0" r="0" b="0"/>
+            <wp:docPr id="7" name="Imagen 7" descr="la síntesis expone la gestión eficiente de ingresos y gastos se basa en la educación financiera, el manejo adecuado de ingresos (dependientes e independientes), el control responsable de los gastos y la planificación financiera, con el objetivo de lograr una administración personal consciente, sostenible y orientada al bienestar"/>
             <wp:cNvGraphicFramePr>
               <a:graphicFrameLocks xmlns:a="http://schemas.openxmlformats.org/drawingml/2006/main" noChangeAspect="1"/>
             </wp:cNvGraphicFramePr>
@@ -5762,33 +5774,29 @@
               <a:graphicData uri="http://schemas.openxmlformats.org/drawingml/2006/picture">
                 <pic:pic xmlns:pic="http://schemas.openxmlformats.org/drawingml/2006/picture">
                   <pic:nvPicPr>
-                    <pic:cNvPr id="3" name="Imagen 3" descr="la síntesis expone la gestión eficiente de ingresos y gastos se basa en la educación financiera, el manejo adecuado de ingresos (dependientes e independientes), el control responsable de los gastos y la planificación financiera, con el objetivo de lograr una administración personal consciente, sostenible y orientada al bienestar."/>
-                    <pic:cNvPicPr>
-                      <a:picLocks noChangeAspect="1" noChangeArrowheads="1"/>
-                    </pic:cNvPicPr>
+                    <pic:cNvPr id="7" name="Imagen 7" descr="la síntesis expone la gestión eficiente de ingresos y gastos se basa en la educación financiera, el manejo adecuado de ingresos (dependientes e independientes), el control responsable de los gastos y la planificación financiera, con el objetivo de lograr una administración personal consciente, sostenible y orientada al bienestar"/>
+                    <pic:cNvPicPr/>
                   </pic:nvPicPr>
                   <pic:blipFill>
-                    <a:blip r:embed="rId20">
+                    <a:blip r:embed="rId20" cstate="print">
                       <a:extLst>
                         <a:ext uri="{28A0092B-C50C-407E-A947-70E740481C1C}">
                           <a14:useLocalDpi xmlns:a14="http://schemas.microsoft.com/office/drawing/2010/main" val="0"/>
                         </a:ext>
                       </a:extLst>
                     </a:blip>
-                    <a:srcRect/>
                     <a:stretch>
                       <a:fillRect/>
                     </a:stretch>
                   </pic:blipFill>
-                  <pic:spPr bwMode="auto">
+                  <pic:spPr>
                     <a:xfrm>
                       <a:off x="0" y="0"/>
-                      <a:ext cx="5972599" cy="2504964"/>
+                      <a:ext cx="6332220" cy="2654935"/>
                     </a:xfrm>
                     <a:prstGeom prst="rect">
                       <a:avLst/>
                     </a:prstGeom>
-                    <a:noFill/>
                   </pic:spPr>
                 </pic:pic>
               </a:graphicData>
@@ -5800,16 +5808,6 @@
     <w:p>
       <w:pPr>
         <w:ind w:firstLine="0"/>
-        <w:jc w:val="center"/>
-        <w:rPr>
-          <w:lang w:eastAsia="es-CO"/>
-        </w:rPr>
-      </w:pPr>
-    </w:p>
-    <w:p>
-      <w:pPr>
-        <w:ind w:left="-142" w:firstLine="0"/>
-        <w:jc w:val="center"/>
         <w:rPr>
           <w:lang w:eastAsia="es-CO"/>
         </w:rPr>
@@ -7732,13 +7730,14 @@
             <w:pPr>
               <w:pStyle w:val="TextoTablas"/>
             </w:pPr>
-            <w:proofErr w:type="spellStart"/>
-            <w:r>
-              <w:t>Maria</w:t>
-            </w:r>
-            <w:proofErr w:type="spellEnd"/>
-            <w:r>
-              <w:t xml:space="preserve"> Alejandra Vera Briceño</w:t>
+            <w:r>
+              <w:t xml:space="preserve">Johann Sebastián </w:t>
+            </w:r>
+            <w:r>
+              <w:t>Terán</w:t>
+            </w:r>
+            <w:r>
+              <w:t xml:space="preserve"> Carvajal</w:t>
             </w:r>
           </w:p>
         </w:tc>
@@ -8221,7 +8220,7 @@
         <v:path o:extrusionok="f" gradientshapeok="t" o:connecttype="rect"/>
         <o:lock v:ext="edit" aspectratio="t"/>
       </v:shapetype>
-      <v:shape id="_x0000_i1057" type="#_x0000_t75" style="width:11.15pt;height:11.15pt" o:bullet="t">
+      <v:shape id="_x0000_i1077" type="#_x0000_t75" style="width:10.5pt;height:10.5pt" o:bullet="t">
         <v:imagedata r:id="rId1" o:title="mso9D57"/>
       </v:shape>
     </w:pict>
@@ -9826,7 +9825,7 @@
       <w:lvlText w:val="%1)"/>
       <w:lvlJc w:val="left"/>
       <w:pPr>
-        <w:ind w:left="1069" w:hanging="360"/>
+        <w:ind w:left="1429" w:hanging="360"/>
       </w:pPr>
       <w:rPr>
         <w:rFonts w:hint="default"/>
@@ -9840,7 +9839,7 @@
       <w:lvlText w:val="%2."/>
       <w:lvlJc w:val="left"/>
       <w:pPr>
-        <w:ind w:left="1789" w:hanging="360"/>
+        <w:ind w:left="2149" w:hanging="360"/>
       </w:pPr>
     </w:lvl>
     <w:lvl w:ilvl="2" w:tplc="240A001B" w:tentative="1">
@@ -9849,7 +9848,7 @@
       <w:lvlText w:val="%3."/>
       <w:lvlJc w:val="right"/>
       <w:pPr>
-        <w:ind w:left="2509" w:hanging="180"/>
+        <w:ind w:left="2869" w:hanging="180"/>
       </w:pPr>
     </w:lvl>
     <w:lvl w:ilvl="3" w:tplc="240A000F" w:tentative="1">
@@ -9858,7 +9857,7 @@
       <w:lvlText w:val="%4."/>
       <w:lvlJc w:val="left"/>
       <w:pPr>
-        <w:ind w:left="3229" w:hanging="360"/>
+        <w:ind w:left="3589" w:hanging="360"/>
       </w:pPr>
     </w:lvl>
     <w:lvl w:ilvl="4" w:tplc="240A0019" w:tentative="1">
@@ -9867,7 +9866,7 @@
       <w:lvlText w:val="%5."/>
       <w:lvlJc w:val="left"/>
       <w:pPr>
-        <w:ind w:left="3949" w:hanging="360"/>
+        <w:ind w:left="4309" w:hanging="360"/>
       </w:pPr>
     </w:lvl>
     <w:lvl w:ilvl="5" w:tplc="240A001B" w:tentative="1">
@@ -9876,7 +9875,7 @@
       <w:lvlText w:val="%6."/>
       <w:lvlJc w:val="right"/>
       <w:pPr>
-        <w:ind w:left="4669" w:hanging="180"/>
+        <w:ind w:left="5029" w:hanging="180"/>
       </w:pPr>
     </w:lvl>
     <w:lvl w:ilvl="6" w:tplc="240A000F" w:tentative="1">
@@ -9885,7 +9884,7 @@
       <w:lvlText w:val="%7."/>
       <w:lvlJc w:val="left"/>
       <w:pPr>
-        <w:ind w:left="5389" w:hanging="360"/>
+        <w:ind w:left="5749" w:hanging="360"/>
       </w:pPr>
     </w:lvl>
     <w:lvl w:ilvl="7" w:tplc="240A0019" w:tentative="1">
@@ -9894,7 +9893,7 @@
       <w:lvlText w:val="%8."/>
       <w:lvlJc w:val="left"/>
       <w:pPr>
-        <w:ind w:left="6109" w:hanging="360"/>
+        <w:ind w:left="6469" w:hanging="360"/>
       </w:pPr>
     </w:lvl>
     <w:lvl w:ilvl="8" w:tplc="240A001B" w:tentative="1">
@@ -9903,7 +9902,7 @@
       <w:lvlText w:val="%9."/>
       <w:lvlJc w:val="right"/>
       <w:pPr>
-        <w:ind w:left="6829" w:hanging="180"/>
+        <w:ind w:left="7189" w:hanging="180"/>
       </w:pPr>
     </w:lvl>
   </w:abstractNum>
@@ -13061,26 +13060,39 @@
 </file>
 
 <file path=customXml/item1.xml><?xml version="1.0" encoding="utf-8"?>
-<ct:contentTypeSchema xmlns:ct="http://schemas.microsoft.com/office/2006/metadata/contentType" xmlns:ma="http://schemas.microsoft.com/office/2006/metadata/properties/metaAttributes" ct:_="" ma:_="" ma:contentTypeName="Documento" ma:contentTypeID="0x0101005D7421CBAB376F47AC1876466873BE0C" ma:contentTypeVersion="11" ma:contentTypeDescription="Crear nuevo documento." ma:contentTypeScope="" ma:versionID="2b4f891a1a5ad88e3e621500c8553ae4">
-  <xsd:schema xmlns:xsd="http://www.w3.org/2001/XMLSchema" xmlns:xs="http://www.w3.org/2001/XMLSchema" xmlns:p="http://schemas.microsoft.com/office/2006/metadata/properties" xmlns:ns2="55abea07-cd72-4a95-add0-1082a24cf9e9" xmlns:ns3="285d351f-f218-493a-825f-85a9dfbde315" targetNamespace="http://schemas.microsoft.com/office/2006/metadata/properties" ma:root="true" ma:fieldsID="4883b2e7c543eac85f1b7e21127c6f20" ns2:_="" ns3:_="">
-    <xsd:import namespace="55abea07-cd72-4a95-add0-1082a24cf9e9"/>
-    <xsd:import namespace="285d351f-f218-493a-825f-85a9dfbde315"/>
+<?mso-contentType ?>
+<FormTemplates xmlns="http://schemas.microsoft.com/sharepoint/v3/contenttype/forms">
+  <Display>DocumentLibraryForm</Display>
+  <Edit>DocumentLibraryForm</Edit>
+  <New>DocumentLibraryForm</New>
+</FormTemplates>
+</file>
+
+<file path=customXml/item2.xml><?xml version="1.0" encoding="utf-8"?>
+<ct:contentTypeSchema xmlns:ct="http://schemas.microsoft.com/office/2006/metadata/contentType" xmlns:ma="http://schemas.microsoft.com/office/2006/metadata/properties/metaAttributes" ct:_="" ma:_="" ma:contentTypeName="Documento" ma:contentTypeID="0x01010049282E1EDBE9234EA9E6D38F720E265F" ma:contentTypeVersion="15" ma:contentTypeDescription="Crear nuevo documento." ma:contentTypeScope="" ma:versionID="b31c7aa9eaf043a08b87120b3c4916e3">
+  <xsd:schema xmlns:xsd="http://www.w3.org/2001/XMLSchema" xmlns:xs="http://www.w3.org/2001/XMLSchema" xmlns:p="http://schemas.microsoft.com/office/2006/metadata/properties" xmlns:ns2="cb45339b-ced9-4d0d-8f64-77573914d53b" xmlns:ns3="43a3ca16-9c26-4813-b83f-4aec9927b43f" targetNamespace="http://schemas.microsoft.com/office/2006/metadata/properties" ma:root="true" ma:fieldsID="3533d065b04d75c457075bc55f1f5315" ns2:_="" ns3:_="">
+    <xsd:import namespace="cb45339b-ced9-4d0d-8f64-77573914d53b"/>
+    <xsd:import namespace="43a3ca16-9c26-4813-b83f-4aec9927b43f"/>
     <xsd:element name="properties">
       <xsd:complexType>
         <xsd:sequence>
           <xsd:element name="documentManagement">
             <xsd:complexType>
               <xsd:all>
-                <xsd:element ref="ns2:MediaServiceMetadata" minOccurs="0"/>
-                <xsd:element ref="ns2:MediaServiceFastMetadata" minOccurs="0"/>
-                <xsd:element ref="ns2:MediaServiceSearchProperties" minOccurs="0"/>
-                <xsd:element ref="ns2:MediaServiceDateTaken" minOccurs="0"/>
-                <xsd:element ref="ns2:lcf76f155ced4ddcb4097134ff3c332f" minOccurs="0"/>
-                <xsd:element ref="ns3:TaxCatchAll" minOccurs="0"/>
-                <xsd:element ref="ns2:MediaServiceOCR" minOccurs="0"/>
-                <xsd:element ref="ns2:MediaServiceGenerationTime" minOccurs="0"/>
-                <xsd:element ref="ns2:MediaServiceEventHashCode" minOccurs="0"/>
-                <xsd:element ref="ns2:MediaLengthInSeconds" minOccurs="0"/>
+                <xsd:element ref="ns2:SharedWithUsers" minOccurs="0"/>
+                <xsd:element ref="ns2:SharedWithDetails" minOccurs="0"/>
+                <xsd:element ref="ns3:MediaServiceMetadata" minOccurs="0"/>
+                <xsd:element ref="ns3:MediaServiceFastMetadata" minOccurs="0"/>
+                <xsd:element ref="ns3:MediaServiceDateTaken" minOccurs="0"/>
+                <xsd:element ref="ns3:MediaServiceObjectDetectorVersions" minOccurs="0"/>
+                <xsd:element ref="ns3:MediaLengthInSeconds" minOccurs="0"/>
+                <xsd:element ref="ns3:MediaServiceLocation" minOccurs="0"/>
+                <xsd:element ref="ns3:MediaServiceGenerationTime" minOccurs="0"/>
+                <xsd:element ref="ns3:MediaServiceEventHashCode" minOccurs="0"/>
+                <xsd:element ref="ns3:lcf76f155ced4ddcb4097134ff3c332f" minOccurs="0"/>
+                <xsd:element ref="ns2:TaxCatchAll" minOccurs="0"/>
+                <xsd:element ref="ns3:MediaServiceOCR" minOccurs="0"/>
+                <xsd:element ref="ns3:MediaServiceSearchProperties" minOccurs="0"/>
               </xsd:all>
             </xsd:complexType>
           </xsd:element>
@@ -13088,41 +13100,78 @@
       </xsd:complexType>
     </xsd:element>
   </xsd:schema>
-  <xsd:schema xmlns:xsd="http://www.w3.org/2001/XMLSchema" xmlns:xs="http://www.w3.org/2001/XMLSchema" xmlns:dms="http://schemas.microsoft.com/office/2006/documentManagement/types" xmlns:pc="http://schemas.microsoft.com/office/infopath/2007/PartnerControls" targetNamespace="55abea07-cd72-4a95-add0-1082a24cf9e9" elementFormDefault="qualified">
+  <xsd:schema xmlns:xsd="http://www.w3.org/2001/XMLSchema" xmlns:xs="http://www.w3.org/2001/XMLSchema" xmlns:dms="http://schemas.microsoft.com/office/2006/documentManagement/types" xmlns:pc="http://schemas.microsoft.com/office/infopath/2007/PartnerControls" targetNamespace="cb45339b-ced9-4d0d-8f64-77573914d53b" elementFormDefault="qualified">
     <xsd:import namespace="http://schemas.microsoft.com/office/2006/documentManagement/types"/>
     <xsd:import namespace="http://schemas.microsoft.com/office/infopath/2007/PartnerControls"/>
-    <xsd:element name="MediaServiceMetadata" ma:index="8" nillable="true" ma:displayName="MediaServiceMetadata" ma:hidden="true" ma:internalName="MediaServiceMetadata" ma:readOnly="true">
+    <xsd:element name="SharedWithUsers" ma:index="8" nillable="true" ma:displayName="Compartido con" ma:internalName="SharedWithUsers" ma:readOnly="true">
+      <xsd:complexType>
+        <xsd:complexContent>
+          <xsd:extension base="dms:UserMulti">
+            <xsd:sequence>
+              <xsd:element name="UserInfo" minOccurs="0" maxOccurs="unbounded">
+                <xsd:complexType>
+                  <xsd:sequence>
+                    <xsd:element name="DisplayName" type="xsd:string" minOccurs="0"/>
+                    <xsd:element name="AccountId" type="dms:UserId" minOccurs="0" nillable="true"/>
+                    <xsd:element name="AccountType" type="xsd:string" minOccurs="0"/>
+                  </xsd:sequence>
+                </xsd:complexType>
+              </xsd:element>
+            </xsd:sequence>
+          </xsd:extension>
+        </xsd:complexContent>
+      </xsd:complexType>
+    </xsd:element>
+    <xsd:element name="SharedWithDetails" ma:index="9" nillable="true" ma:displayName="Detalles de uso compartido" ma:internalName="SharedWithDetails" ma:readOnly="true">
+      <xsd:simpleType>
+        <xsd:restriction base="dms:Note">
+          <xsd:maxLength value="255"/>
+        </xsd:restriction>
+      </xsd:simpleType>
+    </xsd:element>
+    <xsd:element name="TaxCatchAll" ma:index="20" nillable="true" ma:displayName="Taxonomy Catch All Column" ma:hidden="true" ma:list="{2f40a149-578b-41a1-8845-c88bc1831770}" ma:internalName="TaxCatchAll" ma:showField="CatchAllData" ma:web="cb45339b-ced9-4d0d-8f64-77573914d53b">
+      <xsd:complexType>
+        <xsd:complexContent>
+          <xsd:extension base="dms:MultiChoiceLookup">
+            <xsd:sequence>
+              <xsd:element name="Value" type="dms:Lookup" maxOccurs="unbounded" minOccurs="0" nillable="true"/>
+            </xsd:sequence>
+          </xsd:extension>
+        </xsd:complexContent>
+      </xsd:complexType>
+    </xsd:element>
+  </xsd:schema>
+  <xsd:schema xmlns:xsd="http://www.w3.org/2001/XMLSchema" xmlns:xs="http://www.w3.org/2001/XMLSchema" xmlns:dms="http://schemas.microsoft.com/office/2006/documentManagement/types" xmlns:pc="http://schemas.microsoft.com/office/infopath/2007/PartnerControls" targetNamespace="43a3ca16-9c26-4813-b83f-4aec9927b43f" elementFormDefault="qualified">
+    <xsd:import namespace="http://schemas.microsoft.com/office/2006/documentManagement/types"/>
+    <xsd:import namespace="http://schemas.microsoft.com/office/infopath/2007/PartnerControls"/>
+    <xsd:element name="MediaServiceMetadata" ma:index="10" nillable="true" ma:displayName="MediaServiceMetadata" ma:hidden="true" ma:internalName="MediaServiceMetadata" ma:readOnly="true">
       <xsd:simpleType>
         <xsd:restriction base="dms:Note"/>
       </xsd:simpleType>
     </xsd:element>
-    <xsd:element name="MediaServiceFastMetadata" ma:index="9" nillable="true" ma:displayName="MediaServiceFastMetadata" ma:hidden="true" ma:internalName="MediaServiceFastMetadata" ma:readOnly="true">
+    <xsd:element name="MediaServiceFastMetadata" ma:index="11" nillable="true" ma:displayName="MediaServiceFastMetadata" ma:hidden="true" ma:internalName="MediaServiceFastMetadata" ma:readOnly="true">
       <xsd:simpleType>
         <xsd:restriction base="dms:Note"/>
       </xsd:simpleType>
     </xsd:element>
-    <xsd:element name="MediaServiceSearchProperties" ma:index="10" nillable="true" ma:displayName="MediaServiceSearchProperties" ma:hidden="true" ma:internalName="MediaServiceSearchProperties" ma:readOnly="true">
-      <xsd:simpleType>
-        <xsd:restriction base="dms:Note"/>
-      </xsd:simpleType>
-    </xsd:element>
-    <xsd:element name="MediaServiceDateTaken" ma:index="11" nillable="true" ma:displayName="MediaServiceDateTaken" ma:hidden="true" ma:indexed="true" ma:internalName="MediaServiceDateTaken" ma:readOnly="true">
+    <xsd:element name="MediaServiceDateTaken" ma:index="12" nillable="true" ma:displayName="MediaServiceDateTaken" ma:hidden="true" ma:indexed="true" ma:internalName="MediaServiceDateTaken" ma:readOnly="true">
       <xsd:simpleType>
         <xsd:restriction base="dms:Text"/>
       </xsd:simpleType>
     </xsd:element>
-    <xsd:element name="lcf76f155ced4ddcb4097134ff3c332f" ma:index="13" nillable="true" ma:taxonomy="true" ma:internalName="lcf76f155ced4ddcb4097134ff3c332f" ma:taxonomyFieldName="MediaServiceImageTags" ma:displayName="Etiquetas de imagen" ma:readOnly="false" ma:fieldId="{5cf76f15-5ced-4ddc-b409-7134ff3c332f}" ma:taxonomyMulti="true" ma:sspId="d33c8c81-5745-4931-bcc4-c2aeafe86780" ma:termSetId="09814cd3-568e-fe90-9814-8d621ff8fb84" ma:anchorId="fba54fb3-c3e1-fe81-a776-ca4b69148c4d" ma:open="true" ma:isKeyword="false">
-      <xsd:complexType>
-        <xsd:sequence>
-          <xsd:element ref="pc:Terms" minOccurs="0" maxOccurs="1"/>
-        </xsd:sequence>
-      </xsd:complexType>
+    <xsd:element name="MediaServiceObjectDetectorVersions" ma:index="13" nillable="true" ma:displayName="MediaServiceObjectDetectorVersions" ma:hidden="true" ma:indexed="true" ma:internalName="MediaServiceObjectDetectorVersions" ma:readOnly="true">
+      <xsd:simpleType>
+        <xsd:restriction base="dms:Text"/>
+      </xsd:simpleType>
     </xsd:element>
-    <xsd:element name="MediaServiceOCR" ma:index="15" nillable="true" ma:displayName="Extracted Text" ma:internalName="MediaServiceOCR" ma:readOnly="true">
+    <xsd:element name="MediaLengthInSeconds" ma:index="14" nillable="true" ma:displayName="MediaLengthInSeconds" ma:hidden="true" ma:internalName="MediaLengthInSeconds" ma:readOnly="true">
       <xsd:simpleType>
-        <xsd:restriction base="dms:Note">
-          <xsd:maxLength value="255"/>
-        </xsd:restriction>
+        <xsd:restriction base="dms:Unknown"/>
+      </xsd:simpleType>
+    </xsd:element>
+    <xsd:element name="MediaServiceLocation" ma:index="15" nillable="true" ma:displayName="Location" ma:indexed="true" ma:internalName="MediaServiceLocation" ma:readOnly="true">
+      <xsd:simpleType>
+        <xsd:restriction base="dms:Text"/>
       </xsd:simpleType>
     </xsd:element>
     <xsd:element name="MediaServiceGenerationTime" ma:index="16" nillable="true" ma:displayName="MediaServiceGenerationTime" ma:hidden="true" ma:internalName="MediaServiceGenerationTime" ma:readOnly="true">
@@ -13135,25 +13184,24 @@
         <xsd:restriction base="dms:Text"/>
       </xsd:simpleType>
     </xsd:element>
-    <xsd:element name="MediaLengthInSeconds" ma:index="18" nillable="true" ma:displayName="MediaLengthInSeconds" ma:hidden="true" ma:internalName="MediaLengthInSeconds" ma:readOnly="true">
+    <xsd:element name="lcf76f155ced4ddcb4097134ff3c332f" ma:index="19" nillable="true" ma:taxonomy="true" ma:internalName="lcf76f155ced4ddcb4097134ff3c332f" ma:taxonomyFieldName="MediaServiceImageTags" ma:displayName="Etiquetas de imagen" ma:readOnly="false" ma:fieldId="{5cf76f15-5ced-4ddc-b409-7134ff3c332f}" ma:taxonomyMulti="true" ma:sspId="d33c8c81-5745-4931-bcc4-c2aeafe86780" ma:termSetId="09814cd3-568e-fe90-9814-8d621ff8fb84" ma:anchorId="fba54fb3-c3e1-fe81-a776-ca4b69148c4d" ma:open="true" ma:isKeyword="false">
+      <xsd:complexType>
+        <xsd:sequence>
+          <xsd:element ref="pc:Terms" minOccurs="0" maxOccurs="1"/>
+        </xsd:sequence>
+      </xsd:complexType>
+    </xsd:element>
+    <xsd:element name="MediaServiceOCR" ma:index="21" nillable="true" ma:displayName="Extracted Text" ma:internalName="MediaServiceOCR" ma:readOnly="true">
       <xsd:simpleType>
-        <xsd:restriction base="dms:Unknown"/>
+        <xsd:restriction base="dms:Note">
+          <xsd:maxLength value="255"/>
+        </xsd:restriction>
       </xsd:simpleType>
     </xsd:element>
-  </xsd:schema>
-  <xsd:schema xmlns:xsd="http://www.w3.org/2001/XMLSchema" xmlns:xs="http://www.w3.org/2001/XMLSchema" xmlns:dms="http://schemas.microsoft.com/office/2006/documentManagement/types" xmlns:pc="http://schemas.microsoft.com/office/infopath/2007/PartnerControls" targetNamespace="285d351f-f218-493a-825f-85a9dfbde315" elementFormDefault="qualified">
-    <xsd:import namespace="http://schemas.microsoft.com/office/2006/documentManagement/types"/>
-    <xsd:import namespace="http://schemas.microsoft.com/office/infopath/2007/PartnerControls"/>
-    <xsd:element name="TaxCatchAll" ma:index="14" nillable="true" ma:displayName="Taxonomy Catch All Column" ma:hidden="true" ma:list="{5d57ac59-ec13-4ab6-8bf8-a162ea89df9b}" ma:internalName="TaxCatchAll" ma:showField="CatchAllData" ma:web="285d351f-f218-493a-825f-85a9dfbde315">
-      <xsd:complexType>
-        <xsd:complexContent>
-          <xsd:extension base="dms:MultiChoiceLookup">
-            <xsd:sequence>
-              <xsd:element name="Value" type="dms:Lookup" maxOccurs="unbounded" minOccurs="0" nillable="true"/>
-            </xsd:sequence>
-          </xsd:extension>
-        </xsd:complexContent>
-      </xsd:complexType>
+    <xsd:element name="MediaServiceSearchProperties" ma:index="22" nillable="true" ma:displayName="MediaServiceSearchProperties" ma:hidden="true" ma:internalName="MediaServiceSearchProperties" ma:readOnly="true">
+      <xsd:simpleType>
+        <xsd:restriction base="dms:Note"/>
+      </xsd:simpleType>
     </xsd:element>
   </xsd:schema>
   <xsd:schema xmlns="http://schemas.openxmlformats.org/package/2006/metadata/core-properties" xmlns:xsd="http://www.w3.org/2001/XMLSchema" xmlns:xsi="http://www.w3.org/2001/XMLSchema-instance" xmlns:dc="http://purl.org/dc/elements/1.1/" xmlns:dcterms="http://purl.org/dc/terms/" xmlns:odoc="http://schemas.microsoft.com/internal/obd" targetNamespace="http://schemas.openxmlformats.org/package/2006/metadata/core-properties" elementFormDefault="qualified" attributeFormDefault="unqualified" blockDefault="#all">
@@ -13255,35 +13303,22 @@
 </ct:contentTypeSchema>
 </file>
 
-<file path=customXml/item2.xml><?xml version="1.0" encoding="utf-8"?>
-<?mso-contentType ?>
-<FormTemplates xmlns="http://schemas.microsoft.com/sharepoint/v3/contenttype/forms">
-  <Display>DocumentLibraryForm</Display>
-  <Edit>DocumentLibraryForm</Edit>
-  <New>DocumentLibraryForm</New>
-</FormTemplates>
-</file>
-
 <file path=customXml/item3.xml><?xml version="1.0" encoding="utf-8"?>
-<b:Sources xmlns:b="http://schemas.openxmlformats.org/officeDocument/2006/bibliography" xmlns="http://schemas.openxmlformats.org/officeDocument/2006/bibliography" SelectedStyle="\APASixthEditionOfficeOnline.xsl" StyleName="APA" Version="6"/>
-</file>
-
-<file path=customXml/item4.xml><?xml version="1.0" encoding="utf-8"?>
 <p:properties xmlns:p="http://schemas.microsoft.com/office/2006/metadata/properties" xmlns:xsi="http://www.w3.org/2001/XMLSchema-instance" xmlns:pc="http://schemas.microsoft.com/office/infopath/2007/PartnerControls">
   <documentManagement>
-    <TaxCatchAll xmlns="285d351f-f218-493a-825f-85a9dfbde315" xsi:nil="true"/>
-    <lcf76f155ced4ddcb4097134ff3c332f xmlns="55abea07-cd72-4a95-add0-1082a24cf9e9">
+    <TaxCatchAll xmlns="cb45339b-ced9-4d0d-8f64-77573914d53b" xsi:nil="true"/>
+    <lcf76f155ced4ddcb4097134ff3c332f xmlns="43a3ca16-9c26-4813-b83f-4aec9927b43f">
       <Terms xmlns="http://schemas.microsoft.com/office/infopath/2007/PartnerControls"/>
     </lcf76f155ced4ddcb4097134ff3c332f>
   </documentManagement>
 </p:properties>
 </file>
 
-<file path=customXml/itemProps1.xml><?xml version="1.0" encoding="utf-8"?>
-<ds:datastoreItem xmlns:ds="http://schemas.openxmlformats.org/officeDocument/2006/customXml" ds:itemID="{C945DB23-4B27-4A0E-8296-2769726FFE25}"/>
+<file path=customXml/item4.xml><?xml version="1.0" encoding="utf-8"?>
+<b:Sources xmlns:b="http://schemas.openxmlformats.org/officeDocument/2006/bibliography" xmlns="http://schemas.openxmlformats.org/officeDocument/2006/bibliography" SelectedStyle="\APASixthEditionOfficeOnline.xsl" StyleName="APA" Version="6"/>
 </file>
 
-<file path=customXml/itemProps2.xml><?xml version="1.0" encoding="utf-8"?>
+<file path=customXml/itemProps1.xml><?xml version="1.0" encoding="utf-8"?>
 <ds:datastoreItem xmlns:ds="http://schemas.openxmlformats.org/officeDocument/2006/customXml" ds:itemID="{D00A4A46-BDBD-48AC-87B9-2BA42D9CC06F}">
   <ds:schemaRefs>
     <ds:schemaRef ds:uri="http://schemas.microsoft.com/sharepoint/v3/contenttype/forms"/>
@@ -13291,15 +13326,26 @@
 </ds:datastoreItem>
 </file>
 
-<file path=customXml/itemProps3.xml><?xml version="1.0" encoding="utf-8"?>
-<ds:datastoreItem xmlns:ds="http://schemas.openxmlformats.org/officeDocument/2006/customXml" ds:itemID="{A9F2CEBA-C824-4C86-81A8-E32CBD0EB92D}">
+<file path=customXml/itemProps2.xml><?xml version="1.0" encoding="utf-8"?>
+<ds:datastoreItem xmlns:ds="http://schemas.openxmlformats.org/officeDocument/2006/customXml" ds:itemID="{0BC4A0A4-89EA-4C0C-9011-C1B351E892BC}">
   <ds:schemaRefs>
-    <ds:schemaRef ds:uri="http://schemas.openxmlformats.org/officeDocument/2006/bibliography"/>
+    <ds:schemaRef ds:uri="http://schemas.microsoft.com/office/2006/metadata/contentType"/>
+    <ds:schemaRef ds:uri="http://schemas.microsoft.com/office/2006/metadata/properties/metaAttributes"/>
+    <ds:schemaRef ds:uri="http://www.w3.org/2001/XMLSchema"/>
+    <ds:schemaRef ds:uri="http://schemas.microsoft.com/office/2006/metadata/properties"/>
+    <ds:schemaRef ds:uri="cb45339b-ced9-4d0d-8f64-77573914d53b"/>
+    <ds:schemaRef ds:uri="43a3ca16-9c26-4813-b83f-4aec9927b43f"/>
+    <ds:schemaRef ds:uri="http://schemas.microsoft.com/office/2006/documentManagement/types"/>
+    <ds:schemaRef ds:uri="http://schemas.microsoft.com/office/infopath/2007/PartnerControls"/>
+    <ds:schemaRef ds:uri="http://schemas.openxmlformats.org/package/2006/metadata/core-properties"/>
+    <ds:schemaRef ds:uri="http://purl.org/dc/elements/1.1/"/>
+    <ds:schemaRef ds:uri="http://purl.org/dc/terms/"/>
+    <ds:schemaRef ds:uri="http://schemas.microsoft.com/internal/obd"/>
   </ds:schemaRefs>
 </ds:datastoreItem>
 </file>
 
-<file path=customXml/itemProps4.xml><?xml version="1.0" encoding="utf-8"?>
+<file path=customXml/itemProps3.xml><?xml version="1.0" encoding="utf-8"?>
 <ds:datastoreItem xmlns:ds="http://schemas.openxmlformats.org/officeDocument/2006/customXml" ds:itemID="{26259216-AD86-464A-AEAD-95B1F9E17392}">
   <ds:schemaRefs>
     <ds:schemaRef ds:uri="http://schemas.microsoft.com/office/2006/metadata/properties"/>
@@ -13308,4 +13354,12 @@
     <ds:schemaRef ds:uri="43a3ca16-9c26-4813-b83f-4aec9927b43f"/>
   </ds:schemaRefs>
 </ds:datastoreItem>
+</file>
+
+<file path=customXml/itemProps4.xml><?xml version="1.0" encoding="utf-8"?>
+<ds:datastoreItem xmlns:ds="http://schemas.openxmlformats.org/officeDocument/2006/customXml" ds:itemID="{A9F2CEBA-C824-4C86-81A8-E32CBD0EB92D}">
+  <ds:schemaRefs>
+    <ds:schemaRef ds:uri="http://schemas.openxmlformats.org/officeDocument/2006/bibliography"/>
+  </ds:schemaRefs>
+</ds:datastoreItem>
 </file>
--- a/fuentes/CF1_12310176_DU.docx
+++ b/fuentes/CF1_12310176_DU.docx
@@ -2875,15 +2875,7 @@
         <w:t>influencers</w:t>
       </w:r>
       <w:r>
-        <w:t xml:space="preserve">, y creadores de contenido digital (YouTube, </w:t>
-      </w:r>
-      <w:proofErr w:type="spellStart"/>
-      <w:r>
-        <w:t>TikTok</w:t>
-      </w:r>
-      <w:proofErr w:type="spellEnd"/>
-      <w:r>
-        <w:t>, </w:t>
+        <w:t>, y creadores de contenido digital (YouTube, TikTok, </w:t>
       </w:r>
       <w:r>
         <w:rPr>
@@ -4555,11 +4547,9 @@
       <w:r>
         <w:t>Corresponde a aquellos bienes o servicios que, aunque pueden mejorar el </w:t>
       </w:r>
-      <w:proofErr w:type="spellStart"/>
       <w:r>
         <w:t>confor</w:t>
       </w:r>
-      <w:proofErr w:type="spellEnd"/>
       <w:r>
         <w:rPr>
           <w:rStyle w:val="Extranjerismo"/>
@@ -4854,10 +4844,10 @@
           <w:lang w:eastAsia="es-CO"/>
         </w:rPr>
         <w:drawing>
-          <wp:inline distT="0" distB="0" distL="0" distR="0" wp14:anchorId="2563844A" wp14:editId="648CFE62">
-            <wp:extent cx="3585932" cy="3332414"/>
-            <wp:effectExtent l="0" t="0" r="0" b="1905"/>
-            <wp:docPr id="6" name="Imagen 6" descr="Una plantilla de presupuesto personal dividida en dos secciones principales: &quot;Tus ingresos&quot; y &quot;Tus gastos&quot;.&#10;&#10;En la sección de ingresos se distinguen tres categorías: ingresos fijos, ingresos variables y otros ingresos, distribuidos por mes (Mes 1, Mes 2, etc.). Al final de esta sección se calcula el “TOTAL INGRESOS (A)”.&#10;&#10; En la sección de gastos, se organiza en tres grupos:&#10;&#10; Gastos fijos o prioritarios: alimentos/mercado, arriendo, servicios públicos, transporte, ahorro y otros.&#10;&#10; Gastos variables o de segunda prioridad: salidas, ropa, viajes, regalos y otros.&#10;&#10; Deudas: préstamos, tarjeta de crédito y otras deudas.&#10;&#10;Al final de esta sección se calcula el “TOTAL GASTOS (B)”.&#10;&#10; En la parte inferior de la plantilla se muestra el cálculo del “FLUJO DE CAJA MENSUAL (A - B)”, es decir, la diferencia entre ingresos y gastos para cada mes."/>
+          <wp:inline distT="0" distB="0" distL="0" distR="0" wp14:anchorId="67DBF610" wp14:editId="56273821">
+            <wp:extent cx="3899948" cy="3624230"/>
+            <wp:effectExtent l="0" t="0" r="5715" b="0"/>
+            <wp:docPr id="1" name="Imagen 1" descr="Una plantilla de presupuesto personal dividida en dos secciones principales: &quot;Tus ingresos&quot; y &quot;Tus gastos&quot;.&#10;&#10;En la sección de ingresos se distinguen tres categorías: ingresos fijos, ingresos variables y otros ingresos, distribuidos por mes (Mes 1, Mes 2, etc.). Al final de esta sección se calcula el “TOTAL INGRESOS (A)”.&#10;&#10; En la sección de gastos, se organiza en tres grupos:&#10;&#10; Gastos fijos o prioritarios: alimentos/mercado, arriendo, servicios públicos, transporte, ahorro y otros.&#10;&#10; Gastos variables o de segunda prioridad: salidas, ropa, viajes, regalos y otros.&#10;&#10; Deudas: préstamos, tarjeta de crédito y otras deudas.&#10;&#10;Al final de esta sección se calcula el “TOTAL GASTOS (B)”.&#10;&#10; En la parte inferior de la plantilla se muestra el cálculo del “FLUJO DE CAJA MENSUAL (A - B)”, es decir, la diferencia entre ingresos y gastos para cada mes."/>
             <wp:cNvGraphicFramePr>
               <a:graphicFrameLocks xmlns:a="http://schemas.openxmlformats.org/drawingml/2006/main" noChangeAspect="1"/>
             </wp:cNvGraphicFramePr>
@@ -4865,11 +4855,11 @@
               <a:graphicData uri="http://schemas.openxmlformats.org/drawingml/2006/picture">
                 <pic:pic xmlns:pic="http://schemas.openxmlformats.org/drawingml/2006/picture">
                   <pic:nvPicPr>
-                    <pic:cNvPr id="6" name="Imagen 6" descr="Una plantilla de presupuesto personal dividida en dos secciones principales: &quot;Tus ingresos&quot; y &quot;Tus gastos&quot;.&#10;&#10;En la sección de ingresos se distinguen tres categorías: ingresos fijos, ingresos variables y otros ingresos, distribuidos por mes (Mes 1, Mes 2, etc.). Al final de esta sección se calcula el “TOTAL INGRESOS (A)”.&#10;&#10; En la sección de gastos, se organiza en tres grupos:&#10;&#10; Gastos fijos o prioritarios: alimentos/mercado, arriendo, servicios públicos, transporte, ahorro y otros.&#10;&#10; Gastos variables o de segunda prioridad: salidas, ropa, viajes, regalos y otros.&#10;&#10; Deudas: préstamos, tarjeta de crédito y otras deudas.&#10;&#10;Al final de esta sección se calcula el “TOTAL GASTOS (B)”.&#10;&#10; En la parte inferior de la plantilla se muestra el cálculo del “FLUJO DE CAJA MENSUAL (A - B)”, es decir, la diferencia entre ingresos y gastos para cada mes."/>
+                    <pic:cNvPr id="1" name="Imagen 1" descr="Una plantilla de presupuesto personal dividida en dos secciones principales: &quot;Tus ingresos&quot; y &quot;Tus gastos&quot;.&#10;&#10;En la sección de ingresos se distinguen tres categorías: ingresos fijos, ingresos variables y otros ingresos, distribuidos por mes (Mes 1, Mes 2, etc.). Al final de esta sección se calcula el “TOTAL INGRESOS (A)”.&#10;&#10; En la sección de gastos, se organiza en tres grupos:&#10;&#10; Gastos fijos o prioritarios: alimentos/mercado, arriendo, servicios públicos, transporte, ahorro y otros.&#10;&#10; Gastos variables o de segunda prioridad: salidas, ropa, viajes, regalos y otros.&#10;&#10; Deudas: préstamos, tarjeta de crédito y otras deudas.&#10;&#10;Al final de esta sección se calcula el “TOTAL GASTOS (B)”.&#10;&#10; En la parte inferior de la plantilla se muestra el cálculo del “FLUJO DE CAJA MENSUAL (A - B)”, es decir, la diferencia entre ingresos y gastos para cada mes."/>
                     <pic:cNvPicPr/>
                   </pic:nvPicPr>
                   <pic:blipFill>
-                    <a:blip r:embed="rId16">
+                    <a:blip r:embed="rId16" cstate="print">
                       <a:extLst>
                         <a:ext uri="{28A0092B-C50C-407E-A947-70E740481C1C}">
                           <a14:useLocalDpi xmlns:a14="http://schemas.microsoft.com/office/drawing/2010/main" val="0"/>
@@ -4883,7 +4873,7 @@
                   <pic:spPr>
                     <a:xfrm>
                       <a:off x="0" y="0"/>
-                      <a:ext cx="3594871" cy="3340721"/>
+                      <a:ext cx="3903485" cy="3627517"/>
                     </a:xfrm>
                     <a:prstGeom prst="rect">
                       <a:avLst/>
@@ -5955,14 +5945,12 @@
             <w:pPr>
               <w:pStyle w:val="TextoTablas"/>
             </w:pPr>
-            <w:proofErr w:type="spellStart"/>
             <w:r>
               <w:t>E</w:t>
             </w:r>
             <w:r>
               <w:t>xito</w:t>
             </w:r>
-            <w:proofErr w:type="spellEnd"/>
             <w:r>
               <w:t xml:space="preserve"> Financiero. (2021, 18 marzo). La regla 60-10-10-20 para administrar tu dinero.</w:t>
             </w:r>
@@ -6763,10 +6751,12 @@
           <w:lang w:eastAsia="es-CO"/>
           <w14:ligatures w14:val="none"/>
         </w:rPr>
-        <w:t xml:space="preserve">Gitman, L. J., &amp; </w:t>
-      </w:r>
-      <w:proofErr w:type="spellStart"/>
-      <w:r>
+        <w:t>Gitman, L. J., &amp; Joehnk, M. D. (2015). Fundamentos de finanzas personales. Pearson Educación.</w:t>
+      </w:r>
+    </w:p>
+    <w:p>
+      <w:pPr>
+        <w:ind w:left="709" w:hanging="709"/>
         <w:rPr>
           <w:rFonts w:eastAsia="Times New Roman" w:cstheme="minorHAnsi"/>
           <w:kern w:val="0"/>
@@ -6775,9 +6765,7 @@
           <w:lang w:eastAsia="es-CO"/>
           <w14:ligatures w14:val="none"/>
         </w:rPr>
-        <w:t>Joehnk</w:t>
-      </w:r>
-      <w:proofErr w:type="spellEnd"/>
+      </w:pPr>
       <w:r>
         <w:rPr>
           <w:rFonts w:eastAsia="Times New Roman" w:cstheme="minorHAnsi"/>
@@ -6787,7 +6775,7 @@
           <w:lang w:eastAsia="es-CO"/>
           <w14:ligatures w14:val="none"/>
         </w:rPr>
-        <w:t>, M. D. (2015). Fundamentos de finanzas personales. Pearson Educación.</w:t>
+        <w:t>Mendoza, L. (2011). Psicología del consumo: Compras impulsivas y toma de decisiones. Editorial Universitaria.</w:t>
       </w:r>
     </w:p>
     <w:p>
@@ -6811,7 +6799,7 @@
           <w:lang w:eastAsia="es-CO"/>
           <w14:ligatures w14:val="none"/>
         </w:rPr>
-        <w:t>Mendoza, L. (2011). Psicología del consumo: Compras impulsivas y toma de decisiones. Editorial Universitaria.</w:t>
+        <w:t>Montes, M. (2013). La pirámide de Maslow y su aplicación en las finanzas personales. En Revista de Ciencias Sociales Aplicadas.</w:t>
       </w:r>
     </w:p>
     <w:p>
@@ -6835,151 +6823,7 @@
           <w:lang w:eastAsia="es-CO"/>
           <w14:ligatures w14:val="none"/>
         </w:rPr>
-        <w:t>Montes, M. (2013). La pirámide de Maslow y su aplicación en las finanzas personales. En Revista de Ciencias Sociales Aplicadas.</w:t>
-      </w:r>
-    </w:p>
-    <w:p>
-      <w:pPr>
-        <w:ind w:left="709" w:hanging="709"/>
-        <w:rPr>
-          <w:rFonts w:eastAsia="Times New Roman" w:cstheme="minorHAnsi"/>
-          <w:kern w:val="0"/>
-          <w:szCs w:val="28"/>
-          <w:bdr w:val="none" w:sz="0" w:space="0" w:color="auto" w:frame="1"/>
-          <w:lang w:eastAsia="es-CO"/>
-          <w14:ligatures w14:val="none"/>
-        </w:rPr>
-      </w:pPr>
-      <w:r>
-        <w:rPr>
-          <w:rFonts w:eastAsia="Times New Roman" w:cstheme="minorHAnsi"/>
-          <w:kern w:val="0"/>
-          <w:szCs w:val="28"/>
-          <w:bdr w:val="none" w:sz="0" w:space="0" w:color="auto" w:frame="1"/>
-          <w:lang w:eastAsia="es-CO"/>
-          <w14:ligatures w14:val="none"/>
-        </w:rPr>
-        <w:t xml:space="preserve">Organización para la Cooperación y el Desarrollo Económicos (OCDE). (2017). PISA 2015 </w:t>
-      </w:r>
-      <w:proofErr w:type="spellStart"/>
-      <w:r>
-        <w:rPr>
-          <w:rFonts w:eastAsia="Times New Roman" w:cstheme="minorHAnsi"/>
-          <w:kern w:val="0"/>
-          <w:szCs w:val="28"/>
-          <w:bdr w:val="none" w:sz="0" w:space="0" w:color="auto" w:frame="1"/>
-          <w:lang w:eastAsia="es-CO"/>
-          <w14:ligatures w14:val="none"/>
-        </w:rPr>
-        <w:t>Results</w:t>
-      </w:r>
-      <w:proofErr w:type="spellEnd"/>
-      <w:r>
-        <w:rPr>
-          <w:rFonts w:eastAsia="Times New Roman" w:cstheme="minorHAnsi"/>
-          <w:kern w:val="0"/>
-          <w:szCs w:val="28"/>
-          <w:bdr w:val="none" w:sz="0" w:space="0" w:color="auto" w:frame="1"/>
-          <w:lang w:eastAsia="es-CO"/>
-          <w14:ligatures w14:val="none"/>
-        </w:rPr>
-        <w:t xml:space="preserve"> (</w:t>
-      </w:r>
-      <w:proofErr w:type="spellStart"/>
-      <w:r>
-        <w:rPr>
-          <w:rFonts w:eastAsia="Times New Roman" w:cstheme="minorHAnsi"/>
-          <w:kern w:val="0"/>
-          <w:szCs w:val="28"/>
-          <w:bdr w:val="none" w:sz="0" w:space="0" w:color="auto" w:frame="1"/>
-          <w:lang w:eastAsia="es-CO"/>
-          <w14:ligatures w14:val="none"/>
-        </w:rPr>
-        <w:t>Volume</w:t>
-      </w:r>
-      <w:proofErr w:type="spellEnd"/>
-      <w:r>
-        <w:rPr>
-          <w:rFonts w:eastAsia="Times New Roman" w:cstheme="minorHAnsi"/>
-          <w:kern w:val="0"/>
-          <w:szCs w:val="28"/>
-          <w:bdr w:val="none" w:sz="0" w:space="0" w:color="auto" w:frame="1"/>
-          <w:lang w:eastAsia="es-CO"/>
-          <w14:ligatures w14:val="none"/>
-        </w:rPr>
-        <w:t xml:space="preserve"> IV): </w:t>
-      </w:r>
-      <w:proofErr w:type="spellStart"/>
-      <w:r>
-        <w:rPr>
-          <w:rFonts w:eastAsia="Times New Roman" w:cstheme="minorHAnsi"/>
-          <w:kern w:val="0"/>
-          <w:szCs w:val="28"/>
-          <w:bdr w:val="none" w:sz="0" w:space="0" w:color="auto" w:frame="1"/>
-          <w:lang w:eastAsia="es-CO"/>
-          <w14:ligatures w14:val="none"/>
-        </w:rPr>
-        <w:t>Students</w:t>
-      </w:r>
-      <w:proofErr w:type="spellEnd"/>
-      <w:r>
-        <w:rPr>
-          <w:rFonts w:eastAsia="Times New Roman" w:cstheme="minorHAnsi"/>
-          <w:kern w:val="0"/>
-          <w:szCs w:val="28"/>
-          <w:bdr w:val="none" w:sz="0" w:space="0" w:color="auto" w:frame="1"/>
-          <w:lang w:eastAsia="es-CO"/>
-          <w14:ligatures w14:val="none"/>
-        </w:rPr>
-        <w:t xml:space="preserve">’ </w:t>
-      </w:r>
-      <w:proofErr w:type="spellStart"/>
-      <w:r>
-        <w:rPr>
-          <w:rFonts w:eastAsia="Times New Roman" w:cstheme="minorHAnsi"/>
-          <w:kern w:val="0"/>
-          <w:szCs w:val="28"/>
-          <w:bdr w:val="none" w:sz="0" w:space="0" w:color="auto" w:frame="1"/>
-          <w:lang w:eastAsia="es-CO"/>
-          <w14:ligatures w14:val="none"/>
-        </w:rPr>
-        <w:t>Financial</w:t>
-      </w:r>
-      <w:proofErr w:type="spellEnd"/>
-      <w:r>
-        <w:rPr>
-          <w:rFonts w:eastAsia="Times New Roman" w:cstheme="minorHAnsi"/>
-          <w:kern w:val="0"/>
-          <w:szCs w:val="28"/>
-          <w:bdr w:val="none" w:sz="0" w:space="0" w:color="auto" w:frame="1"/>
-          <w:lang w:eastAsia="es-CO"/>
-          <w14:ligatures w14:val="none"/>
-        </w:rPr>
-        <w:t xml:space="preserve"> </w:t>
-      </w:r>
-      <w:proofErr w:type="spellStart"/>
-      <w:r>
-        <w:rPr>
-          <w:rFonts w:eastAsia="Times New Roman" w:cstheme="minorHAnsi"/>
-          <w:kern w:val="0"/>
-          <w:szCs w:val="28"/>
-          <w:bdr w:val="none" w:sz="0" w:space="0" w:color="auto" w:frame="1"/>
-          <w:lang w:eastAsia="es-CO"/>
-          <w14:ligatures w14:val="none"/>
-        </w:rPr>
-        <w:t>Literacy</w:t>
-      </w:r>
-      <w:proofErr w:type="spellEnd"/>
-      <w:r>
-        <w:rPr>
-          <w:rFonts w:eastAsia="Times New Roman" w:cstheme="minorHAnsi"/>
-          <w:kern w:val="0"/>
-          <w:szCs w:val="28"/>
-          <w:bdr w:val="none" w:sz="0" w:space="0" w:color="auto" w:frame="1"/>
-          <w:lang w:eastAsia="es-CO"/>
-          <w14:ligatures w14:val="none"/>
-        </w:rPr>
-        <w:t>. OECD Publishing. </w:t>
+        <w:t>Organización para la Cooperación y el Desarrollo Económicos (OCDE). (2017). PISA 2015 Results (Volume IV): Students’ Financial Literacy. OECD Publishing. </w:t>
       </w:r>
       <w:hyperlink r:id="rId26" w:tgtFrame="_blank" w:history="1">
         <w:r>
@@ -7017,10 +6861,12 @@
           <w:lang w:eastAsia="es-CO"/>
           <w14:ligatures w14:val="none"/>
         </w:rPr>
-        <w:t xml:space="preserve">Suárez, M. &amp; Gómez, A. (2018). Finanzas personales: una guía para el manejo inteligente del dinero. Ediciones </w:t>
-      </w:r>
-      <w:proofErr w:type="spellStart"/>
-      <w:r>
+        <w:t>Suárez, M. &amp; Gómez, A. (2018). Finanzas personales: una guía para el manejo inteligente del dinero. Ediciones Ecoe.</w:t>
+      </w:r>
+    </w:p>
+    <w:p>
+      <w:pPr>
+        <w:ind w:left="709" w:hanging="709"/>
         <w:rPr>
           <w:rFonts w:eastAsia="Times New Roman" w:cstheme="minorHAnsi"/>
           <w:kern w:val="0"/>
@@ -7029,9 +6875,7 @@
           <w:lang w:eastAsia="es-CO"/>
           <w14:ligatures w14:val="none"/>
         </w:rPr>
-        <w:t>Ecoe</w:t>
-      </w:r>
-      <w:proofErr w:type="spellEnd"/>
+      </w:pPr>
       <w:r>
         <w:rPr>
           <w:rFonts w:eastAsia="Times New Roman" w:cstheme="minorHAnsi"/>
@@ -7041,7 +6885,7 @@
           <w:lang w:eastAsia="es-CO"/>
           <w14:ligatures w14:val="none"/>
         </w:rPr>
-        <w:t>.</w:t>
+        <w:t>Sullivan, A., &amp; Sheffrin, S. M. (2003). Economía: Principios y herramientas. Pearson Educación.</w:t>
       </w:r>
     </w:p>
     <w:p>
@@ -7065,260 +6909,7 @@
           <w:lang w:eastAsia="es-CO"/>
           <w14:ligatures w14:val="none"/>
         </w:rPr>
-        <w:t xml:space="preserve">Sullivan, A., &amp; </w:t>
-      </w:r>
-      <w:proofErr w:type="spellStart"/>
-      <w:r>
-        <w:rPr>
-          <w:rFonts w:eastAsia="Times New Roman" w:cstheme="minorHAnsi"/>
-          <w:kern w:val="0"/>
-          <w:szCs w:val="28"/>
-          <w:bdr w:val="none" w:sz="0" w:space="0" w:color="auto" w:frame="1"/>
-          <w:lang w:eastAsia="es-CO"/>
-          <w14:ligatures w14:val="none"/>
-        </w:rPr>
-        <w:t>Sheffrin</w:t>
-      </w:r>
-      <w:proofErr w:type="spellEnd"/>
-      <w:r>
-        <w:rPr>
-          <w:rFonts w:eastAsia="Times New Roman" w:cstheme="minorHAnsi"/>
-          <w:kern w:val="0"/>
-          <w:szCs w:val="28"/>
-          <w:bdr w:val="none" w:sz="0" w:space="0" w:color="auto" w:frame="1"/>
-          <w:lang w:eastAsia="es-CO"/>
-          <w14:ligatures w14:val="none"/>
-        </w:rPr>
-        <w:t>, S. M. (2003). Economía: Principios y herramientas. Pearson Educación.</w:t>
-      </w:r>
-    </w:p>
-    <w:p>
-      <w:pPr>
-        <w:ind w:left="709" w:hanging="709"/>
-        <w:rPr>
-          <w:rFonts w:eastAsia="Times New Roman" w:cstheme="minorHAnsi"/>
-          <w:kern w:val="0"/>
-          <w:szCs w:val="28"/>
-          <w:bdr w:val="none" w:sz="0" w:space="0" w:color="auto" w:frame="1"/>
-          <w:lang w:eastAsia="es-CO"/>
-          <w14:ligatures w14:val="none"/>
-        </w:rPr>
-      </w:pPr>
-      <w:proofErr w:type="spellStart"/>
-      <w:r>
-        <w:rPr>
-          <w:rFonts w:eastAsia="Times New Roman" w:cstheme="minorHAnsi"/>
-          <w:kern w:val="0"/>
-          <w:szCs w:val="28"/>
-          <w:bdr w:val="none" w:sz="0" w:space="0" w:color="auto" w:frame="1"/>
-          <w:lang w:eastAsia="es-CO"/>
-          <w14:ligatures w14:val="none"/>
-        </w:rPr>
-        <w:t>Vitt</w:t>
-      </w:r>
-      <w:proofErr w:type="spellEnd"/>
-      <w:r>
-        <w:rPr>
-          <w:rFonts w:eastAsia="Times New Roman" w:cstheme="minorHAnsi"/>
-          <w:kern w:val="0"/>
-          <w:szCs w:val="28"/>
-          <w:bdr w:val="none" w:sz="0" w:space="0" w:color="auto" w:frame="1"/>
-          <w:lang w:eastAsia="es-CO"/>
-          <w14:ligatures w14:val="none"/>
-        </w:rPr>
-        <w:t xml:space="preserve">, L. A. et al. (2000). Personal </w:t>
-      </w:r>
-      <w:proofErr w:type="spellStart"/>
-      <w:r>
-        <w:rPr>
-          <w:rFonts w:eastAsia="Times New Roman" w:cstheme="minorHAnsi"/>
-          <w:kern w:val="0"/>
-          <w:szCs w:val="28"/>
-          <w:bdr w:val="none" w:sz="0" w:space="0" w:color="auto" w:frame="1"/>
-          <w:lang w:eastAsia="es-CO"/>
-          <w14:ligatures w14:val="none"/>
-        </w:rPr>
-        <w:t>Finance</w:t>
-      </w:r>
-      <w:proofErr w:type="spellEnd"/>
-      <w:r>
-        <w:rPr>
-          <w:rFonts w:eastAsia="Times New Roman" w:cstheme="minorHAnsi"/>
-          <w:kern w:val="0"/>
-          <w:szCs w:val="28"/>
-          <w:bdr w:val="none" w:sz="0" w:space="0" w:color="auto" w:frame="1"/>
-          <w:lang w:eastAsia="es-CO"/>
-          <w14:ligatures w14:val="none"/>
-        </w:rPr>
-        <w:t xml:space="preserve"> and </w:t>
-      </w:r>
-      <w:proofErr w:type="spellStart"/>
-      <w:r>
-        <w:rPr>
-          <w:rFonts w:eastAsia="Times New Roman" w:cstheme="minorHAnsi"/>
-          <w:kern w:val="0"/>
-          <w:szCs w:val="28"/>
-          <w:bdr w:val="none" w:sz="0" w:space="0" w:color="auto" w:frame="1"/>
-          <w:lang w:eastAsia="es-CO"/>
-          <w14:ligatures w14:val="none"/>
-        </w:rPr>
-        <w:t>the</w:t>
-      </w:r>
-      <w:proofErr w:type="spellEnd"/>
-      <w:r>
-        <w:rPr>
-          <w:rFonts w:eastAsia="Times New Roman" w:cstheme="minorHAnsi"/>
-          <w:kern w:val="0"/>
-          <w:szCs w:val="28"/>
-          <w:bdr w:val="none" w:sz="0" w:space="0" w:color="auto" w:frame="1"/>
-          <w:lang w:eastAsia="es-CO"/>
-          <w14:ligatures w14:val="none"/>
-        </w:rPr>
-        <w:t xml:space="preserve"> Rush </w:t>
-      </w:r>
-      <w:proofErr w:type="spellStart"/>
-      <w:r>
-        <w:rPr>
-          <w:rFonts w:eastAsia="Times New Roman" w:cstheme="minorHAnsi"/>
-          <w:kern w:val="0"/>
-          <w:szCs w:val="28"/>
-          <w:bdr w:val="none" w:sz="0" w:space="0" w:color="auto" w:frame="1"/>
-          <w:lang w:eastAsia="es-CO"/>
-          <w14:ligatures w14:val="none"/>
-        </w:rPr>
-        <w:t>to</w:t>
-      </w:r>
-      <w:proofErr w:type="spellEnd"/>
-      <w:r>
-        <w:rPr>
-          <w:rFonts w:eastAsia="Times New Roman" w:cstheme="minorHAnsi"/>
-          <w:kern w:val="0"/>
-          <w:szCs w:val="28"/>
-          <w:bdr w:val="none" w:sz="0" w:space="0" w:color="auto" w:frame="1"/>
-          <w:lang w:eastAsia="es-CO"/>
-          <w14:ligatures w14:val="none"/>
-        </w:rPr>
-        <w:t xml:space="preserve"> </w:t>
-      </w:r>
-      <w:proofErr w:type="spellStart"/>
-      <w:r>
-        <w:rPr>
-          <w:rFonts w:eastAsia="Times New Roman" w:cstheme="minorHAnsi"/>
-          <w:kern w:val="0"/>
-          <w:szCs w:val="28"/>
-          <w:bdr w:val="none" w:sz="0" w:space="0" w:color="auto" w:frame="1"/>
-          <w:lang w:eastAsia="es-CO"/>
-          <w14:ligatures w14:val="none"/>
-        </w:rPr>
-        <w:t>Competence</w:t>
-      </w:r>
-      <w:proofErr w:type="spellEnd"/>
-      <w:r>
-        <w:rPr>
-          <w:rFonts w:eastAsia="Times New Roman" w:cstheme="minorHAnsi"/>
-          <w:kern w:val="0"/>
-          <w:szCs w:val="28"/>
-          <w:bdr w:val="none" w:sz="0" w:space="0" w:color="auto" w:frame="1"/>
-          <w:lang w:eastAsia="es-CO"/>
-          <w14:ligatures w14:val="none"/>
-        </w:rPr>
-        <w:t xml:space="preserve">: </w:t>
-      </w:r>
-      <w:proofErr w:type="spellStart"/>
-      <w:r>
-        <w:rPr>
-          <w:rFonts w:eastAsia="Times New Roman" w:cstheme="minorHAnsi"/>
-          <w:kern w:val="0"/>
-          <w:szCs w:val="28"/>
-          <w:bdr w:val="none" w:sz="0" w:space="0" w:color="auto" w:frame="1"/>
-          <w:lang w:eastAsia="es-CO"/>
-          <w14:ligatures w14:val="none"/>
-        </w:rPr>
-        <w:t>Financial</w:t>
-      </w:r>
-      <w:proofErr w:type="spellEnd"/>
-      <w:r>
-        <w:rPr>
-          <w:rFonts w:eastAsia="Times New Roman" w:cstheme="minorHAnsi"/>
-          <w:kern w:val="0"/>
-          <w:szCs w:val="28"/>
-          <w:bdr w:val="none" w:sz="0" w:space="0" w:color="auto" w:frame="1"/>
-          <w:lang w:eastAsia="es-CO"/>
-          <w14:ligatures w14:val="none"/>
-        </w:rPr>
-        <w:t xml:space="preserve"> </w:t>
-      </w:r>
-      <w:proofErr w:type="spellStart"/>
-      <w:r>
-        <w:rPr>
-          <w:rFonts w:eastAsia="Times New Roman" w:cstheme="minorHAnsi"/>
-          <w:kern w:val="0"/>
-          <w:szCs w:val="28"/>
-          <w:bdr w:val="none" w:sz="0" w:space="0" w:color="auto" w:frame="1"/>
-          <w:lang w:eastAsia="es-CO"/>
-          <w14:ligatures w14:val="none"/>
-        </w:rPr>
-        <w:t>Literacy</w:t>
-      </w:r>
-      <w:proofErr w:type="spellEnd"/>
-      <w:r>
-        <w:rPr>
-          <w:rFonts w:eastAsia="Times New Roman" w:cstheme="minorHAnsi"/>
-          <w:kern w:val="0"/>
-          <w:szCs w:val="28"/>
-          <w:bdr w:val="none" w:sz="0" w:space="0" w:color="auto" w:frame="1"/>
-          <w:lang w:eastAsia="es-CO"/>
-          <w14:ligatures w14:val="none"/>
-        </w:rPr>
-        <w:t xml:space="preserve"> </w:t>
-      </w:r>
-      <w:proofErr w:type="spellStart"/>
-      <w:r>
-        <w:rPr>
-          <w:rFonts w:eastAsia="Times New Roman" w:cstheme="minorHAnsi"/>
-          <w:kern w:val="0"/>
-          <w:szCs w:val="28"/>
-          <w:bdr w:val="none" w:sz="0" w:space="0" w:color="auto" w:frame="1"/>
-          <w:lang w:eastAsia="es-CO"/>
-          <w14:ligatures w14:val="none"/>
-        </w:rPr>
-        <w:t>Education</w:t>
-      </w:r>
-      <w:proofErr w:type="spellEnd"/>
-      <w:r>
-        <w:rPr>
-          <w:rFonts w:eastAsia="Times New Roman" w:cstheme="minorHAnsi"/>
-          <w:kern w:val="0"/>
-          <w:szCs w:val="28"/>
-          <w:bdr w:val="none" w:sz="0" w:space="0" w:color="auto" w:frame="1"/>
-          <w:lang w:eastAsia="es-CO"/>
-          <w14:ligatures w14:val="none"/>
-        </w:rPr>
-        <w:t xml:space="preserve"> in </w:t>
-      </w:r>
-      <w:proofErr w:type="spellStart"/>
-      <w:r>
-        <w:rPr>
-          <w:rFonts w:eastAsia="Times New Roman" w:cstheme="minorHAnsi"/>
-          <w:kern w:val="0"/>
-          <w:szCs w:val="28"/>
-          <w:bdr w:val="none" w:sz="0" w:space="0" w:color="auto" w:frame="1"/>
-          <w:lang w:eastAsia="es-CO"/>
-          <w14:ligatures w14:val="none"/>
-        </w:rPr>
-        <w:t>the</w:t>
-      </w:r>
-      <w:proofErr w:type="spellEnd"/>
-      <w:r>
-        <w:rPr>
-          <w:rFonts w:eastAsia="Times New Roman" w:cstheme="minorHAnsi"/>
-          <w:kern w:val="0"/>
-          <w:szCs w:val="28"/>
-          <w:bdr w:val="none" w:sz="0" w:space="0" w:color="auto" w:frame="1"/>
-          <w:lang w:eastAsia="es-CO"/>
-          <w14:ligatures w14:val="none"/>
-        </w:rPr>
-        <w:t xml:space="preserve"> U.S.</w:t>
+        <w:t>Vitt, L. A. et al. (2000). Personal Finance and the Rush to Competence: Financial Literacy Education in the U.S.</w:t>
       </w:r>
     </w:p>
     <w:p>
@@ -7452,13 +7043,8 @@
             <w:pPr>
               <w:pStyle w:val="TextoTablas"/>
             </w:pPr>
-            <w:proofErr w:type="spellStart"/>
-            <w:r>
-              <w:t>Milady</w:t>
-            </w:r>
-            <w:proofErr w:type="spellEnd"/>
-            <w:r>
-              <w:t xml:space="preserve"> Tatiana Villamil Castellanos</w:t>
+            <w:r>
+              <w:t>Milady Tatiana Villamil Castellanos</w:t>
             </w:r>
           </w:p>
         </w:tc>
@@ -7731,13 +7317,7 @@
               <w:pStyle w:val="TextoTablas"/>
             </w:pPr>
             <w:r>
-              <w:t xml:space="preserve">Johann Sebastián </w:t>
-            </w:r>
-            <w:r>
-              <w:t>Terán</w:t>
-            </w:r>
-            <w:r>
-              <w:t xml:space="preserve"> Carvajal</w:t>
+              <w:t>Johann Sebastián Terán Carvajal</w:t>
             </w:r>
           </w:p>
         </w:tc>
@@ -8220,7 +7800,7 @@
         <v:path o:extrusionok="f" gradientshapeok="t" o:connecttype="rect"/>
         <o:lock v:ext="edit" aspectratio="t"/>
       </v:shapetype>
-      <v:shape id="_x0000_i1077" type="#_x0000_t75" style="width:10.5pt;height:10.5pt" o:bullet="t">
+      <v:shape id="_x0000_i1040" type="#_x0000_t75" style="width:9.95pt;height:9.95pt" o:bullet="t">
         <v:imagedata r:id="rId1" o:title="mso9D57"/>
       </v:shape>
     </w:pict>
@@ -13060,39 +12640,26 @@
 </file>
 
 <file path=customXml/item1.xml><?xml version="1.0" encoding="utf-8"?>
-<?mso-contentType ?>
-<FormTemplates xmlns="http://schemas.microsoft.com/sharepoint/v3/contenttype/forms">
-  <Display>DocumentLibraryForm</Display>
-  <Edit>DocumentLibraryForm</Edit>
-  <New>DocumentLibraryForm</New>
-</FormTemplates>
-</file>
-
-<file path=customXml/item2.xml><?xml version="1.0" encoding="utf-8"?>
-<ct:contentTypeSchema xmlns:ct="http://schemas.microsoft.com/office/2006/metadata/contentType" xmlns:ma="http://schemas.microsoft.com/office/2006/metadata/properties/metaAttributes" ct:_="" ma:_="" ma:contentTypeName="Documento" ma:contentTypeID="0x01010049282E1EDBE9234EA9E6D38F720E265F" ma:contentTypeVersion="15" ma:contentTypeDescription="Crear nuevo documento." ma:contentTypeScope="" ma:versionID="b31c7aa9eaf043a08b87120b3c4916e3">
-  <xsd:schema xmlns:xsd="http://www.w3.org/2001/XMLSchema" xmlns:xs="http://www.w3.org/2001/XMLSchema" xmlns:p="http://schemas.microsoft.com/office/2006/metadata/properties" xmlns:ns2="cb45339b-ced9-4d0d-8f64-77573914d53b" xmlns:ns3="43a3ca16-9c26-4813-b83f-4aec9927b43f" targetNamespace="http://schemas.microsoft.com/office/2006/metadata/properties" ma:root="true" ma:fieldsID="3533d065b04d75c457075bc55f1f5315" ns2:_="" ns3:_="">
-    <xsd:import namespace="cb45339b-ced9-4d0d-8f64-77573914d53b"/>
-    <xsd:import namespace="43a3ca16-9c26-4813-b83f-4aec9927b43f"/>
+<ct:contentTypeSchema xmlns:ct="http://schemas.microsoft.com/office/2006/metadata/contentType" xmlns:ma="http://schemas.microsoft.com/office/2006/metadata/properties/metaAttributes" ct:_="" ma:_="" ma:contentTypeName="Documento" ma:contentTypeID="0x0101005D7421CBAB376F47AC1876466873BE0C" ma:contentTypeVersion="11" ma:contentTypeDescription="Crear nuevo documento." ma:contentTypeScope="" ma:versionID="2b4f891a1a5ad88e3e621500c8553ae4">
+  <xsd:schema xmlns:xsd="http://www.w3.org/2001/XMLSchema" xmlns:xs="http://www.w3.org/2001/XMLSchema" xmlns:p="http://schemas.microsoft.com/office/2006/metadata/properties" xmlns:ns2="55abea07-cd72-4a95-add0-1082a24cf9e9" xmlns:ns3="285d351f-f218-493a-825f-85a9dfbde315" targetNamespace="http://schemas.microsoft.com/office/2006/metadata/properties" ma:root="true" ma:fieldsID="4883b2e7c543eac85f1b7e21127c6f20" ns2:_="" ns3:_="">
+    <xsd:import namespace="55abea07-cd72-4a95-add0-1082a24cf9e9"/>
+    <xsd:import namespace="285d351f-f218-493a-825f-85a9dfbde315"/>
     <xsd:element name="properties">
       <xsd:complexType>
         <xsd:sequence>
           <xsd:element name="documentManagement">
             <xsd:complexType>
               <xsd:all>
-                <xsd:element ref="ns2:SharedWithUsers" minOccurs="0"/>
-                <xsd:element ref="ns2:SharedWithDetails" minOccurs="0"/>
-                <xsd:element ref="ns3:MediaServiceMetadata" minOccurs="0"/>
-                <xsd:element ref="ns3:MediaServiceFastMetadata" minOccurs="0"/>
-                <xsd:element ref="ns3:MediaServiceDateTaken" minOccurs="0"/>
-                <xsd:element ref="ns3:MediaServiceObjectDetectorVersions" minOccurs="0"/>
-                <xsd:element ref="ns3:MediaLengthInSeconds" minOccurs="0"/>
-                <xsd:element ref="ns3:MediaServiceLocation" minOccurs="0"/>
-                <xsd:element ref="ns3:MediaServiceGenerationTime" minOccurs="0"/>
-                <xsd:element ref="ns3:MediaServiceEventHashCode" minOccurs="0"/>
-                <xsd:element ref="ns3:lcf76f155ced4ddcb4097134ff3c332f" minOccurs="0"/>
-                <xsd:element ref="ns2:TaxCatchAll" minOccurs="0"/>
-                <xsd:element ref="ns3:MediaServiceOCR" minOccurs="0"/>
-                <xsd:element ref="ns3:MediaServiceSearchProperties" minOccurs="0"/>
+                <xsd:element ref="ns2:MediaServiceMetadata" minOccurs="0"/>
+                <xsd:element ref="ns2:MediaServiceFastMetadata" minOccurs="0"/>
+                <xsd:element ref="ns2:MediaServiceSearchProperties" minOccurs="0"/>
+                <xsd:element ref="ns2:MediaServiceDateTaken" minOccurs="0"/>
+                <xsd:element ref="ns2:lcf76f155ced4ddcb4097134ff3c332f" minOccurs="0"/>
+                <xsd:element ref="ns3:TaxCatchAll" minOccurs="0"/>
+                <xsd:element ref="ns2:MediaServiceOCR" minOccurs="0"/>
+                <xsd:element ref="ns2:MediaServiceGenerationTime" minOccurs="0"/>
+                <xsd:element ref="ns2:MediaServiceEventHashCode" minOccurs="0"/>
+                <xsd:element ref="ns2:MediaLengthInSeconds" minOccurs="0"/>
               </xsd:all>
             </xsd:complexType>
           </xsd:element>
@@ -13100,78 +12667,41 @@
       </xsd:complexType>
     </xsd:element>
   </xsd:schema>
-  <xsd:schema xmlns:xsd="http://www.w3.org/2001/XMLSchema" xmlns:xs="http://www.w3.org/2001/XMLSchema" xmlns:dms="http://schemas.microsoft.com/office/2006/documentManagement/types" xmlns:pc="http://schemas.microsoft.com/office/infopath/2007/PartnerControls" targetNamespace="cb45339b-ced9-4d0d-8f64-77573914d53b" elementFormDefault="qualified">
+  <xsd:schema xmlns:xsd="http://www.w3.org/2001/XMLSchema" xmlns:xs="http://www.w3.org/2001/XMLSchema" xmlns:dms="http://schemas.microsoft.com/office/2006/documentManagement/types" xmlns:pc="http://schemas.microsoft.com/office/infopath/2007/PartnerControls" targetNamespace="55abea07-cd72-4a95-add0-1082a24cf9e9" elementFormDefault="qualified">
     <xsd:import namespace="http://schemas.microsoft.com/office/2006/documentManagement/types"/>
     <xsd:import namespace="http://schemas.microsoft.com/office/infopath/2007/PartnerControls"/>
-    <xsd:element name="SharedWithUsers" ma:index="8" nillable="true" ma:displayName="Compartido con" ma:internalName="SharedWithUsers" ma:readOnly="true">
+    <xsd:element name="MediaServiceMetadata" ma:index="8" nillable="true" ma:displayName="MediaServiceMetadata" ma:hidden="true" ma:internalName="MediaServiceMetadata" ma:readOnly="true">
+      <xsd:simpleType>
+        <xsd:restriction base="dms:Note"/>
+      </xsd:simpleType>
+    </xsd:element>
+    <xsd:element name="MediaServiceFastMetadata" ma:index="9" nillable="true" ma:displayName="MediaServiceFastMetadata" ma:hidden="true" ma:internalName="MediaServiceFastMetadata" ma:readOnly="true">
+      <xsd:simpleType>
+        <xsd:restriction base="dms:Note"/>
+      </xsd:simpleType>
+    </xsd:element>
+    <xsd:element name="MediaServiceSearchProperties" ma:index="10" nillable="true" ma:displayName="MediaServiceSearchProperties" ma:hidden="true" ma:internalName="MediaServiceSearchProperties" ma:readOnly="true">
+      <xsd:simpleType>
+        <xsd:restriction base="dms:Note"/>
+      </xsd:simpleType>
+    </xsd:element>
+    <xsd:element name="MediaServiceDateTaken" ma:index="11" nillable="true" ma:displayName="MediaServiceDateTaken" ma:hidden="true" ma:indexed="true" ma:internalName="MediaServiceDateTaken" ma:readOnly="true">
+      <xsd:simpleType>
+        <xsd:restriction base="dms:Text"/>
+      </xsd:simpleType>
+    </xsd:element>
+    <xsd:element name="lcf76f155ced4ddcb4097134ff3c332f" ma:index="13" nillable="true" ma:taxonomy="true" ma:internalName="lcf76f155ced4ddcb4097134ff3c332f" ma:taxonomyFieldName="MediaServiceImageTags" ma:displayName="Etiquetas de imagen" ma:readOnly="false" ma:fieldId="{5cf76f15-5ced-4ddc-b409-7134ff3c332f}" ma:taxonomyMulti="true" ma:sspId="d33c8c81-5745-4931-bcc4-c2aeafe86780" ma:termSetId="09814cd3-568e-fe90-9814-8d621ff8fb84" ma:anchorId="fba54fb3-c3e1-fe81-a776-ca4b69148c4d" ma:open="true" ma:isKeyword="false">
       <xsd:complexType>
-        <xsd:complexContent>
-          <xsd:extension base="dms:UserMulti">
-            <xsd:sequence>
-              <xsd:element name="UserInfo" minOccurs="0" maxOccurs="unbounded">
-                <xsd:complexType>
-                  <xsd:sequence>
-                    <xsd:element name="DisplayName" type="xsd:string" minOccurs="0"/>
-                    <xsd:element name="AccountId" type="dms:UserId" minOccurs="0" nillable="true"/>
-                    <xsd:element name="AccountType" type="xsd:string" minOccurs="0"/>
-                  </xsd:sequence>
-                </xsd:complexType>
-              </xsd:element>
-            </xsd:sequence>
-          </xsd:extension>
-        </xsd:complexContent>
+        <xsd:sequence>
+          <xsd:element ref="pc:Terms" minOccurs="0" maxOccurs="1"/>
+        </xsd:sequence>
       </xsd:complexType>
     </xsd:element>
-    <xsd:element name="SharedWithDetails" ma:index="9" nillable="true" ma:displayName="Detalles de uso compartido" ma:internalName="SharedWithDetails" ma:readOnly="true">
+    <xsd:element name="MediaServiceOCR" ma:index="15" nillable="true" ma:displayName="Extracted Text" ma:internalName="MediaServiceOCR" ma:readOnly="true">
       <xsd:simpleType>
         <xsd:restriction base="dms:Note">
           <xsd:maxLength value="255"/>
         </xsd:restriction>
-      </xsd:simpleType>
-    </xsd:element>
-    <xsd:element name="TaxCatchAll" ma:index="20" nillable="true" ma:displayName="Taxonomy Catch All Column" ma:hidden="true" ma:list="{2f40a149-578b-41a1-8845-c88bc1831770}" ma:internalName="TaxCatchAll" ma:showField="CatchAllData" ma:web="cb45339b-ced9-4d0d-8f64-77573914d53b">
-      <xsd:complexType>
-        <xsd:complexContent>
-          <xsd:extension base="dms:MultiChoiceLookup">
-            <xsd:sequence>
-              <xsd:element name="Value" type="dms:Lookup" maxOccurs="unbounded" minOccurs="0" nillable="true"/>
-            </xsd:sequence>
-          </xsd:extension>
-        </xsd:complexContent>
-      </xsd:complexType>
-    </xsd:element>
-  </xsd:schema>
-  <xsd:schema xmlns:xsd="http://www.w3.org/2001/XMLSchema" xmlns:xs="http://www.w3.org/2001/XMLSchema" xmlns:dms="http://schemas.microsoft.com/office/2006/documentManagement/types" xmlns:pc="http://schemas.microsoft.com/office/infopath/2007/PartnerControls" targetNamespace="43a3ca16-9c26-4813-b83f-4aec9927b43f" elementFormDefault="qualified">
-    <xsd:import namespace="http://schemas.microsoft.com/office/2006/documentManagement/types"/>
-    <xsd:import namespace="http://schemas.microsoft.com/office/infopath/2007/PartnerControls"/>
-    <xsd:element name="MediaServiceMetadata" ma:index="10" nillable="true" ma:displayName="MediaServiceMetadata" ma:hidden="true" ma:internalName="MediaServiceMetadata" ma:readOnly="true">
-      <xsd:simpleType>
-        <xsd:restriction base="dms:Note"/>
-      </xsd:simpleType>
-    </xsd:element>
-    <xsd:element name="MediaServiceFastMetadata" ma:index="11" nillable="true" ma:displayName="MediaServiceFastMetadata" ma:hidden="true" ma:internalName="MediaServiceFastMetadata" ma:readOnly="true">
-      <xsd:simpleType>
-        <xsd:restriction base="dms:Note"/>
-      </xsd:simpleType>
-    </xsd:element>
-    <xsd:element name="MediaServiceDateTaken" ma:index="12" nillable="true" ma:displayName="MediaServiceDateTaken" ma:hidden="true" ma:indexed="true" ma:internalName="MediaServiceDateTaken" ma:readOnly="true">
-      <xsd:simpleType>
-        <xsd:restriction base="dms:Text"/>
-      </xsd:simpleType>
-    </xsd:element>
-    <xsd:element name="MediaServiceObjectDetectorVersions" ma:index="13" nillable="true" ma:displayName="MediaServiceObjectDetectorVersions" ma:hidden="true" ma:indexed="true" ma:internalName="MediaServiceObjectDetectorVersions" ma:readOnly="true">
-      <xsd:simpleType>
-        <xsd:restriction base="dms:Text"/>
-      </xsd:simpleType>
-    </xsd:element>
-    <xsd:element name="MediaLengthInSeconds" ma:index="14" nillable="true" ma:displayName="MediaLengthInSeconds" ma:hidden="true" ma:internalName="MediaLengthInSeconds" ma:readOnly="true">
-      <xsd:simpleType>
-        <xsd:restriction base="dms:Unknown"/>
-      </xsd:simpleType>
-    </xsd:element>
-    <xsd:element name="MediaServiceLocation" ma:index="15" nillable="true" ma:displayName="Location" ma:indexed="true" ma:internalName="MediaServiceLocation" ma:readOnly="true">
-      <xsd:simpleType>
-        <xsd:restriction base="dms:Text"/>
       </xsd:simpleType>
     </xsd:element>
     <xsd:element name="MediaServiceGenerationTime" ma:index="16" nillable="true" ma:displayName="MediaServiceGenerationTime" ma:hidden="true" ma:internalName="MediaServiceGenerationTime" ma:readOnly="true">
@@ -13184,24 +12714,25 @@
         <xsd:restriction base="dms:Text"/>
       </xsd:simpleType>
     </xsd:element>
-    <xsd:element name="lcf76f155ced4ddcb4097134ff3c332f" ma:index="19" nillable="true" ma:taxonomy="true" ma:internalName="lcf76f155ced4ddcb4097134ff3c332f" ma:taxonomyFieldName="MediaServiceImageTags" ma:displayName="Etiquetas de imagen" ma:readOnly="false" ma:fieldId="{5cf76f15-5ced-4ddc-b409-7134ff3c332f}" ma:taxonomyMulti="true" ma:sspId="d33c8c81-5745-4931-bcc4-c2aeafe86780" ma:termSetId="09814cd3-568e-fe90-9814-8d621ff8fb84" ma:anchorId="fba54fb3-c3e1-fe81-a776-ca4b69148c4d" ma:open="true" ma:isKeyword="false">
-      <xsd:complexType>
-        <xsd:sequence>
-          <xsd:element ref="pc:Terms" minOccurs="0" maxOccurs="1"/>
-        </xsd:sequence>
-      </xsd:complexType>
-    </xsd:element>
-    <xsd:element name="MediaServiceOCR" ma:index="21" nillable="true" ma:displayName="Extracted Text" ma:internalName="MediaServiceOCR" ma:readOnly="true">
+    <xsd:element name="MediaLengthInSeconds" ma:index="18" nillable="true" ma:displayName="MediaLengthInSeconds" ma:hidden="true" ma:internalName="MediaLengthInSeconds" ma:readOnly="true">
       <xsd:simpleType>
-        <xsd:restriction base="dms:Note">
-          <xsd:maxLength value="255"/>
-        </xsd:restriction>
+        <xsd:restriction base="dms:Unknown"/>
       </xsd:simpleType>
     </xsd:element>
-    <xsd:element name="MediaServiceSearchProperties" ma:index="22" nillable="true" ma:displayName="MediaServiceSearchProperties" ma:hidden="true" ma:internalName="MediaServiceSearchProperties" ma:readOnly="true">
-      <xsd:simpleType>
-        <xsd:restriction base="dms:Note"/>
-      </xsd:simpleType>
+  </xsd:schema>
+  <xsd:schema xmlns:xsd="http://www.w3.org/2001/XMLSchema" xmlns:xs="http://www.w3.org/2001/XMLSchema" xmlns:dms="http://schemas.microsoft.com/office/2006/documentManagement/types" xmlns:pc="http://schemas.microsoft.com/office/infopath/2007/PartnerControls" targetNamespace="285d351f-f218-493a-825f-85a9dfbde315" elementFormDefault="qualified">
+    <xsd:import namespace="http://schemas.microsoft.com/office/2006/documentManagement/types"/>
+    <xsd:import namespace="http://schemas.microsoft.com/office/infopath/2007/PartnerControls"/>
+    <xsd:element name="TaxCatchAll" ma:index="14" nillable="true" ma:displayName="Taxonomy Catch All Column" ma:hidden="true" ma:list="{5d57ac59-ec13-4ab6-8bf8-a162ea89df9b}" ma:internalName="TaxCatchAll" ma:showField="CatchAllData" ma:web="285d351f-f218-493a-825f-85a9dfbde315">
+      <xsd:complexType>
+        <xsd:complexContent>
+          <xsd:extension base="dms:MultiChoiceLookup">
+            <xsd:sequence>
+              <xsd:element name="Value" type="dms:Lookup" maxOccurs="unbounded" minOccurs="0" nillable="true"/>
+            </xsd:sequence>
+          </xsd:extension>
+        </xsd:complexContent>
+      </xsd:complexType>
     </xsd:element>
   </xsd:schema>
   <xsd:schema xmlns="http://schemas.openxmlformats.org/package/2006/metadata/core-properties" xmlns:xsd="http://www.w3.org/2001/XMLSchema" xmlns:xsi="http://www.w3.org/2001/XMLSchema-instance" xmlns:dc="http://purl.org/dc/elements/1.1/" xmlns:dcterms="http://purl.org/dc/terms/" xmlns:odoc="http://schemas.microsoft.com/internal/obd" targetNamespace="http://schemas.openxmlformats.org/package/2006/metadata/core-properties" elementFormDefault="qualified" attributeFormDefault="unqualified" blockDefault="#all">
@@ -13303,22 +12834,35 @@
 </ct:contentTypeSchema>
 </file>
 
+<file path=customXml/item2.xml><?xml version="1.0" encoding="utf-8"?>
+<?mso-contentType ?>
+<FormTemplates xmlns="http://schemas.microsoft.com/sharepoint/v3/contenttype/forms">
+  <Display>DocumentLibraryForm</Display>
+  <Edit>DocumentLibraryForm</Edit>
+  <New>DocumentLibraryForm</New>
+</FormTemplates>
+</file>
+
 <file path=customXml/item3.xml><?xml version="1.0" encoding="utf-8"?>
+<b:Sources xmlns:b="http://schemas.openxmlformats.org/officeDocument/2006/bibliography" xmlns="http://schemas.openxmlformats.org/officeDocument/2006/bibliography" SelectedStyle="\APASixthEditionOfficeOnline.xsl" StyleName="APA" Version="6"/>
+</file>
+
+<file path=customXml/item4.xml><?xml version="1.0" encoding="utf-8"?>
 <p:properties xmlns:p="http://schemas.microsoft.com/office/2006/metadata/properties" xmlns:xsi="http://www.w3.org/2001/XMLSchema-instance" xmlns:pc="http://schemas.microsoft.com/office/infopath/2007/PartnerControls">
   <documentManagement>
-    <TaxCatchAll xmlns="cb45339b-ced9-4d0d-8f64-77573914d53b" xsi:nil="true"/>
-    <lcf76f155ced4ddcb4097134ff3c332f xmlns="43a3ca16-9c26-4813-b83f-4aec9927b43f">
+    <TaxCatchAll xmlns="285d351f-f218-493a-825f-85a9dfbde315" xsi:nil="true"/>
+    <lcf76f155ced4ddcb4097134ff3c332f xmlns="55abea07-cd72-4a95-add0-1082a24cf9e9">
       <Terms xmlns="http://schemas.microsoft.com/office/infopath/2007/PartnerControls"/>
     </lcf76f155ced4ddcb4097134ff3c332f>
   </documentManagement>
 </p:properties>
 </file>
 
-<file path=customXml/item4.xml><?xml version="1.0" encoding="utf-8"?>
-<b:Sources xmlns:b="http://schemas.openxmlformats.org/officeDocument/2006/bibliography" xmlns="http://schemas.openxmlformats.org/officeDocument/2006/bibliography" SelectedStyle="\APASixthEditionOfficeOnline.xsl" StyleName="APA" Version="6"/>
+<file path=customXml/itemProps1.xml><?xml version="1.0" encoding="utf-8"?>
+<ds:datastoreItem xmlns:ds="http://schemas.openxmlformats.org/officeDocument/2006/customXml" ds:itemID="{1B192CCB-9619-47E6-8911-3C2CDDC2C7F7}"/>
 </file>
 
-<file path=customXml/itemProps1.xml><?xml version="1.0" encoding="utf-8"?>
+<file path=customXml/itemProps2.xml><?xml version="1.0" encoding="utf-8"?>
 <ds:datastoreItem xmlns:ds="http://schemas.openxmlformats.org/officeDocument/2006/customXml" ds:itemID="{D00A4A46-BDBD-48AC-87B9-2BA42D9CC06F}">
   <ds:schemaRefs>
     <ds:schemaRef ds:uri="http://schemas.microsoft.com/sharepoint/v3/contenttype/forms"/>
@@ -13326,26 +12870,15 @@
 </ds:datastoreItem>
 </file>
 
-<file path=customXml/itemProps2.xml><?xml version="1.0" encoding="utf-8"?>
-<ds:datastoreItem xmlns:ds="http://schemas.openxmlformats.org/officeDocument/2006/customXml" ds:itemID="{0BC4A0A4-89EA-4C0C-9011-C1B351E892BC}">
+<file path=customXml/itemProps3.xml><?xml version="1.0" encoding="utf-8"?>
+<ds:datastoreItem xmlns:ds="http://schemas.openxmlformats.org/officeDocument/2006/customXml" ds:itemID="{A9F2CEBA-C824-4C86-81A8-E32CBD0EB92D}">
   <ds:schemaRefs>
-    <ds:schemaRef ds:uri="http://schemas.microsoft.com/office/2006/metadata/contentType"/>
-    <ds:schemaRef ds:uri="http://schemas.microsoft.com/office/2006/metadata/properties/metaAttributes"/>
-    <ds:schemaRef ds:uri="http://www.w3.org/2001/XMLSchema"/>
-    <ds:schemaRef ds:uri="http://schemas.microsoft.com/office/2006/metadata/properties"/>
-    <ds:schemaRef ds:uri="cb45339b-ced9-4d0d-8f64-77573914d53b"/>
-    <ds:schemaRef ds:uri="43a3ca16-9c26-4813-b83f-4aec9927b43f"/>
-    <ds:schemaRef ds:uri="http://schemas.microsoft.com/office/2006/documentManagement/types"/>
-    <ds:schemaRef ds:uri="http://schemas.microsoft.com/office/infopath/2007/PartnerControls"/>
-    <ds:schemaRef ds:uri="http://schemas.openxmlformats.org/package/2006/metadata/core-properties"/>
-    <ds:schemaRef ds:uri="http://purl.org/dc/elements/1.1/"/>
-    <ds:schemaRef ds:uri="http://purl.org/dc/terms/"/>
-    <ds:schemaRef ds:uri="http://schemas.microsoft.com/internal/obd"/>
+    <ds:schemaRef ds:uri="http://schemas.openxmlformats.org/officeDocument/2006/bibliography"/>
   </ds:schemaRefs>
 </ds:datastoreItem>
 </file>
 
-<file path=customXml/itemProps3.xml><?xml version="1.0" encoding="utf-8"?>
+<file path=customXml/itemProps4.xml><?xml version="1.0" encoding="utf-8"?>
 <ds:datastoreItem xmlns:ds="http://schemas.openxmlformats.org/officeDocument/2006/customXml" ds:itemID="{26259216-AD86-464A-AEAD-95B1F9E17392}">
   <ds:schemaRefs>
     <ds:schemaRef ds:uri="http://schemas.microsoft.com/office/2006/metadata/properties"/>
@@ -13354,12 +12887,4 @@
     <ds:schemaRef ds:uri="43a3ca16-9c26-4813-b83f-4aec9927b43f"/>
   </ds:schemaRefs>
 </ds:datastoreItem>
-</file>
-
-<file path=customXml/itemProps4.xml><?xml version="1.0" encoding="utf-8"?>
-<ds:datastoreItem xmlns:ds="http://schemas.openxmlformats.org/officeDocument/2006/customXml" ds:itemID="{A9F2CEBA-C824-4C86-81A8-E32CBD0EB92D}">
-  <ds:schemaRefs>
-    <ds:schemaRef ds:uri="http://schemas.openxmlformats.org/officeDocument/2006/bibliography"/>
-  </ds:schemaRefs>
-</ds:datastoreItem>
 </file>
--- a/fuentes/CF1_12310176_DU.docx
+++ b/fuentes/CF1_12310176_DU.docx
@@ -531,7 +531,7 @@
               <w:rFonts w:eastAsiaTheme="minorEastAsia"/>
               <w:noProof/>
               <w:kern w:val="0"/>
-              <w:sz w:val="22"/>
+              <w:szCs w:val="28"/>
               <w:lang w:eastAsia="es-CO"/>
               <w14:ligatures w14:val="none"/>
             </w:rPr>
@@ -562,6 +562,7 @@
               <w:rPr>
                 <w:rStyle w:val="Hipervnculo"/>
                 <w:noProof/>
+                <w:szCs w:val="28"/>
               </w:rPr>
               <w:t>Introducción</w:t>
             </w:r>
@@ -569,6 +570,7 @@
               <w:rPr>
                 <w:noProof/>
                 <w:webHidden/>
+                <w:szCs w:val="28"/>
               </w:rPr>
               <w:tab/>
             </w:r>
@@ -576,6 +578,7 @@
               <w:rPr>
                 <w:noProof/>
                 <w:webHidden/>
+                <w:szCs w:val="28"/>
               </w:rPr>
               <w:fldChar w:fldCharType="begin"/>
             </w:r>
@@ -583,6 +586,7 @@
               <w:rPr>
                 <w:noProof/>
                 <w:webHidden/>
+                <w:szCs w:val="28"/>
               </w:rPr>
               <w:instrText xml:space="preserve"> PAGEREF _Toc210125593 \h </w:instrText>
             </w:r>
@@ -590,12 +594,14 @@
               <w:rPr>
                 <w:noProof/>
                 <w:webHidden/>
+                <w:szCs w:val="28"/>
               </w:rPr>
             </w:r>
             <w:r>
               <w:rPr>
                 <w:noProof/>
                 <w:webHidden/>
+                <w:szCs w:val="28"/>
               </w:rPr>
               <w:fldChar w:fldCharType="separate"/>
             </w:r>
@@ -603,6 +609,7 @@
               <w:rPr>
                 <w:noProof/>
                 <w:webHidden/>
+                <w:szCs w:val="28"/>
               </w:rPr>
               <w:t>1</w:t>
             </w:r>
@@ -610,6 +617,7 @@
               <w:rPr>
                 <w:noProof/>
                 <w:webHidden/>
+                <w:szCs w:val="28"/>
               </w:rPr>
               <w:fldChar w:fldCharType="end"/>
             </w:r>
@@ -622,7 +630,7 @@
               <w:rFonts w:eastAsiaTheme="minorEastAsia"/>
               <w:noProof/>
               <w:kern w:val="0"/>
-              <w:sz w:val="22"/>
+              <w:szCs w:val="28"/>
               <w:lang w:eastAsia="es-CO"/>
               <w14:ligatures w14:val="none"/>
             </w:rPr>
@@ -632,6 +640,7 @@
               <w:rPr>
                 <w:rStyle w:val="Hipervnculo"/>
                 <w:noProof/>
+                <w:szCs w:val="28"/>
               </w:rPr>
               <w:t>1.</w:t>
             </w:r>
@@ -640,7 +649,7 @@
                 <w:rFonts w:eastAsiaTheme="minorEastAsia"/>
                 <w:noProof/>
                 <w:kern w:val="0"/>
-                <w:sz w:val="22"/>
+                <w:szCs w:val="28"/>
                 <w:lang w:eastAsia="es-CO"/>
                 <w14:ligatures w14:val="none"/>
               </w:rPr>
@@ -650,6 +659,7 @@
               <w:rPr>
                 <w:rStyle w:val="Hipervnculo"/>
                 <w:noProof/>
+                <w:szCs w:val="28"/>
               </w:rPr>
               <w:t>Conceptualización: ingresos y gastos personales</w:t>
             </w:r>
@@ -657,6 +667,7 @@
               <w:rPr>
                 <w:noProof/>
                 <w:webHidden/>
+                <w:szCs w:val="28"/>
               </w:rPr>
               <w:tab/>
             </w:r>
@@ -664,6 +675,7 @@
               <w:rPr>
                 <w:noProof/>
                 <w:webHidden/>
+                <w:szCs w:val="28"/>
               </w:rPr>
               <w:fldChar w:fldCharType="begin"/>
             </w:r>
@@ -671,6 +683,7 @@
               <w:rPr>
                 <w:noProof/>
                 <w:webHidden/>
+                <w:szCs w:val="28"/>
               </w:rPr>
               <w:instrText xml:space="preserve"> PAGEREF _Toc210125594 \h </w:instrText>
             </w:r>
@@ -678,12 +691,14 @@
               <w:rPr>
                 <w:noProof/>
                 <w:webHidden/>
+                <w:szCs w:val="28"/>
               </w:rPr>
             </w:r>
             <w:r>
               <w:rPr>
                 <w:noProof/>
                 <w:webHidden/>
+                <w:szCs w:val="28"/>
               </w:rPr>
               <w:fldChar w:fldCharType="separate"/>
             </w:r>
@@ -691,6 +706,7 @@
               <w:rPr>
                 <w:noProof/>
                 <w:webHidden/>
+                <w:szCs w:val="28"/>
               </w:rPr>
               <w:t>4</w:t>
             </w:r>
@@ -698,6 +714,7 @@
               <w:rPr>
                 <w:noProof/>
                 <w:webHidden/>
+                <w:szCs w:val="28"/>
               </w:rPr>
               <w:fldChar w:fldCharType="end"/>
             </w:r>
@@ -710,7 +727,7 @@
               <w:rFonts w:eastAsiaTheme="minorEastAsia"/>
               <w:noProof/>
               <w:kern w:val="0"/>
-              <w:sz w:val="22"/>
+              <w:szCs w:val="28"/>
               <w:lang w:eastAsia="es-CO"/>
               <w14:ligatures w14:val="none"/>
             </w:rPr>
@@ -720,6 +737,7 @@
               <w:rPr>
                 <w:rStyle w:val="Hipervnculo"/>
                 <w:noProof/>
+                <w:szCs w:val="28"/>
               </w:rPr>
               <w:t>2.</w:t>
             </w:r>
@@ -728,7 +746,7 @@
                 <w:rFonts w:eastAsiaTheme="minorEastAsia"/>
                 <w:noProof/>
                 <w:kern w:val="0"/>
-                <w:sz w:val="22"/>
+                <w:szCs w:val="28"/>
                 <w:lang w:eastAsia="es-CO"/>
                 <w14:ligatures w14:val="none"/>
               </w:rPr>
@@ -738,6 +756,7 @@
               <w:rPr>
                 <w:rStyle w:val="Hipervnculo"/>
                 <w:noProof/>
+                <w:szCs w:val="28"/>
               </w:rPr>
               <w:t>Los ingresos</w:t>
             </w:r>
@@ -745,6 +764,7 @@
               <w:rPr>
                 <w:noProof/>
                 <w:webHidden/>
+                <w:szCs w:val="28"/>
               </w:rPr>
               <w:tab/>
             </w:r>
@@ -752,6 +772,7 @@
               <w:rPr>
                 <w:noProof/>
                 <w:webHidden/>
+                <w:szCs w:val="28"/>
               </w:rPr>
               <w:fldChar w:fldCharType="begin"/>
             </w:r>
@@ -759,6 +780,7 @@
               <w:rPr>
                 <w:noProof/>
                 <w:webHidden/>
+                <w:szCs w:val="28"/>
               </w:rPr>
               <w:instrText xml:space="preserve"> PAGEREF _Toc210125595 \h </w:instrText>
             </w:r>
@@ -766,12 +788,14 @@
               <w:rPr>
                 <w:noProof/>
                 <w:webHidden/>
+                <w:szCs w:val="28"/>
               </w:rPr>
             </w:r>
             <w:r>
               <w:rPr>
                 <w:noProof/>
                 <w:webHidden/>
+                <w:szCs w:val="28"/>
               </w:rPr>
               <w:fldChar w:fldCharType="separate"/>
             </w:r>
@@ -779,6 +803,7 @@
               <w:rPr>
                 <w:noProof/>
                 <w:webHidden/>
+                <w:szCs w:val="28"/>
               </w:rPr>
               <w:t>8</w:t>
             </w:r>
@@ -786,6 +811,7 @@
               <w:rPr>
                 <w:noProof/>
                 <w:webHidden/>
+                <w:szCs w:val="28"/>
               </w:rPr>
               <w:fldChar w:fldCharType="end"/>
             </w:r>
@@ -797,7 +823,7 @@
             <w:rPr>
               <w:rFonts w:eastAsiaTheme="minorEastAsia"/>
               <w:kern w:val="0"/>
-              <w:sz w:val="22"/>
+              <w:szCs w:val="28"/>
               <w:lang w:eastAsia="es-CO"/>
               <w14:ligatures w14:val="none"/>
             </w:rPr>
@@ -806,6 +832,7 @@
             <w:r>
               <w:rPr>
                 <w:rStyle w:val="Hipervnculo"/>
+                <w:szCs w:val="28"/>
                 <w14:scene3d>
                   <w14:camera w14:prst="orthographicFront"/>
                   <w14:lightRig w14:rig="threePt" w14:dir="t">
@@ -819,7 +846,7 @@
               <w:rPr>
                 <w:rFonts w:eastAsiaTheme="minorEastAsia"/>
                 <w:kern w:val="0"/>
-                <w:sz w:val="22"/>
+                <w:szCs w:val="28"/>
                 <w:lang w:eastAsia="es-CO"/>
                 <w14:ligatures w14:val="none"/>
               </w:rPr>
@@ -828,47 +855,55 @@
             <w:r>
               <w:rPr>
                 <w:rStyle w:val="Hipervnculo"/>
+                <w:szCs w:val="28"/>
               </w:rPr>
               <w:t>Ingresos independientes</w:t>
             </w:r>
             <w:r>
               <w:rPr>
                 <w:webHidden/>
+                <w:szCs w:val="28"/>
               </w:rPr>
               <w:tab/>
             </w:r>
             <w:r>
               <w:rPr>
                 <w:webHidden/>
+                <w:szCs w:val="28"/>
               </w:rPr>
               <w:fldChar w:fldCharType="begin"/>
             </w:r>
             <w:r>
               <w:rPr>
                 <w:webHidden/>
+                <w:szCs w:val="28"/>
               </w:rPr>
               <w:instrText xml:space="preserve"> PAGEREF _Toc210125598 \h </w:instrText>
             </w:r>
             <w:r>
               <w:rPr>
                 <w:webHidden/>
+                <w:szCs w:val="28"/>
               </w:rPr>
             </w:r>
             <w:r>
               <w:rPr>
                 <w:webHidden/>
+                <w:szCs w:val="28"/>
               </w:rPr>
               <w:fldChar w:fldCharType="separate"/>
             </w:r>
             <w:r>
               <w:rPr>
                 <w:webHidden/>
+                <w:szCs w:val="28"/>
               </w:rPr>
               <w:t>8</w:t>
             </w:r>
             <w:r>
               <w:rPr>
                 <w:webHidden/>
+                <w:szCs w:val="28"/>
               </w:rPr>
               <w:fldChar w:fldCharType="end"/>
             </w:r>
@@ -880,7 +915,7 @@
             <w:rPr>
               <w:rFonts w:eastAsiaTheme="minorEastAsia"/>
               <w:kern w:val="0"/>
-              <w:sz w:val="22"/>
+              <w:szCs w:val="28"/>
               <w:lang w:eastAsia="es-CO"/>
               <w14:ligatures w14:val="none"/>
             </w:rPr>
@@ -889,6 +924,7 @@
             <w:r>
               <w:rPr>
                 <w:rStyle w:val="Hipervnculo"/>
+                <w:szCs w:val="28"/>
                 <w14:scene3d>
                   <w14:camera w14:prst="orthographicFront"/>
                   <w14:lightRig w14:rig="threePt" w14:dir="t">
@@ -902,7 +938,7 @@
               <w:rPr>
                 <w:rFonts w:eastAsiaTheme="minorEastAsia"/>
                 <w:kern w:val="0"/>
-                <w:sz w:val="22"/>
+                <w:szCs w:val="28"/>
                 <w:lang w:eastAsia="es-CO"/>
                 <w14:ligatures w14:val="none"/>
               </w:rPr>
@@ -911,47 +947,55 @@
             <w:r>
               <w:rPr>
                 <w:rStyle w:val="Hipervnculo"/>
+                <w:szCs w:val="28"/>
               </w:rPr>
               <w:t>Ingresos dependientes</w:t>
             </w:r>
             <w:r>
               <w:rPr>
                 <w:webHidden/>
+                <w:szCs w:val="28"/>
               </w:rPr>
               <w:tab/>
             </w:r>
             <w:r>
               <w:rPr>
                 <w:webHidden/>
+                <w:szCs w:val="28"/>
               </w:rPr>
               <w:fldChar w:fldCharType="begin"/>
             </w:r>
             <w:r>
               <w:rPr>
                 <w:webHidden/>
+                <w:szCs w:val="28"/>
               </w:rPr>
               <w:instrText xml:space="preserve"> PAGEREF _Toc210125599 \h </w:instrText>
             </w:r>
             <w:r>
               <w:rPr>
                 <w:webHidden/>
+                <w:szCs w:val="28"/>
               </w:rPr>
             </w:r>
             <w:r>
               <w:rPr>
                 <w:webHidden/>
+                <w:szCs w:val="28"/>
               </w:rPr>
               <w:fldChar w:fldCharType="separate"/>
             </w:r>
             <w:r>
               <w:rPr>
                 <w:webHidden/>
+                <w:szCs w:val="28"/>
               </w:rPr>
               <w:t>12</w:t>
             </w:r>
             <w:r>
               <w:rPr>
                 <w:webHidden/>
+                <w:szCs w:val="28"/>
               </w:rPr>
               <w:fldChar w:fldCharType="end"/>
             </w:r>
@@ -963,7 +1007,7 @@
             <w:rPr>
               <w:rFonts w:eastAsiaTheme="minorEastAsia"/>
               <w:kern w:val="0"/>
-              <w:sz w:val="22"/>
+              <w:szCs w:val="28"/>
               <w:lang w:eastAsia="es-CO"/>
               <w14:ligatures w14:val="none"/>
             </w:rPr>
@@ -972,6 +1016,7 @@
             <w:r>
               <w:rPr>
                 <w:rStyle w:val="Hipervnculo"/>
+                <w:szCs w:val="28"/>
                 <w14:scene3d>
                   <w14:camera w14:prst="orthographicFront"/>
                   <w14:lightRig w14:rig="threePt" w14:dir="t">
@@ -985,7 +1030,7 @@
               <w:rPr>
                 <w:rFonts w:eastAsiaTheme="minorEastAsia"/>
                 <w:kern w:val="0"/>
-                <w:sz w:val="22"/>
+                <w:szCs w:val="28"/>
                 <w:lang w:eastAsia="es-CO"/>
                 <w14:ligatures w14:val="none"/>
               </w:rPr>
@@ -994,47 +1039,55 @@
             <w:r>
               <w:rPr>
                 <w:rStyle w:val="Hipervnculo"/>
+                <w:szCs w:val="28"/>
               </w:rPr>
               <w:t>Estrategias para mejorar los ingresos</w:t>
             </w:r>
             <w:r>
               <w:rPr>
                 <w:webHidden/>
+                <w:szCs w:val="28"/>
               </w:rPr>
               <w:tab/>
             </w:r>
             <w:r>
               <w:rPr>
                 <w:webHidden/>
+                <w:szCs w:val="28"/>
               </w:rPr>
               <w:fldChar w:fldCharType="begin"/>
             </w:r>
             <w:r>
               <w:rPr>
                 <w:webHidden/>
+                <w:szCs w:val="28"/>
               </w:rPr>
               <w:instrText xml:space="preserve"> PAGEREF _Toc210125600 \h </w:instrText>
             </w:r>
             <w:r>
               <w:rPr>
                 <w:webHidden/>
+                <w:szCs w:val="28"/>
               </w:rPr>
             </w:r>
             <w:r>
               <w:rPr>
                 <w:webHidden/>
+                <w:szCs w:val="28"/>
               </w:rPr>
               <w:fldChar w:fldCharType="separate"/>
             </w:r>
             <w:r>
               <w:rPr>
                 <w:webHidden/>
+                <w:szCs w:val="28"/>
               </w:rPr>
               <w:t>14</w:t>
             </w:r>
             <w:r>
               <w:rPr>
                 <w:webHidden/>
+                <w:szCs w:val="28"/>
               </w:rPr>
               <w:fldChar w:fldCharType="end"/>
             </w:r>
@@ -1046,7 +1099,7 @@
             <w:rPr>
               <w:rFonts w:eastAsiaTheme="minorEastAsia"/>
               <w:kern w:val="0"/>
-              <w:sz w:val="22"/>
+              <w:szCs w:val="28"/>
               <w:lang w:eastAsia="es-CO"/>
               <w14:ligatures w14:val="none"/>
             </w:rPr>
@@ -1055,6 +1108,7 @@
             <w:r>
               <w:rPr>
                 <w:rStyle w:val="Hipervnculo"/>
+                <w:szCs w:val="28"/>
                 <w14:scene3d>
                   <w14:camera w14:prst="orthographicFront"/>
                   <w14:lightRig w14:rig="threePt" w14:dir="t">
@@ -1068,7 +1122,7 @@
               <w:rPr>
                 <w:rFonts w:eastAsiaTheme="minorEastAsia"/>
                 <w:kern w:val="0"/>
-                <w:sz w:val="22"/>
+                <w:szCs w:val="28"/>
                 <w:lang w:eastAsia="es-CO"/>
                 <w14:ligatures w14:val="none"/>
               </w:rPr>
@@ -1077,47 +1131,55 @@
             <w:r>
               <w:rPr>
                 <w:rStyle w:val="Hipervnculo"/>
+                <w:szCs w:val="28"/>
               </w:rPr>
               <w:t>Manejo adecuado de los ingresos</w:t>
             </w:r>
             <w:r>
               <w:rPr>
                 <w:webHidden/>
+                <w:szCs w:val="28"/>
               </w:rPr>
               <w:tab/>
             </w:r>
             <w:r>
               <w:rPr>
                 <w:webHidden/>
+                <w:szCs w:val="28"/>
               </w:rPr>
               <w:fldChar w:fldCharType="begin"/>
             </w:r>
             <w:r>
               <w:rPr>
                 <w:webHidden/>
+                <w:szCs w:val="28"/>
               </w:rPr>
               <w:instrText xml:space="preserve"> PAGEREF _Toc210125601 \h </w:instrText>
             </w:r>
             <w:r>
               <w:rPr>
                 <w:webHidden/>
+                <w:szCs w:val="28"/>
               </w:rPr>
             </w:r>
             <w:r>
               <w:rPr>
                 <w:webHidden/>
+                <w:szCs w:val="28"/>
               </w:rPr>
               <w:fldChar w:fldCharType="separate"/>
             </w:r>
             <w:r>
               <w:rPr>
                 <w:webHidden/>
+                <w:szCs w:val="28"/>
               </w:rPr>
               <w:t>18</w:t>
             </w:r>
             <w:r>
               <w:rPr>
                 <w:webHidden/>
+                <w:szCs w:val="28"/>
               </w:rPr>
               <w:fldChar w:fldCharType="end"/>
             </w:r>
@@ -1130,7 +1192,7 @@
               <w:rFonts w:eastAsiaTheme="minorEastAsia"/>
               <w:noProof/>
               <w:kern w:val="0"/>
-              <w:sz w:val="22"/>
+              <w:szCs w:val="28"/>
               <w:lang w:eastAsia="es-CO"/>
               <w14:ligatures w14:val="none"/>
             </w:rPr>
@@ -1140,6 +1202,7 @@
               <w:rPr>
                 <w:rStyle w:val="Hipervnculo"/>
                 <w:noProof/>
+                <w:szCs w:val="28"/>
               </w:rPr>
               <w:t>3.</w:t>
             </w:r>
@@ -1148,7 +1211,7 @@
                 <w:rFonts w:eastAsiaTheme="minorEastAsia"/>
                 <w:noProof/>
                 <w:kern w:val="0"/>
-                <w:sz w:val="22"/>
+                <w:szCs w:val="28"/>
                 <w:lang w:eastAsia="es-CO"/>
                 <w14:ligatures w14:val="none"/>
               </w:rPr>
@@ -1158,6 +1221,7 @@
               <w:rPr>
                 <w:rStyle w:val="Hipervnculo"/>
                 <w:noProof/>
+                <w:szCs w:val="28"/>
               </w:rPr>
               <w:t>Los gastos</w:t>
             </w:r>
@@ -1165,6 +1229,7 @@
               <w:rPr>
                 <w:noProof/>
                 <w:webHidden/>
+                <w:szCs w:val="28"/>
               </w:rPr>
               <w:tab/>
             </w:r>
@@ -1172,6 +1237,7 @@
               <w:rPr>
                 <w:noProof/>
                 <w:webHidden/>
+                <w:szCs w:val="28"/>
               </w:rPr>
               <w:fldChar w:fldCharType="begin"/>
             </w:r>
@@ -1179,6 +1245,7 @@
               <w:rPr>
                 <w:noProof/>
                 <w:webHidden/>
+                <w:szCs w:val="28"/>
               </w:rPr>
               <w:instrText xml:space="preserve"> PAGEREF _Toc210125602 \h </w:instrText>
             </w:r>
@@ -1186,12 +1253,14 @@
               <w:rPr>
                 <w:noProof/>
                 <w:webHidden/>
+                <w:szCs w:val="28"/>
               </w:rPr>
             </w:r>
             <w:r>
               <w:rPr>
                 <w:noProof/>
                 <w:webHidden/>
+                <w:szCs w:val="28"/>
               </w:rPr>
               <w:fldChar w:fldCharType="separate"/>
             </w:r>
@@ -1199,6 +1268,7 @@
               <w:rPr>
                 <w:noProof/>
                 <w:webHidden/>
+                <w:szCs w:val="28"/>
               </w:rPr>
               <w:t>24</w:t>
             </w:r>
@@ -1206,6 +1276,7 @@
               <w:rPr>
                 <w:noProof/>
                 <w:webHidden/>
+                <w:szCs w:val="28"/>
               </w:rPr>
               <w:fldChar w:fldCharType="end"/>
             </w:r>
@@ -1217,7 +1288,7 @@
             <w:rPr>
               <w:rFonts w:eastAsiaTheme="minorEastAsia"/>
               <w:kern w:val="0"/>
-              <w:sz w:val="22"/>
+              <w:szCs w:val="28"/>
               <w:lang w:eastAsia="es-CO"/>
               <w14:ligatures w14:val="none"/>
             </w:rPr>
@@ -1226,6 +1297,7 @@
             <w:r>
               <w:rPr>
                 <w:rStyle w:val="Hipervnculo"/>
+                <w:szCs w:val="28"/>
                 <w14:scene3d>
                   <w14:camera w14:prst="orthographicFront"/>
                   <w14:lightRig w14:rig="threePt" w14:dir="t">
@@ -1239,7 +1311,7 @@
               <w:rPr>
                 <w:rFonts w:eastAsiaTheme="minorEastAsia"/>
                 <w:kern w:val="0"/>
-                <w:sz w:val="22"/>
+                <w:szCs w:val="28"/>
                 <w:lang w:eastAsia="es-CO"/>
                 <w14:ligatures w14:val="none"/>
               </w:rPr>
@@ -1248,47 +1320,55 @@
             <w:r>
               <w:rPr>
                 <w:rStyle w:val="Hipervnculo"/>
+                <w:szCs w:val="28"/>
               </w:rPr>
               <w:t>Responsabilidad frente al gasto</w:t>
             </w:r>
             <w:r>
               <w:rPr>
                 <w:webHidden/>
+                <w:szCs w:val="28"/>
               </w:rPr>
               <w:tab/>
             </w:r>
             <w:r>
               <w:rPr>
                 <w:webHidden/>
+                <w:szCs w:val="28"/>
               </w:rPr>
               <w:fldChar w:fldCharType="begin"/>
             </w:r>
             <w:r>
               <w:rPr>
                 <w:webHidden/>
+                <w:szCs w:val="28"/>
               </w:rPr>
               <w:instrText xml:space="preserve"> PAGEREF _Toc210125604 \h </w:instrText>
             </w:r>
             <w:r>
               <w:rPr>
                 <w:webHidden/>
+                <w:szCs w:val="28"/>
               </w:rPr>
             </w:r>
             <w:r>
               <w:rPr>
                 <w:webHidden/>
+                <w:szCs w:val="28"/>
               </w:rPr>
               <w:fldChar w:fldCharType="separate"/>
             </w:r>
             <w:r>
               <w:rPr>
                 <w:webHidden/>
+                <w:szCs w:val="28"/>
               </w:rPr>
               <w:t>26</w:t>
             </w:r>
             <w:r>
               <w:rPr>
                 <w:webHidden/>
+                <w:szCs w:val="28"/>
               </w:rPr>
               <w:fldChar w:fldCharType="end"/>
             </w:r>
@@ -1300,7 +1380,7 @@
             <w:rPr>
               <w:rFonts w:eastAsiaTheme="minorEastAsia"/>
               <w:kern w:val="0"/>
-              <w:sz w:val="22"/>
+              <w:szCs w:val="28"/>
               <w:lang w:eastAsia="es-CO"/>
               <w14:ligatures w14:val="none"/>
             </w:rPr>
@@ -1309,6 +1389,7 @@
             <w:r>
               <w:rPr>
                 <w:rStyle w:val="Hipervnculo"/>
+                <w:szCs w:val="28"/>
                 <w14:scene3d>
                   <w14:camera w14:prst="orthographicFront"/>
                   <w14:lightRig w14:rig="threePt" w14:dir="t">
@@ -1322,7 +1403,7 @@
               <w:rPr>
                 <w:rFonts w:eastAsiaTheme="minorEastAsia"/>
                 <w:kern w:val="0"/>
-                <w:sz w:val="22"/>
+                <w:szCs w:val="28"/>
                 <w:lang w:eastAsia="es-CO"/>
                 <w14:ligatures w14:val="none"/>
               </w:rPr>
@@ -1331,47 +1412,55 @@
             <w:r>
               <w:rPr>
                 <w:rStyle w:val="Hipervnculo"/>
+                <w:szCs w:val="28"/>
               </w:rPr>
               <w:t>Estrategias para controlar el gasto</w:t>
             </w:r>
             <w:r>
               <w:rPr>
                 <w:webHidden/>
+                <w:szCs w:val="28"/>
               </w:rPr>
               <w:tab/>
             </w:r>
             <w:r>
               <w:rPr>
                 <w:webHidden/>
+                <w:szCs w:val="28"/>
               </w:rPr>
               <w:fldChar w:fldCharType="begin"/>
             </w:r>
             <w:r>
               <w:rPr>
                 <w:webHidden/>
+                <w:szCs w:val="28"/>
               </w:rPr>
               <w:instrText xml:space="preserve"> PAGEREF _Toc210125605 \h </w:instrText>
             </w:r>
             <w:r>
               <w:rPr>
                 <w:webHidden/>
+                <w:szCs w:val="28"/>
               </w:rPr>
             </w:r>
             <w:r>
               <w:rPr>
                 <w:webHidden/>
+                <w:szCs w:val="28"/>
               </w:rPr>
               <w:fldChar w:fldCharType="separate"/>
             </w:r>
             <w:r>
               <w:rPr>
                 <w:webHidden/>
+                <w:szCs w:val="28"/>
               </w:rPr>
               <w:t>31</w:t>
             </w:r>
             <w:r>
               <w:rPr>
                 <w:webHidden/>
+                <w:szCs w:val="28"/>
               </w:rPr>
               <w:fldChar w:fldCharType="end"/>
             </w:r>
@@ -1384,7 +1473,7 @@
               <w:rFonts w:eastAsiaTheme="minorEastAsia"/>
               <w:noProof/>
               <w:kern w:val="0"/>
-              <w:sz w:val="22"/>
+              <w:szCs w:val="28"/>
               <w:lang w:eastAsia="es-CO"/>
               <w14:ligatures w14:val="none"/>
             </w:rPr>
@@ -1394,6 +1483,7 @@
               <w:rPr>
                 <w:rStyle w:val="Hipervnculo"/>
                 <w:noProof/>
+                <w:szCs w:val="28"/>
               </w:rPr>
               <w:t>Síntesis</w:t>
             </w:r>
@@ -1401,6 +1491,7 @@
               <w:rPr>
                 <w:noProof/>
                 <w:webHidden/>
+                <w:szCs w:val="28"/>
               </w:rPr>
               <w:tab/>
             </w:r>
@@ -1408,6 +1499,7 @@
               <w:rPr>
                 <w:noProof/>
                 <w:webHidden/>
+                <w:szCs w:val="28"/>
               </w:rPr>
               <w:fldChar w:fldCharType="begin"/>
             </w:r>
@@ -1415,6 +1507,7 @@
               <w:rPr>
                 <w:noProof/>
                 <w:webHidden/>
+                <w:szCs w:val="28"/>
               </w:rPr>
               <w:instrText xml:space="preserve"> PAGEREF _Toc210125606 \h </w:instrText>
             </w:r>
@@ -1422,12 +1515,14 @@
               <w:rPr>
                 <w:noProof/>
                 <w:webHidden/>
+                <w:szCs w:val="28"/>
               </w:rPr>
             </w:r>
             <w:r>
               <w:rPr>
                 <w:noProof/>
                 <w:webHidden/>
+                <w:szCs w:val="28"/>
               </w:rPr>
               <w:fldChar w:fldCharType="separate"/>
             </w:r>
@@ -1435,6 +1530,7 @@
               <w:rPr>
                 <w:noProof/>
                 <w:webHidden/>
+                <w:szCs w:val="28"/>
               </w:rPr>
               <w:t>38</w:t>
             </w:r>
@@ -1442,6 +1538,7 @@
               <w:rPr>
                 <w:noProof/>
                 <w:webHidden/>
+                <w:szCs w:val="28"/>
               </w:rPr>
               <w:fldChar w:fldCharType="end"/>
             </w:r>
@@ -1454,7 +1551,7 @@
               <w:rFonts w:eastAsiaTheme="minorEastAsia"/>
               <w:noProof/>
               <w:kern w:val="0"/>
-              <w:sz w:val="22"/>
+              <w:szCs w:val="28"/>
               <w:lang w:eastAsia="es-CO"/>
               <w14:ligatures w14:val="none"/>
             </w:rPr>
@@ -1464,6 +1561,7 @@
               <w:rPr>
                 <w:rStyle w:val="Hipervnculo"/>
                 <w:noProof/>
+                <w:szCs w:val="28"/>
               </w:rPr>
               <w:t>Material complementario</w:t>
             </w:r>
@@ -1471,6 +1569,7 @@
               <w:rPr>
                 <w:noProof/>
                 <w:webHidden/>
+                <w:szCs w:val="28"/>
               </w:rPr>
               <w:tab/>
             </w:r>
@@ -1478,6 +1577,7 @@
               <w:rPr>
                 <w:noProof/>
                 <w:webHidden/>
+                <w:szCs w:val="28"/>
               </w:rPr>
               <w:fldChar w:fldCharType="begin"/>
             </w:r>
@@ -1485,6 +1585,7 @@
               <w:rPr>
                 <w:noProof/>
                 <w:webHidden/>
+                <w:szCs w:val="28"/>
               </w:rPr>
               <w:instrText xml:space="preserve"> PAGEREF _Toc210125607 \h </w:instrText>
             </w:r>
@@ -1492,12 +1593,14 @@
               <w:rPr>
                 <w:noProof/>
                 <w:webHidden/>
+                <w:szCs w:val="28"/>
               </w:rPr>
             </w:r>
             <w:r>
               <w:rPr>
                 <w:noProof/>
                 <w:webHidden/>
+                <w:szCs w:val="28"/>
               </w:rPr>
               <w:fldChar w:fldCharType="separate"/>
             </w:r>
@@ -1505,6 +1608,7 @@
               <w:rPr>
                 <w:noProof/>
                 <w:webHidden/>
+                <w:szCs w:val="28"/>
               </w:rPr>
               <w:t>39</w:t>
             </w:r>
@@ -1512,6 +1616,7 @@
               <w:rPr>
                 <w:noProof/>
                 <w:webHidden/>
+                <w:szCs w:val="28"/>
               </w:rPr>
               <w:fldChar w:fldCharType="end"/>
             </w:r>
@@ -1524,7 +1629,7 @@
               <w:rFonts w:eastAsiaTheme="minorEastAsia"/>
               <w:noProof/>
               <w:kern w:val="0"/>
-              <w:sz w:val="22"/>
+              <w:szCs w:val="28"/>
               <w:lang w:eastAsia="es-CO"/>
               <w14:ligatures w14:val="none"/>
             </w:rPr>
@@ -1534,6 +1639,7 @@
               <w:rPr>
                 <w:rStyle w:val="Hipervnculo"/>
                 <w:noProof/>
+                <w:szCs w:val="28"/>
               </w:rPr>
               <w:t>Glosario</w:t>
             </w:r>
@@ -1541,6 +1647,7 @@
               <w:rPr>
                 <w:noProof/>
                 <w:webHidden/>
+                <w:szCs w:val="28"/>
               </w:rPr>
               <w:tab/>
             </w:r>
@@ -1548,6 +1655,7 @@
               <w:rPr>
                 <w:noProof/>
                 <w:webHidden/>
+                <w:szCs w:val="28"/>
               </w:rPr>
               <w:fldChar w:fldCharType="begin"/>
             </w:r>
@@ -1555,6 +1663,7 @@
               <w:rPr>
                 <w:noProof/>
                 <w:webHidden/>
+                <w:szCs w:val="28"/>
               </w:rPr>
               <w:instrText xml:space="preserve"> PAGEREF _Toc210125608 \h </w:instrText>
             </w:r>
@@ -1562,12 +1671,14 @@
               <w:rPr>
                 <w:noProof/>
                 <w:webHidden/>
+                <w:szCs w:val="28"/>
               </w:rPr>
             </w:r>
             <w:r>
               <w:rPr>
                 <w:noProof/>
                 <w:webHidden/>
+                <w:szCs w:val="28"/>
               </w:rPr>
               <w:fldChar w:fldCharType="separate"/>
             </w:r>
@@ -1575,6 +1686,7 @@
               <w:rPr>
                 <w:noProof/>
                 <w:webHidden/>
+                <w:szCs w:val="28"/>
               </w:rPr>
               <w:t>40</w:t>
             </w:r>
@@ -1582,6 +1694,7 @@
               <w:rPr>
                 <w:noProof/>
                 <w:webHidden/>
+                <w:szCs w:val="28"/>
               </w:rPr>
               <w:fldChar w:fldCharType="end"/>
             </w:r>
@@ -1594,7 +1707,7 @@
               <w:rFonts w:eastAsiaTheme="minorEastAsia"/>
               <w:noProof/>
               <w:kern w:val="0"/>
-              <w:sz w:val="22"/>
+              <w:szCs w:val="28"/>
               <w:lang w:eastAsia="es-CO"/>
               <w14:ligatures w14:val="none"/>
             </w:rPr>
@@ -1604,6 +1717,7 @@
               <w:rPr>
                 <w:rStyle w:val="Hipervnculo"/>
                 <w:noProof/>
+                <w:szCs w:val="28"/>
                 <w:bdr w:val="none" w:sz="0" w:space="0" w:color="auto" w:frame="1"/>
               </w:rPr>
               <w:t>Referencias bibliográficas</w:t>
@@ -1612,6 +1726,7 @@
               <w:rPr>
                 <w:noProof/>
                 <w:webHidden/>
+                <w:szCs w:val="28"/>
               </w:rPr>
               <w:tab/>
             </w:r>
@@ -1619,6 +1734,7 @@
               <w:rPr>
                 <w:noProof/>
                 <w:webHidden/>
+                <w:szCs w:val="28"/>
               </w:rPr>
               <w:fldChar w:fldCharType="begin"/>
             </w:r>
@@ -1626,6 +1742,7 @@
               <w:rPr>
                 <w:noProof/>
                 <w:webHidden/>
+                <w:szCs w:val="28"/>
               </w:rPr>
               <w:instrText xml:space="preserve"> PAGEREF _Toc210125609 \h </w:instrText>
             </w:r>
@@ -1633,12 +1750,14 @@
               <w:rPr>
                 <w:noProof/>
                 <w:webHidden/>
+                <w:szCs w:val="28"/>
               </w:rPr>
             </w:r>
             <w:r>
               <w:rPr>
                 <w:noProof/>
                 <w:webHidden/>
+                <w:szCs w:val="28"/>
               </w:rPr>
               <w:fldChar w:fldCharType="separate"/>
             </w:r>
@@ -1646,6 +1765,7 @@
               <w:rPr>
                 <w:noProof/>
                 <w:webHidden/>
+                <w:szCs w:val="28"/>
               </w:rPr>
               <w:t>42</w:t>
             </w:r>
@@ -1653,6 +1773,7 @@
               <w:rPr>
                 <w:noProof/>
                 <w:webHidden/>
+                <w:szCs w:val="28"/>
               </w:rPr>
               <w:fldChar w:fldCharType="end"/>
             </w:r>
@@ -1675,6 +1796,7 @@
               <w:rPr>
                 <w:rStyle w:val="Hipervnculo"/>
                 <w:noProof/>
+                <w:szCs w:val="28"/>
               </w:rPr>
               <w:t>Créditos</w:t>
             </w:r>
@@ -1682,6 +1804,7 @@
               <w:rPr>
                 <w:noProof/>
                 <w:webHidden/>
+                <w:szCs w:val="28"/>
               </w:rPr>
               <w:tab/>
             </w:r>
@@ -1689,6 +1812,7 @@
               <w:rPr>
                 <w:noProof/>
                 <w:webHidden/>
+                <w:szCs w:val="28"/>
               </w:rPr>
               <w:fldChar w:fldCharType="begin"/>
             </w:r>
@@ -1696,6 +1820,7 @@
               <w:rPr>
                 <w:noProof/>
                 <w:webHidden/>
+                <w:szCs w:val="28"/>
               </w:rPr>
               <w:instrText xml:space="preserve"> PAGEREF _Toc210125610 \h </w:instrText>
             </w:r>
@@ -1703,12 +1828,14 @@
               <w:rPr>
                 <w:noProof/>
                 <w:webHidden/>
+                <w:szCs w:val="28"/>
               </w:rPr>
             </w:r>
             <w:r>
               <w:rPr>
                 <w:noProof/>
                 <w:webHidden/>
+                <w:szCs w:val="28"/>
               </w:rPr>
               <w:fldChar w:fldCharType="separate"/>
             </w:r>
@@ -1716,6 +1843,7 @@
               <w:rPr>
                 <w:noProof/>
                 <w:webHidden/>
+                <w:szCs w:val="28"/>
               </w:rPr>
               <w:t>43</w:t>
             </w:r>
@@ -1723,6 +1851,7 @@
               <w:rPr>
                 <w:noProof/>
                 <w:webHidden/>
+                <w:szCs w:val="28"/>
               </w:rPr>
               <w:fldChar w:fldCharType="end"/>
             </w:r>
@@ -2004,21 +2133,7 @@
                 <w:lang w:val="es-419" w:eastAsia="es-CO"/>
               </w:rPr>
               <w:lastRenderedPageBreak/>
-              <w:t xml:space="preserve">priorizar y controlar mejor su dinero. El manejo inteligente de los ingresos incluye crear un presupuesto, destinar una parte al ahorro y prever emergencias, porque no importa cuánto gana, sino cómo lo administra. Una compra consciente empieza diferenciando lo necesario de lo deseado, preguntándose si realmente lo necesita o si es un impulso momentáneo, ya que reflexionar antes de gastar puede evitar muchos errores. Algunos gastos, como </w:t>
-            </w:r>
-            <w:proofErr w:type="gramStart"/>
-            <w:r>
-              <w:rPr>
-                <w:lang w:val="es-419" w:eastAsia="es-CO"/>
-              </w:rPr>
-              <w:t>los hormiga</w:t>
-            </w:r>
-            <w:proofErr w:type="gramEnd"/>
-            <w:r>
-              <w:rPr>
-                <w:lang w:val="es-419" w:eastAsia="es-CO"/>
-              </w:rPr>
-              <w:t xml:space="preserve"> o los emocionales, suelen pasar desapercibidos, pero afectan directamente su bolsillo. Controlarlos no significa vivir restringido, sino gastar con propósito. Elaborar un plan de gastos mensual, priorizar lo esencial, eliminar lo innecesario y comparar precios son prácticas clave para comprar con inteligencia y no con emociones. Recuerde que su presupuesto debe convertirse en su mejor aliado, pues su libertad financiera no depende únicamente de cuánto gana, sino de cómo elige gastar. Educarse financieramente es una decisión sabia: empiece hoy, controle su dinero y transforme su futuro.</w:t>
+              <w:t>priorizar y controlar mejor su dinero. El manejo inteligente de los ingresos incluye crear un presupuesto, destinar una parte al ahorro y prever emergencias, porque no importa cuánto gana, sino cómo lo administra. Una compra consciente empieza diferenciando lo necesario de lo deseado, preguntándose si realmente lo necesita o si es un impulso momentáneo, ya que reflexionar antes de gastar puede evitar muchos errores. Algunos gastos, como los hormiga o los emocionales, suelen pasar desapercibidos, pero afectan directamente su bolsillo. Controlarlos no significa vivir restringido, sino gastar con propósito. Elaborar un plan de gastos mensual, priorizar lo esencial, eliminar lo innecesario y comparar precios son prácticas clave para comprar con inteligencia y no con emociones. Recuerde que su presupuesto debe convertirse en su mejor aliado, pues su libertad financiera no depende únicamente de cuánto gana, sino de cómo elige gastar. Educarse financieramente es una decisión sabia: empiece hoy, controle su dinero y transforme su futuro.</w:t>
             </w:r>
           </w:p>
         </w:tc>
@@ -2878,9 +2993,6 @@
         <w:t>, y creadores de contenido digital (YouTube, TikTok, </w:t>
       </w:r>
       <w:r>
-        <w:rPr>
-          <w:rStyle w:val="Extranjerismo"/>
-        </w:rPr>
         <w:t>blogs</w:t>
       </w:r>
       <w:r>
@@ -4956,77 +5068,6 @@
           <w:t>Enlace web</w:t>
         </w:r>
       </w:hyperlink>
-      <w:r>
-        <w:rPr>
-          <w:noProof/>
-        </w:rPr>
-        <mc:AlternateContent>
-          <mc:Choice Requires="wps">
-            <w:drawing>
-              <wp:inline distT="0" distB="0" distL="0" distR="0" wp14:anchorId="298CFFF7" wp14:editId="1026C171">
-                <wp:extent cx="300355" cy="300355"/>
-                <wp:effectExtent l="0" t="0" r="0" b="0"/>
-                <wp:docPr id="2" name="Rectángulo 2"/>
-                <wp:cNvGraphicFramePr>
-                  <a:graphicFrameLocks xmlns:a="http://schemas.openxmlformats.org/drawingml/2006/main" noChangeAspect="1"/>
-                </wp:cNvGraphicFramePr>
-                <a:graphic xmlns:a="http://schemas.openxmlformats.org/drawingml/2006/main">
-                  <a:graphicData uri="http://schemas.microsoft.com/office/word/2010/wordprocessingShape">
-                    <wps:wsp>
-                      <wps:cNvSpPr>
-                        <a:spLocks noChangeAspect="1" noChangeArrowheads="1"/>
-                      </wps:cNvSpPr>
-                      <wps:spPr bwMode="auto">
-                        <a:xfrm>
-                          <a:off x="0" y="0"/>
-                          <a:ext cx="300355" cy="300355"/>
-                        </a:xfrm>
-                        <a:prstGeom prst="rect">
-                          <a:avLst/>
-                        </a:prstGeom>
-                        <a:noFill/>
-                        <a:ln>
-                          <a:noFill/>
-                        </a:ln>
-                        <a:extLst>
-                          <a:ext uri="{909E8E84-426E-40DD-AFC4-6F175D3DCCD1}">
-                            <a14:hiddenFill xmlns:a14="http://schemas.microsoft.com/office/drawing/2010/main">
-                              <a:solidFill>
-                                <a:srgbClr val="FFFFFF"/>
-                              </a:solidFill>
-                            </a14:hiddenFill>
-                          </a:ext>
-                          <a:ext uri="{91240B29-F687-4F45-9708-019B960494DF}">
-                            <a14:hiddenLine xmlns:a14="http://schemas.microsoft.com/office/drawing/2010/main" w="9525">
-                              <a:solidFill>
-                                <a:srgbClr val="000000"/>
-                              </a:solidFill>
-                              <a:miter lim="800000"/>
-                              <a:headEnd/>
-                              <a:tailEnd/>
-                            </a14:hiddenLine>
-                          </a:ext>
-                        </a:extLst>
-                      </wps:spPr>
-                      <wps:bodyPr rot="0" vert="horz" wrap="square" lIns="91440" tIns="45720" rIns="91440" bIns="45720" anchor="t" anchorCtr="0" upright="1">
-                        <a:noAutofit/>
-                      </wps:bodyPr>
-                    </wps:wsp>
-                  </a:graphicData>
-                </a:graphic>
-              </wp:inline>
-            </w:drawing>
-          </mc:Choice>
-          <mc:Fallback>
-            <w:pict>
-              <v:rect w14:anchorId="68F525E3" id="Rectángulo 2" o:spid="_x0000_s1026" style="width:23.65pt;height:23.65pt;visibility:visible;mso-wrap-style:square;mso-left-percent:-10001;mso-top-percent:-10001;mso-position-horizontal:absolute;mso-position-horizontal-relative:char;mso-position-vertical:absolute;mso-position-vertical-relative:line;mso-left-percent:-10001;mso-top-percent:-10001;v-text-anchor:top" o:gfxdata="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" filled="f" stroked="f">
-                <o:lock v:ext="edit" aspectratio="t"/>
-                <w10:anchorlock/>
-              </v:rect>
-            </w:pict>
-          </mc:Fallback>
-        </mc:AlternateContent>
-      </w:r>
     </w:p>
     <w:p>
       <w:pPr>
@@ -7330,7 +7371,7 @@
               <w:pStyle w:val="TextoTablas"/>
             </w:pPr>
             <w:r>
-              <w:t>Animadora y productora audiovisual</w:t>
+              <w:t>Animador y productora audiovisual</w:t>
             </w:r>
           </w:p>
         </w:tc>
@@ -7800,7 +7841,7 @@
         <v:path o:extrusionok="f" gradientshapeok="t" o:connecttype="rect"/>
         <o:lock v:ext="edit" aspectratio="t"/>
       </v:shapetype>
-      <v:shape id="_x0000_i1040" type="#_x0000_t75" style="width:9.95pt;height:9.95pt" o:bullet="t">
+      <v:shape id="_x0000_i1065" type="#_x0000_t75" style="width:9.65pt;height:9.65pt" o:bullet="t">
         <v:imagedata r:id="rId1" o:title="mso9D57"/>
       </v:shape>
     </w:pict>
@@ -11451,7 +11492,6 @@
   <w:style w:type="character" w:default="1" w:styleId="Fuentedeprrafopredeter">
     <w:name w:val="Default Paragraph Font"/>
     <w:uiPriority w:val="1"/>
-    <w:semiHidden/>
     <w:unhideWhenUsed/>
   </w:style>
   <w:style w:type="table" w:default="1" w:styleId="Tablanormal">
@@ -12859,7 +12899,7 @@
 </file>
 
 <file path=customXml/itemProps1.xml><?xml version="1.0" encoding="utf-8"?>
-<ds:datastoreItem xmlns:ds="http://schemas.openxmlformats.org/officeDocument/2006/customXml" ds:itemID="{1B192CCB-9619-47E6-8911-3C2CDDC2C7F7}"/>
+<ds:datastoreItem xmlns:ds="http://schemas.openxmlformats.org/officeDocument/2006/customXml" ds:itemID="{DCFC714C-2BE9-4490-BCE3-CD7A1F051185}"/>
 </file>
 
 <file path=customXml/itemProps2.xml><?xml version="1.0" encoding="utf-8"?>

--- a/fuentes/CF1_12310176_DU.docx
+++ b/fuentes/CF1_12310176_DU.docx
@@ -7371,7 +7371,13 @@
               <w:pStyle w:val="TextoTablas"/>
             </w:pPr>
             <w:r>
-              <w:t>Animador y productora audiovisual</w:t>
+              <w:t>Animador y productor</w:t>
+            </w:r>
+            <w:r>
+              <w:t xml:space="preserve"> </w:t>
+            </w:r>
+            <w:r>
+              <w:t>audiovisual</w:t>
             </w:r>
           </w:p>
         </w:tc>
@@ -7841,7 +7847,7 @@
         <v:path o:extrusionok="f" gradientshapeok="t" o:connecttype="rect"/>
         <o:lock v:ext="edit" aspectratio="t"/>
       </v:shapetype>
-      <v:shape id="_x0000_i1065" type="#_x0000_t75" style="width:9.65pt;height:9.65pt" o:bullet="t">
+      <v:shape id="_x0000_i1052" type="#_x0000_t75" style="width:9.65pt;height:9.65pt" o:bullet="t">
         <v:imagedata r:id="rId1" o:title="mso9D57"/>
       </v:shape>
     </w:pict>
@@ -11492,6 +11498,7 @@
   <w:style w:type="character" w:default="1" w:styleId="Fuentedeprrafopredeter">
     <w:name w:val="Default Paragraph Font"/>
     <w:uiPriority w:val="1"/>
+    <w:semiHidden/>
     <w:unhideWhenUsed/>
   </w:style>
   <w:style w:type="table" w:default="1" w:styleId="Tablanormal">
@@ -12680,6 +12687,15 @@
 </file>
 
 <file path=customXml/item1.xml><?xml version="1.0" encoding="utf-8"?>
+<?mso-contentType ?>
+<FormTemplates xmlns="http://schemas.microsoft.com/sharepoint/v3/contenttype/forms">
+  <Display>DocumentLibraryForm</Display>
+  <Edit>DocumentLibraryForm</Edit>
+  <New>DocumentLibraryForm</New>
+</FormTemplates>
+</file>
+
+<file path=customXml/item2.xml><?xml version="1.0" encoding="utf-8"?>
 <ct:contentTypeSchema xmlns:ct="http://schemas.microsoft.com/office/2006/metadata/contentType" xmlns:ma="http://schemas.microsoft.com/office/2006/metadata/properties/metaAttributes" ct:_="" ma:_="" ma:contentTypeName="Documento" ma:contentTypeID="0x0101005D7421CBAB376F47AC1876466873BE0C" ma:contentTypeVersion="11" ma:contentTypeDescription="Crear nuevo documento." ma:contentTypeScope="" ma:versionID="2b4f891a1a5ad88e3e621500c8553ae4">
   <xsd:schema xmlns:xsd="http://www.w3.org/2001/XMLSchema" xmlns:xs="http://www.w3.org/2001/XMLSchema" xmlns:p="http://schemas.microsoft.com/office/2006/metadata/properties" xmlns:ns2="55abea07-cd72-4a95-add0-1082a24cf9e9" xmlns:ns3="285d351f-f218-493a-825f-85a9dfbde315" targetNamespace="http://schemas.microsoft.com/office/2006/metadata/properties" ma:root="true" ma:fieldsID="4883b2e7c543eac85f1b7e21127c6f20" ns2:_="" ns3:_="">
     <xsd:import namespace="55abea07-cd72-4a95-add0-1082a24cf9e9"/>
@@ -12874,20 +12890,7 @@
 </ct:contentTypeSchema>
 </file>
 
-<file path=customXml/item2.xml><?xml version="1.0" encoding="utf-8"?>
-<?mso-contentType ?>
-<FormTemplates xmlns="http://schemas.microsoft.com/sharepoint/v3/contenttype/forms">
-  <Display>DocumentLibraryForm</Display>
-  <Edit>DocumentLibraryForm</Edit>
-  <New>DocumentLibraryForm</New>
-</FormTemplates>
-</file>
-
 <file path=customXml/item3.xml><?xml version="1.0" encoding="utf-8"?>
-<b:Sources xmlns:b="http://schemas.openxmlformats.org/officeDocument/2006/bibliography" xmlns="http://schemas.openxmlformats.org/officeDocument/2006/bibliography" SelectedStyle="\APASixthEditionOfficeOnline.xsl" StyleName="APA" Version="6"/>
-</file>
-
-<file path=customXml/item4.xml><?xml version="1.0" encoding="utf-8"?>
 <p:properties xmlns:p="http://schemas.microsoft.com/office/2006/metadata/properties" xmlns:xsi="http://www.w3.org/2001/XMLSchema-instance" xmlns:pc="http://schemas.microsoft.com/office/infopath/2007/PartnerControls">
   <documentManagement>
     <TaxCatchAll xmlns="285d351f-f218-493a-825f-85a9dfbde315" xsi:nil="true"/>
@@ -12898,11 +12901,11 @@
 </p:properties>
 </file>
 
-<file path=customXml/itemProps1.xml><?xml version="1.0" encoding="utf-8"?>
-<ds:datastoreItem xmlns:ds="http://schemas.openxmlformats.org/officeDocument/2006/customXml" ds:itemID="{DCFC714C-2BE9-4490-BCE3-CD7A1F051185}"/>
+<file path=customXml/item4.xml><?xml version="1.0" encoding="utf-8"?>
+<b:Sources xmlns:b="http://schemas.openxmlformats.org/officeDocument/2006/bibliography" xmlns="http://schemas.openxmlformats.org/officeDocument/2006/bibliography" SelectedStyle="\APASixthEditionOfficeOnline.xsl" StyleName="APA" Version="6"/>
 </file>
 
-<file path=customXml/itemProps2.xml><?xml version="1.0" encoding="utf-8"?>
+<file path=customXml/itemProps1.xml><?xml version="1.0" encoding="utf-8"?>
 <ds:datastoreItem xmlns:ds="http://schemas.openxmlformats.org/officeDocument/2006/customXml" ds:itemID="{D00A4A46-BDBD-48AC-87B9-2BA42D9CC06F}">
   <ds:schemaRefs>
     <ds:schemaRef ds:uri="http://schemas.microsoft.com/sharepoint/v3/contenttype/forms"/>
@@ -12910,15 +12913,11 @@
 </ds:datastoreItem>
 </file>
 
-<file path=customXml/itemProps3.xml><?xml version="1.0" encoding="utf-8"?>
-<ds:datastoreItem xmlns:ds="http://schemas.openxmlformats.org/officeDocument/2006/customXml" ds:itemID="{A9F2CEBA-C824-4C86-81A8-E32CBD0EB92D}">
-  <ds:schemaRefs>
-    <ds:schemaRef ds:uri="http://schemas.openxmlformats.org/officeDocument/2006/bibliography"/>
-  </ds:schemaRefs>
-</ds:datastoreItem>
+<file path=customXml/itemProps2.xml><?xml version="1.0" encoding="utf-8"?>
+<ds:datastoreItem xmlns:ds="http://schemas.openxmlformats.org/officeDocument/2006/customXml" ds:itemID="{F7ADB180-C904-4F72-9A98-F5BC59BECE84}"/>
 </file>
 
-<file path=customXml/itemProps4.xml><?xml version="1.0" encoding="utf-8"?>
+<file path=customXml/itemProps3.xml><?xml version="1.0" encoding="utf-8"?>
 <ds:datastoreItem xmlns:ds="http://schemas.openxmlformats.org/officeDocument/2006/customXml" ds:itemID="{26259216-AD86-464A-AEAD-95B1F9E17392}">
   <ds:schemaRefs>
     <ds:schemaRef ds:uri="http://schemas.microsoft.com/office/2006/metadata/properties"/>
@@ -12927,4 +12926,12 @@
     <ds:schemaRef ds:uri="43a3ca16-9c26-4813-b83f-4aec9927b43f"/>
   </ds:schemaRefs>
 </ds:datastoreItem>
+</file>
+
+<file path=customXml/itemProps4.xml><?xml version="1.0" encoding="utf-8"?>
+<ds:datastoreItem xmlns:ds="http://schemas.openxmlformats.org/officeDocument/2006/customXml" ds:itemID="{A9F2CEBA-C824-4C86-81A8-E32CBD0EB92D}">
+  <ds:schemaRefs>
+    <ds:schemaRef ds:uri="http://schemas.openxmlformats.org/officeDocument/2006/bibliography"/>
+  </ds:schemaRefs>
+</ds:datastoreItem>
 </file>